--- a/Progress/OpenEdge/OpenEdge Data Provider.docx
+++ b/Progress/OpenEdge/OpenEdge Data Provider.docx
@@ -80,7 +80,7 @@
               </wp:anchor>
             </w:drawing>
           </mc:Choice>
-          <mc:Fallback xmlns:oel="http://schemas.microsoft.com/office/2019/extlst" xmlns:w16cex="http://schemas.microsoft.com/office/word/2018/wordml/cex" xmlns:w16="http://schemas.microsoft.com/office/word/2018/wordml" xmlns:w16sdtdh="http://schemas.microsoft.com/office/word/2020/wordml/sdtdatahash">
+          <mc:Fallback xmlns:w16sdtdh="http://schemas.microsoft.com/office/word/2020/wordml/sdtdatahash" xmlns:w16="http://schemas.microsoft.com/office/word/2018/wordml" xmlns:w16cex="http://schemas.microsoft.com/office/word/2018/wordml/cex" xmlns:oel="http://schemas.microsoft.com/office/2019/extlst">
             <w:pict>
               <v:rect w14:anchorId="242BB697" id="Rectangle 30" o:spid="_x0000_s1026" style="position:absolute;margin-left:544.1pt;margin-top:0;width:595.3pt;height:841.9pt;z-index:-7944;visibility:visible;mso-wrap-style:square;mso-width-percent:0;mso-height-percent:0;mso-wrap-distance-left:9pt;mso-wrap-distance-top:0;mso-wrap-distance-right:9pt;mso-wrap-distance-bottom:0;mso-position-horizontal:right;mso-position-horizontal-relative:page;mso-position-vertical:top;mso-position-vertical-relative:margin;mso-width-percent:0;mso-height-percent:0;mso-width-relative:page;mso-height-relative:page;v-text-anchor:top" o:gfxdata="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" fillcolor="#6d6e71" stroked="f">
                 <w10:wrap anchorx="page" anchory="margin"/>
@@ -291,11 +291,19 @@
         </w:rPr>
         <w:fldChar w:fldCharType="separate"/>
       </w:r>
-      <w:r>
-        <w:rPr>
-          <w:lang w:val="en-US"/>
-        </w:rPr>
-        <w:t>OpenEdge Data Provider</w:t>
+      <w:proofErr w:type="spellStart"/>
+      <w:r>
+        <w:rPr>
+          <w:lang w:val="en-US"/>
+        </w:rPr>
+        <w:t>OpenEdge</w:t>
+      </w:r>
+      <w:proofErr w:type="spellEnd"/>
+      <w:r>
+        <w:rPr>
+          <w:lang w:val="en-US"/>
+        </w:rPr>
+        <w:t xml:space="preserve"> Data Provider</w:t>
       </w:r>
       <w:r>
         <w:rPr>
@@ -330,7 +338,27 @@
           <w:szCs w:val="32"/>
           <w:lang w:val="en-US"/>
         </w:rPr>
-        <w:t>Thomas Wurl, Taste IT Consulting</w:t>
+        <w:t xml:space="preserve">Thomas </w:t>
+      </w:r>
+      <w:proofErr w:type="spellStart"/>
+      <w:r>
+        <w:rPr>
+          <w:color w:val="FFFFFF" w:themeColor="background1"/>
+          <w:sz w:val="32"/>
+          <w:szCs w:val="32"/>
+          <w:lang w:val="en-US"/>
+        </w:rPr>
+        <w:t>Wurl</w:t>
+      </w:r>
+      <w:proofErr w:type="spellEnd"/>
+      <w:r>
+        <w:rPr>
+          <w:color w:val="FFFFFF" w:themeColor="background1"/>
+          <w:sz w:val="32"/>
+          <w:szCs w:val="32"/>
+          <w:lang w:val="en-US"/>
+        </w:rPr>
+        <w:t>, Taste IT Consulting</w:t>
       </w:r>
     </w:p>
     <w:p>
@@ -354,8 +382,13 @@
       <w:r>
         <w:fldChar w:fldCharType="separate"/>
       </w:r>
-      <w:r>
-        <w:t>combit List &amp; Label</w:t>
+      <w:proofErr w:type="spellStart"/>
+      <w:r>
+        <w:t>combit</w:t>
+      </w:r>
+      <w:proofErr w:type="spellEnd"/>
+      <w:r>
+        <w:t xml:space="preserve"> List &amp; Label</w:t>
       </w:r>
       <w:r>
         <w:fldChar w:fldCharType="end"/>
@@ -472,7 +505,7 @@
             </w:rPr>
             <w:fldChar w:fldCharType="separate"/>
           </w:r>
-          <w:hyperlink w:anchor="_Toc140591410" w:history="1">
+          <w:hyperlink w:anchor="_Toc202882442" w:history="1">
             <w:r>
               <w:rPr>
                 <w:rStyle w:val="Hyperlink"/>
@@ -500,7 +533,7 @@
                 <w:noProof/>
                 <w:webHidden/>
               </w:rPr>
-              <w:instrText xml:space="preserve"> PAGEREF _Toc140591410 \h </w:instrText>
+              <w:instrText xml:space="preserve"> PAGEREF _Toc202882442 \h </w:instrText>
             </w:r>
             <w:r>
               <w:rPr>
@@ -542,7 +575,7 @@
               <w:lang w:eastAsia="de-DE"/>
             </w:rPr>
           </w:pPr>
-          <w:hyperlink w:anchor="_Toc140591411" w:history="1">
+          <w:hyperlink w:anchor="_Toc202882443" w:history="1">
             <w:r>
               <w:rPr>
                 <w:rStyle w:val="Hyperlink"/>
@@ -570,7 +603,7 @@
                 <w:noProof/>
                 <w:webHidden/>
               </w:rPr>
-              <w:instrText xml:space="preserve"> PAGEREF _Toc140591411 \h </w:instrText>
+              <w:instrText xml:space="preserve"> PAGEREF _Toc202882443 \h </w:instrText>
             </w:r>
             <w:r>
               <w:rPr>
@@ -612,7 +645,7 @@
               <w:lang w:eastAsia="de-DE"/>
             </w:rPr>
           </w:pPr>
-          <w:hyperlink w:anchor="_Toc140591412" w:history="1">
+          <w:hyperlink w:anchor="_Toc202882444" w:history="1">
             <w:r>
               <w:rPr>
                 <w:rStyle w:val="Hyperlink"/>
@@ -640,7 +673,7 @@
                 <w:noProof/>
                 <w:webHidden/>
               </w:rPr>
-              <w:instrText xml:space="preserve"> PAGEREF _Toc140591412 \h </w:instrText>
+              <w:instrText xml:space="preserve"> PAGEREF _Toc202882444 \h </w:instrText>
             </w:r>
             <w:r>
               <w:rPr>
@@ -685,7 +718,7 @@
               <w:lang w:eastAsia="de-DE"/>
             </w:rPr>
           </w:pPr>
-          <w:hyperlink w:anchor="_Toc140591413" w:history="1">
+          <w:hyperlink w:anchor="_Toc202882445" w:history="1">
             <w:r>
               <w:rPr>
                 <w:rStyle w:val="Hyperlink"/>
@@ -712,7 +745,7 @@
                 <w:noProof/>
                 <w:webHidden/>
               </w:rPr>
-              <w:instrText xml:space="preserve"> PAGEREF _Toc140591413 \h </w:instrText>
+              <w:instrText xml:space="preserve"> PAGEREF _Toc202882445 \h </w:instrText>
             </w:r>
             <w:r>
               <w:rPr>
@@ -757,7 +790,7 @@
               <w:lang w:eastAsia="de-DE"/>
             </w:rPr>
           </w:pPr>
-          <w:hyperlink w:anchor="_Toc140591414" w:history="1">
+          <w:hyperlink w:anchor="_Toc202882446" w:history="1">
             <w:r>
               <w:rPr>
                 <w:rStyle w:val="Hyperlink"/>
@@ -784,7 +817,7 @@
                 <w:noProof/>
                 <w:webHidden/>
               </w:rPr>
-              <w:instrText xml:space="preserve"> PAGEREF _Toc140591414 \h </w:instrText>
+              <w:instrText xml:space="preserve"> PAGEREF _Toc202882446 \h </w:instrText>
             </w:r>
             <w:r>
               <w:rPr>
@@ -829,7 +862,7 @@
               <w:lang w:eastAsia="de-DE"/>
             </w:rPr>
           </w:pPr>
-          <w:hyperlink w:anchor="_Toc140591415" w:history="1">
+          <w:hyperlink w:anchor="_Toc202882447" w:history="1">
             <w:r>
               <w:rPr>
                 <w:rStyle w:val="Hyperlink"/>
@@ -856,7 +889,7 @@
                 <w:noProof/>
                 <w:webHidden/>
               </w:rPr>
-              <w:instrText xml:space="preserve"> PAGEREF _Toc140591415 \h </w:instrText>
+              <w:instrText xml:space="preserve"> PAGEREF _Toc202882447 \h </w:instrText>
             </w:r>
             <w:r>
               <w:rPr>
@@ -901,7 +934,7 @@
               <w:lang w:eastAsia="de-DE"/>
             </w:rPr>
           </w:pPr>
-          <w:hyperlink w:anchor="_Toc140591416" w:history="1">
+          <w:hyperlink w:anchor="_Toc202882448" w:history="1">
             <w:r>
               <w:rPr>
                 <w:rStyle w:val="Hyperlink"/>
@@ -928,7 +961,7 @@
                 <w:noProof/>
                 <w:webHidden/>
               </w:rPr>
-              <w:instrText xml:space="preserve"> PAGEREF _Toc140591416 \h </w:instrText>
+              <w:instrText xml:space="preserve"> PAGEREF _Toc202882448 \h </w:instrText>
             </w:r>
             <w:r>
               <w:rPr>
@@ -973,7 +1006,7 @@
               <w:lang w:eastAsia="de-DE"/>
             </w:rPr>
           </w:pPr>
-          <w:hyperlink w:anchor="_Toc140591417" w:history="1">
+          <w:hyperlink w:anchor="_Toc202882449" w:history="1">
             <w:r>
               <w:rPr>
                 <w:rStyle w:val="Hyperlink"/>
@@ -1000,7 +1033,7 @@
                 <w:noProof/>
                 <w:webHidden/>
               </w:rPr>
-              <w:instrText xml:space="preserve"> PAGEREF _Toc140591417 \h </w:instrText>
+              <w:instrText xml:space="preserve"> PAGEREF _Toc202882449 \h </w:instrText>
             </w:r>
             <w:r>
               <w:rPr>
@@ -1045,7 +1078,7 @@
               <w:lang w:eastAsia="de-DE"/>
             </w:rPr>
           </w:pPr>
-          <w:hyperlink w:anchor="_Toc140591418" w:history="1">
+          <w:hyperlink w:anchor="_Toc202882450" w:history="1">
             <w:r>
               <w:rPr>
                 <w:rStyle w:val="Hyperlink"/>
@@ -1072,7 +1105,7 @@
                 <w:noProof/>
                 <w:webHidden/>
               </w:rPr>
-              <w:instrText xml:space="preserve"> PAGEREF _Toc140591418 \h </w:instrText>
+              <w:instrText xml:space="preserve"> PAGEREF _Toc202882450 \h </w:instrText>
             </w:r>
             <w:r>
               <w:rPr>
@@ -1117,7 +1150,7 @@
               <w:lang w:eastAsia="de-DE"/>
             </w:rPr>
           </w:pPr>
-          <w:hyperlink w:anchor="_Toc140591419" w:history="1">
+          <w:hyperlink w:anchor="_Toc202882451" w:history="1">
             <w:r>
               <w:rPr>
                 <w:rStyle w:val="Hyperlink"/>
@@ -1144,7 +1177,7 @@
                 <w:noProof/>
                 <w:webHidden/>
               </w:rPr>
-              <w:instrText xml:space="preserve"> PAGEREF _Toc140591419 \h </w:instrText>
+              <w:instrText xml:space="preserve"> PAGEREF _Toc202882451 \h </w:instrText>
             </w:r>
             <w:r>
               <w:rPr>
@@ -1164,7 +1197,7 @@
                 <w:noProof/>
                 <w:webHidden/>
               </w:rPr>
-              <w:t>15</w:t>
+              <w:t>14</w:t>
             </w:r>
             <w:r>
               <w:rPr>
@@ -1189,7 +1222,7 @@
               <w:lang w:eastAsia="de-DE"/>
             </w:rPr>
           </w:pPr>
-          <w:hyperlink w:anchor="_Toc140591420" w:history="1">
+          <w:hyperlink w:anchor="_Toc202882452" w:history="1">
             <w:r>
               <w:rPr>
                 <w:rStyle w:val="Hyperlink"/>
@@ -1216,7 +1249,7 @@
                 <w:noProof/>
                 <w:webHidden/>
               </w:rPr>
-              <w:instrText xml:space="preserve"> PAGEREF _Toc140591420 \h </w:instrText>
+              <w:instrText xml:space="preserve"> PAGEREF _Toc202882452 \h </w:instrText>
             </w:r>
             <w:r>
               <w:rPr>
@@ -1261,7 +1294,7 @@
               <w:lang w:eastAsia="de-DE"/>
             </w:rPr>
           </w:pPr>
-          <w:hyperlink w:anchor="_Toc140591421" w:history="1">
+          <w:hyperlink w:anchor="_Toc202882453" w:history="1">
             <w:r>
               <w:rPr>
                 <w:rStyle w:val="Hyperlink"/>
@@ -1288,7 +1321,7 @@
                 <w:noProof/>
                 <w:webHidden/>
               </w:rPr>
-              <w:instrText xml:space="preserve"> PAGEREF _Toc140591421 \h </w:instrText>
+              <w:instrText xml:space="preserve"> PAGEREF _Toc202882453 \h </w:instrText>
             </w:r>
             <w:r>
               <w:rPr>
@@ -1333,7 +1366,7 @@
               <w:lang w:eastAsia="de-DE"/>
             </w:rPr>
           </w:pPr>
-          <w:hyperlink w:anchor="_Toc140591422" w:history="1">
+          <w:hyperlink w:anchor="_Toc202882454" w:history="1">
             <w:r>
               <w:rPr>
                 <w:rStyle w:val="Hyperlink"/>
@@ -1360,7 +1393,7 @@
                 <w:noProof/>
                 <w:webHidden/>
               </w:rPr>
-              <w:instrText xml:space="preserve"> PAGEREF _Toc140591422 \h </w:instrText>
+              <w:instrText xml:space="preserve"> PAGEREF _Toc202882454 \h </w:instrText>
             </w:r>
             <w:r>
               <w:rPr>
@@ -1405,7 +1438,7 @@
               <w:lang w:eastAsia="de-DE"/>
             </w:rPr>
           </w:pPr>
-          <w:hyperlink w:anchor="_Toc140591423" w:history="1">
+          <w:hyperlink w:anchor="_Toc202882455" w:history="1">
             <w:r>
               <w:rPr>
                 <w:rStyle w:val="Hyperlink"/>
@@ -1432,7 +1465,7 @@
                 <w:noProof/>
                 <w:webHidden/>
               </w:rPr>
-              <w:instrText xml:space="preserve"> PAGEREF _Toc140591423 \h </w:instrText>
+              <w:instrText xml:space="preserve"> PAGEREF _Toc202882455 \h </w:instrText>
             </w:r>
             <w:r>
               <w:rPr>
@@ -1474,7 +1507,7 @@
               <w:lang w:eastAsia="de-DE"/>
             </w:rPr>
           </w:pPr>
-          <w:hyperlink w:anchor="_Toc140591424" w:history="1">
+          <w:hyperlink w:anchor="_Toc202882456" w:history="1">
             <w:r>
               <w:rPr>
                 <w:rStyle w:val="Hyperlink"/>
@@ -1502,7 +1535,7 @@
                 <w:noProof/>
                 <w:webHidden/>
               </w:rPr>
-              <w:instrText xml:space="preserve"> PAGEREF _Toc140591424 \h </w:instrText>
+              <w:instrText xml:space="preserve"> PAGEREF _Toc202882456 \h </w:instrText>
             </w:r>
             <w:r>
               <w:rPr>
@@ -1547,7 +1580,7 @@
               <w:lang w:eastAsia="de-DE"/>
             </w:rPr>
           </w:pPr>
-          <w:hyperlink w:anchor="_Toc140591425" w:history="1">
+          <w:hyperlink w:anchor="_Toc202882457" w:history="1">
             <w:r>
               <w:rPr>
                 <w:rStyle w:val="Hyperlink"/>
@@ -1574,7 +1607,7 @@
                 <w:noProof/>
                 <w:webHidden/>
               </w:rPr>
-              <w:instrText xml:space="preserve"> PAGEREF _Toc140591425 \h </w:instrText>
+              <w:instrText xml:space="preserve"> PAGEREF _Toc202882457 \h </w:instrText>
             </w:r>
             <w:r>
               <w:rPr>
@@ -1619,7 +1652,7 @@
               <w:lang w:eastAsia="de-DE"/>
             </w:rPr>
           </w:pPr>
-          <w:hyperlink w:anchor="_Toc140591426" w:history="1">
+          <w:hyperlink w:anchor="_Toc202882458" w:history="1">
             <w:r>
               <w:rPr>
                 <w:rStyle w:val="Hyperlink"/>
@@ -1646,7 +1679,7 @@
                 <w:noProof/>
                 <w:webHidden/>
               </w:rPr>
-              <w:instrText xml:space="preserve"> PAGEREF _Toc140591426 \h </w:instrText>
+              <w:instrText xml:space="preserve"> PAGEREF _Toc202882458 \h </w:instrText>
             </w:r>
             <w:r>
               <w:rPr>
@@ -1691,7 +1724,7 @@
               <w:lang w:eastAsia="de-DE"/>
             </w:rPr>
           </w:pPr>
-          <w:hyperlink w:anchor="_Toc140591427" w:history="1">
+          <w:hyperlink w:anchor="_Toc202882459" w:history="1">
             <w:r>
               <w:rPr>
                 <w:rStyle w:val="Hyperlink"/>
@@ -1718,7 +1751,7 @@
                 <w:noProof/>
                 <w:webHidden/>
               </w:rPr>
-              <w:instrText xml:space="preserve"> PAGEREF _Toc140591427 \h </w:instrText>
+              <w:instrText xml:space="preserve"> PAGEREF _Toc202882459 \h </w:instrText>
             </w:r>
             <w:r>
               <w:rPr>
@@ -1763,7 +1796,7 @@
               <w:lang w:eastAsia="de-DE"/>
             </w:rPr>
           </w:pPr>
-          <w:hyperlink w:anchor="_Toc140591428" w:history="1">
+          <w:hyperlink w:anchor="_Toc202882460" w:history="1">
             <w:r>
               <w:rPr>
                 <w:rStyle w:val="Hyperlink"/>
@@ -1790,7 +1823,7 @@
                 <w:noProof/>
                 <w:webHidden/>
               </w:rPr>
-              <w:instrText xml:space="preserve"> PAGEREF _Toc140591428 \h </w:instrText>
+              <w:instrText xml:space="preserve"> PAGEREF _Toc202882460 \h </w:instrText>
             </w:r>
             <w:r>
               <w:rPr>
@@ -1835,7 +1868,7 @@
               <w:lang w:eastAsia="de-DE"/>
             </w:rPr>
           </w:pPr>
-          <w:hyperlink w:anchor="_Toc140591429" w:history="1">
+          <w:hyperlink w:anchor="_Toc202882461" w:history="1">
             <w:r>
               <w:rPr>
                 <w:rStyle w:val="Hyperlink"/>
@@ -1862,7 +1895,7 @@
                 <w:noProof/>
                 <w:webHidden/>
               </w:rPr>
-              <w:instrText xml:space="preserve"> PAGEREF _Toc140591429 \h </w:instrText>
+              <w:instrText xml:space="preserve"> PAGEREF _Toc202882461 \h </w:instrText>
             </w:r>
             <w:r>
               <w:rPr>
@@ -1907,7 +1940,7 @@
               <w:lang w:eastAsia="de-DE"/>
             </w:rPr>
           </w:pPr>
-          <w:hyperlink w:anchor="_Toc140591430" w:history="1">
+          <w:hyperlink w:anchor="_Toc202882462" w:history="1">
             <w:r>
               <w:rPr>
                 <w:rStyle w:val="Hyperlink"/>
@@ -1934,7 +1967,7 @@
                 <w:noProof/>
                 <w:webHidden/>
               </w:rPr>
-              <w:instrText xml:space="preserve"> PAGEREF _Toc140591430 \h </w:instrText>
+              <w:instrText xml:space="preserve"> PAGEREF _Toc202882462 \h </w:instrText>
             </w:r>
             <w:r>
               <w:rPr>
@@ -1976,7 +2009,7 @@
               <w:lang w:eastAsia="de-DE"/>
             </w:rPr>
           </w:pPr>
-          <w:hyperlink w:anchor="_Toc140591431" w:history="1">
+          <w:hyperlink w:anchor="_Toc202882463" w:history="1">
             <w:r>
               <w:rPr>
                 <w:rStyle w:val="Hyperlink"/>
@@ -2004,7 +2037,7 @@
                 <w:noProof/>
                 <w:webHidden/>
               </w:rPr>
-              <w:instrText xml:space="preserve"> PAGEREF _Toc140591431 \h </w:instrText>
+              <w:instrText xml:space="preserve"> PAGEREF _Toc202882463 \h </w:instrText>
             </w:r>
             <w:r>
               <w:rPr>
@@ -2092,7 +2125,7 @@
         </w:rPr>
       </w:pPr>
       <w:bookmarkStart w:id="1" w:name="_Toc138950032"/>
-      <w:bookmarkStart w:id="2" w:name="_Toc140591410"/>
+      <w:bookmarkStart w:id="2" w:name="_Toc202882442"/>
       <w:r>
         <w:rPr>
           <w:lang w:val="en-US"/>
@@ -2116,7 +2149,49 @@
         <w:rPr>
           <w:lang w:val="en-US"/>
         </w:rPr>
-        <w:t xml:space="preserve">The OpenEdge data provider for List &amp; Label is written in .NET C#. The communciation between List &amp; Label and OpenEdge is done via JSON. </w:t>
+        <w:t xml:space="preserve">The </w:t>
+      </w:r>
+      <w:proofErr w:type="spellStart"/>
+      <w:r>
+        <w:rPr>
+          <w:lang w:val="en-US"/>
+        </w:rPr>
+        <w:t>OpenEdge</w:t>
+      </w:r>
+      <w:proofErr w:type="spellEnd"/>
+      <w:r>
+        <w:rPr>
+          <w:lang w:val="en-US"/>
+        </w:rPr>
+        <w:t xml:space="preserve"> data provider for List &amp; Label is written in .NET C#. The </w:t>
+      </w:r>
+      <w:proofErr w:type="spellStart"/>
+      <w:r>
+        <w:rPr>
+          <w:lang w:val="en-US"/>
+        </w:rPr>
+        <w:t>communciation</w:t>
+      </w:r>
+      <w:proofErr w:type="spellEnd"/>
+      <w:r>
+        <w:rPr>
+          <w:lang w:val="en-US"/>
+        </w:rPr>
+        <w:t xml:space="preserve"> between List &amp; Label and </w:t>
+      </w:r>
+      <w:proofErr w:type="spellStart"/>
+      <w:r>
+        <w:rPr>
+          <w:lang w:val="en-US"/>
+        </w:rPr>
+        <w:t>OpenEdge</w:t>
+      </w:r>
+      <w:proofErr w:type="spellEnd"/>
+      <w:r>
+        <w:rPr>
+          <w:lang w:val="en-US"/>
+        </w:rPr>
+        <w:t xml:space="preserve"> is done via JSON. </w:t>
       </w:r>
     </w:p>
     <w:p>
@@ -2211,7 +2286,7 @@
         </w:rPr>
       </w:pPr>
       <w:bookmarkStart w:id="3" w:name="_Toc138950033"/>
-      <w:bookmarkStart w:id="4" w:name="_Toc140591411"/>
+      <w:bookmarkStart w:id="4" w:name="_Toc202882443"/>
       <w:r>
         <w:rPr>
           <w:lang w:val="en-US"/>
@@ -2350,7 +2425,35 @@
         <w:rPr>
           <w:lang w:val="en-US"/>
         </w:rPr>
-        <w:t>The interface IServiceAdapter is defined in the data provider and needs to be implemented either in .NET (.NET Application) or in ABL (ABL Application). Being able to use .NET on the client side also enables the use of combit Report Server or List &amp; Label web reporting based on ASP.</w:t>
+        <w:t xml:space="preserve">The interface </w:t>
+      </w:r>
+      <w:proofErr w:type="spellStart"/>
+      <w:r>
+        <w:rPr>
+          <w:lang w:val="en-US"/>
+        </w:rPr>
+        <w:t>IServiceAdapter</w:t>
+      </w:r>
+      <w:proofErr w:type="spellEnd"/>
+      <w:r>
+        <w:rPr>
+          <w:lang w:val="en-US"/>
+        </w:rPr>
+        <w:t xml:space="preserve"> is defined in the data provider and needs to be implemented either in .NET (.NET Application) or in ABL (ABL Application). Being able to use .NET on the client side also enables the use of </w:t>
+      </w:r>
+      <w:proofErr w:type="spellStart"/>
+      <w:r>
+        <w:rPr>
+          <w:lang w:val="en-US"/>
+        </w:rPr>
+        <w:t>combit</w:t>
+      </w:r>
+      <w:proofErr w:type="spellEnd"/>
+      <w:r>
+        <w:rPr>
+          <w:lang w:val="en-US"/>
+        </w:rPr>
+        <w:t xml:space="preserve"> Report Server or List &amp; Label web reporting based on ASP.</w:t>
       </w:r>
     </w:p>
     <w:p>
@@ -2464,7 +2567,35 @@
         <w:rPr>
           <w:lang w:val="en-US"/>
         </w:rPr>
-        <w:t>Since OpenEdge has problems to map .NET strings to LONGCHAR, JSON data is transferred in an OELongchar container class.</w:t>
+        <w:t xml:space="preserve">Since </w:t>
+      </w:r>
+      <w:proofErr w:type="spellStart"/>
+      <w:r>
+        <w:rPr>
+          <w:lang w:val="en-US"/>
+        </w:rPr>
+        <w:t>OpenEdge</w:t>
+      </w:r>
+      <w:proofErr w:type="spellEnd"/>
+      <w:r>
+        <w:rPr>
+          <w:lang w:val="en-US"/>
+        </w:rPr>
+        <w:t xml:space="preserve"> has problems to map .NET strings to LONGCHAR, JSON data is transferred in an </w:t>
+      </w:r>
+      <w:proofErr w:type="spellStart"/>
+      <w:r>
+        <w:rPr>
+          <w:lang w:val="en-US"/>
+        </w:rPr>
+        <w:t>OELongchar</w:t>
+      </w:r>
+      <w:proofErr w:type="spellEnd"/>
+      <w:r>
+        <w:rPr>
+          <w:lang w:val="en-US"/>
+        </w:rPr>
+        <w:t xml:space="preserve"> container class.</w:t>
       </w:r>
     </w:p>
     <w:p>
@@ -2490,7 +2621,21 @@
         <w:rPr>
           <w:lang w:val="en-US"/>
         </w:rPr>
-        <w:t>A service is a class in OpenEdge that is able to describe its own schema and to send data based on a request. By default, the class name is used as service name.</w:t>
+        <w:t xml:space="preserve">A service is a class in </w:t>
+      </w:r>
+      <w:proofErr w:type="spellStart"/>
+      <w:r>
+        <w:rPr>
+          <w:lang w:val="en-US"/>
+        </w:rPr>
+        <w:t>OpenEdge</w:t>
+      </w:r>
+      <w:proofErr w:type="spellEnd"/>
+      <w:r>
+        <w:rPr>
+          <w:lang w:val="en-US"/>
+        </w:rPr>
+        <w:t xml:space="preserve"> that is able to describe its own schema and to send data based on a request. By default, the class name is used as service name.</w:t>
       </w:r>
     </w:p>
     <w:p>
@@ -2516,7 +2661,21 @@
         <w:rPr>
           <w:lang w:val="en-US"/>
         </w:rPr>
-        <w:t>The gateway creates an instance of a service with dynamic-new (&lt;service name&gt;) and talks to the service via the interface IOpenEdgeService.</w:t>
+        <w:t xml:space="preserve">The gateway creates an instance of a service with dynamic-new (&lt;service name&gt;) and talks to the service via the interface </w:t>
+      </w:r>
+      <w:proofErr w:type="spellStart"/>
+      <w:r>
+        <w:rPr>
+          <w:lang w:val="en-US"/>
+        </w:rPr>
+        <w:t>IOpenEdgeService</w:t>
+      </w:r>
+      <w:proofErr w:type="spellEnd"/>
+      <w:r>
+        <w:rPr>
+          <w:lang w:val="en-US"/>
+        </w:rPr>
+        <w:t>.</w:t>
       </w:r>
     </w:p>
     <w:p>
@@ -2559,6 +2718,7 @@
         </w:rPr>
         <w:t xml:space="preserve"> </w:t>
       </w:r>
+      <w:proofErr w:type="spellStart"/>
       <w:proofErr w:type="gramStart"/>
       <w:r>
         <w:rPr>
@@ -2570,6 +2730,7 @@
         </w:rPr>
         <w:t>ListLabel.OpenEdgeAdapter.IOpenEdgeService</w:t>
       </w:r>
+      <w:proofErr w:type="spellEnd"/>
       <w:proofErr w:type="gramEnd"/>
       <w:r>
         <w:rPr>
@@ -2683,6 +2844,7 @@
         </w:rPr>
         <w:t xml:space="preserve"> </w:t>
       </w:r>
+      <w:proofErr w:type="spellStart"/>
       <w:proofErr w:type="gramStart"/>
       <w:r>
         <w:rPr>
@@ -2692,9 +2854,9 @@
           <w:szCs w:val="20"/>
           <w:lang w:val="en-US"/>
         </w:rPr>
-        <w:t>getSchema( plcServiceParameterJson</w:t>
-      </w:r>
-      <w:proofErr w:type="gramEnd"/>
+        <w:t>getSchema</w:t>
+      </w:r>
+      <w:proofErr w:type="spellEnd"/>
       <w:r>
         <w:rPr>
           <w:rFonts w:ascii="Consolas" w:hAnsi="Consolas" w:cs="Consolas"/>
@@ -2703,6 +2865,29 @@
           <w:szCs w:val="20"/>
           <w:lang w:val="en-US"/>
         </w:rPr>
+        <w:t xml:space="preserve">( </w:t>
+      </w:r>
+      <w:proofErr w:type="spellStart"/>
+      <w:r>
+        <w:rPr>
+          <w:rFonts w:ascii="Consolas" w:hAnsi="Consolas" w:cs="Consolas"/>
+          <w:color w:val="000000"/>
+          <w:sz w:val="16"/>
+          <w:szCs w:val="20"/>
+          <w:lang w:val="en-US"/>
+        </w:rPr>
+        <w:t>plcServiceParameterJson</w:t>
+      </w:r>
+      <w:proofErr w:type="spellEnd"/>
+      <w:proofErr w:type="gramEnd"/>
+      <w:r>
+        <w:rPr>
+          <w:rFonts w:ascii="Consolas" w:hAnsi="Consolas" w:cs="Consolas"/>
+          <w:color w:val="000000"/>
+          <w:sz w:val="16"/>
+          <w:szCs w:val="20"/>
+          <w:lang w:val="en-US"/>
+        </w:rPr>
         <w:t xml:space="preserve"> </w:t>
       </w:r>
       <w:r>
@@ -2826,6 +3011,7 @@
         </w:rPr>
         <w:t xml:space="preserve"> </w:t>
       </w:r>
+      <w:proofErr w:type="spellStart"/>
       <w:proofErr w:type="gramStart"/>
       <w:r>
         <w:rPr>
@@ -2835,9 +3021,9 @@
           <w:szCs w:val="20"/>
           <w:lang w:val="en-US"/>
         </w:rPr>
-        <w:t>getData  (</w:t>
-      </w:r>
-      <w:proofErr w:type="gramEnd"/>
+        <w:t>getData</w:t>
+      </w:r>
+      <w:proofErr w:type="spellEnd"/>
       <w:r>
         <w:rPr>
           <w:rFonts w:ascii="Consolas" w:hAnsi="Consolas" w:cs="Consolas"/>
@@ -2846,7 +3032,40 @@
           <w:szCs w:val="20"/>
           <w:lang w:val="en-US"/>
         </w:rPr>
-        <w:t xml:space="preserve"> plcServiceParameterJson </w:t>
+        <w:t xml:space="preserve">  (</w:t>
+      </w:r>
+      <w:proofErr w:type="gramEnd"/>
+      <w:r>
+        <w:rPr>
+          <w:rFonts w:ascii="Consolas" w:hAnsi="Consolas" w:cs="Consolas"/>
+          <w:color w:val="000000"/>
+          <w:sz w:val="16"/>
+          <w:szCs w:val="20"/>
+          <w:lang w:val="en-US"/>
+        </w:rPr>
+        <w:t xml:space="preserve"> </w:t>
+      </w:r>
+      <w:proofErr w:type="spellStart"/>
+      <w:r>
+        <w:rPr>
+          <w:rFonts w:ascii="Consolas" w:hAnsi="Consolas" w:cs="Consolas"/>
+          <w:color w:val="000000"/>
+          <w:sz w:val="16"/>
+          <w:szCs w:val="20"/>
+          <w:lang w:val="en-US"/>
+        </w:rPr>
+        <w:t>plcServiceParameterJson</w:t>
+      </w:r>
+      <w:proofErr w:type="spellEnd"/>
+      <w:r>
+        <w:rPr>
+          <w:rFonts w:ascii="Consolas" w:hAnsi="Consolas" w:cs="Consolas"/>
+          <w:color w:val="000000"/>
+          <w:sz w:val="16"/>
+          <w:szCs w:val="20"/>
+          <w:lang w:val="en-US"/>
+        </w:rPr>
+        <w:t xml:space="preserve"> </w:t>
       </w:r>
       <w:r>
         <w:rPr>
@@ -2886,7 +3105,29 @@
           <w:szCs w:val="20"/>
           <w:lang w:val="en-US"/>
         </w:rPr>
-        <w:t xml:space="preserve">, plcRequestJson </w:t>
+        <w:t xml:space="preserve">, </w:t>
+      </w:r>
+      <w:proofErr w:type="spellStart"/>
+      <w:r>
+        <w:rPr>
+          <w:rFonts w:ascii="Consolas" w:hAnsi="Consolas" w:cs="Consolas"/>
+          <w:color w:val="000000"/>
+          <w:sz w:val="16"/>
+          <w:szCs w:val="20"/>
+          <w:lang w:val="en-US"/>
+        </w:rPr>
+        <w:t>plcRequestJson</w:t>
+      </w:r>
+      <w:proofErr w:type="spellEnd"/>
+      <w:r>
+        <w:rPr>
+          <w:rFonts w:ascii="Consolas" w:hAnsi="Consolas" w:cs="Consolas"/>
+          <w:color w:val="000000"/>
+          <w:sz w:val="16"/>
+          <w:szCs w:val="20"/>
+          <w:lang w:val="en-US"/>
+        </w:rPr>
+        <w:t xml:space="preserve"> </w:t>
       </w:r>
       <w:r>
         <w:rPr>
@@ -3117,13 +3358,21 @@
         </w:rPr>
       </w:pPr>
       <w:bookmarkStart w:id="5" w:name="_Toc138950034"/>
-      <w:bookmarkStart w:id="6" w:name="_Toc140591412"/>
+      <w:bookmarkStart w:id="6" w:name="_Toc202882444"/>
+      <w:proofErr w:type="spellStart"/>
       <w:r>
         <w:rPr>
           <w:lang w:val="en-US"/>
         </w:rPr>
         <w:lastRenderedPageBreak/>
-        <w:t>OpenEdge Services</w:t>
+        <w:t>OpenEdge</w:t>
+      </w:r>
+      <w:proofErr w:type="spellEnd"/>
+      <w:r>
+        <w:rPr>
+          <w:lang w:val="en-US"/>
+        </w:rPr>
+        <w:t xml:space="preserve"> Services</w:t>
       </w:r>
       <w:bookmarkEnd w:id="5"/>
       <w:bookmarkEnd w:id="6"/>
@@ -3146,7 +3395,7 @@
         <w:ind w:left="576" w:hanging="576"/>
       </w:pPr>
       <w:bookmarkStart w:id="7" w:name="_Toc138950035"/>
-      <w:bookmarkStart w:id="8" w:name="_Toc140591413"/>
+      <w:bookmarkStart w:id="8" w:name="_Toc202882445"/>
       <w:r>
         <w:t>Database services</w:t>
       </w:r>
@@ -3203,7 +3452,21 @@
         <w:rPr>
           <w:lang w:val="en-US"/>
         </w:rPr>
-        <w:t>Unfortunately, the OpenEdge database doesn</w:t>
+        <w:t xml:space="preserve">Unfortunately, the </w:t>
+      </w:r>
+      <w:proofErr w:type="spellStart"/>
+      <w:r>
+        <w:rPr>
+          <w:lang w:val="en-US"/>
+        </w:rPr>
+        <w:t>OpenEdge</w:t>
+      </w:r>
+      <w:proofErr w:type="spellEnd"/>
+      <w:r>
+        <w:rPr>
+          <w:lang w:val="en-US"/>
+        </w:rPr>
+        <w:t xml:space="preserve"> database doesn</w:t>
       </w:r>
       <w:r>
         <w:rPr>
@@ -3239,13 +3502,7 @@
         <w:rPr>
           <w:lang w:val="en-US"/>
         </w:rPr>
-        <w:t>sports2000</w:t>
-      </w:r>
-      <w:r>
-        <w:rPr>
-          <w:lang w:val="en-US"/>
-        </w:rPr>
-        <w:t>_</w:t>
+        <w:t>sports2000_</w:t>
       </w:r>
       <w:proofErr w:type="gramStart"/>
       <w:r>
@@ -3259,7 +3516,21 @@
         <w:rPr>
           <w:lang w:val="en-US"/>
         </w:rPr>
-        <w:t>" in the "ListLabelDemo" folder</w:t>
+        <w:t>" in the "</w:t>
+      </w:r>
+      <w:proofErr w:type="spellStart"/>
+      <w:r>
+        <w:rPr>
+          <w:lang w:val="en-US"/>
+        </w:rPr>
+        <w:t>ListLabelDemo</w:t>
+      </w:r>
+      <w:proofErr w:type="spellEnd"/>
+      <w:r>
+        <w:rPr>
+          <w:lang w:val="en-US"/>
+        </w:rPr>
+        <w:t>" folder</w:t>
       </w:r>
       <w:r>
         <w:rPr>
@@ -3273,25 +3544,19 @@
         </w:rPr>
         <w:t>Another possibility is to use the "</w:t>
       </w:r>
+      <w:proofErr w:type="spellStart"/>
       <w:r>
         <w:rPr>
           <w:lang w:val="en-US"/>
         </w:rPr>
         <w:t>dbschema</w:t>
       </w:r>
-      <w:r>
-        <w:rPr>
-          <w:lang w:val="en-US"/>
-        </w:rPr>
-        <w:t>" tool in the "schema" subfolder. By that,</w:t>
-      </w:r>
-      <w:bookmarkStart w:id="9" w:name="_GoBack"/>
-      <w:bookmarkEnd w:id="9"/>
-      <w:r>
-        <w:rPr>
-          <w:lang w:val="en-US"/>
-        </w:rPr>
-        <w:t xml:space="preserve"> all </w:t>
+      <w:proofErr w:type="spellEnd"/>
+      <w:r>
+        <w:rPr>
+          <w:lang w:val="en-US"/>
+        </w:rPr>
+        <w:t xml:space="preserve">" tool in the "schema" subfolder. By that, all </w:t>
       </w:r>
       <w:r>
         <w:rPr>
@@ -3602,13 +3867,13 @@
         <w:spacing w:before="240" w:after="60"/>
         <w:ind w:left="720" w:hanging="720"/>
       </w:pPr>
-      <w:bookmarkStart w:id="10" w:name="_Toc138950036"/>
-      <w:bookmarkStart w:id="11" w:name="_Toc140591414"/>
+      <w:bookmarkStart w:id="9" w:name="_Toc138950036"/>
+      <w:bookmarkStart w:id="10" w:name="_Toc202882446"/>
       <w:r>
         <w:t>Generating database relations</w:t>
       </w:r>
+      <w:bookmarkEnd w:id="9"/>
       <w:bookmarkEnd w:id="10"/>
-      <w:bookmarkEnd w:id="11"/>
     </w:p>
     <w:p>
       <w:pPr>
@@ -3661,7 +3926,35 @@
         <w:rPr>
           <w:lang w:val="en-US"/>
         </w:rPr>
-        <w:t>Run the tool ListLabel/Schema/GenerateDbRelations.p. For your own database change the alias definition.</w:t>
+        <w:t xml:space="preserve">Run the tool </w:t>
+      </w:r>
+      <w:proofErr w:type="spellStart"/>
+      <w:r>
+        <w:rPr>
+          <w:lang w:val="en-US"/>
+        </w:rPr>
+        <w:t>ListLabel</w:t>
+      </w:r>
+      <w:proofErr w:type="spellEnd"/>
+      <w:r>
+        <w:rPr>
+          <w:lang w:val="en-US"/>
+        </w:rPr>
+        <w:t>/Schema/</w:t>
+      </w:r>
+      <w:proofErr w:type="spellStart"/>
+      <w:r>
+        <w:rPr>
+          <w:lang w:val="en-US"/>
+        </w:rPr>
+        <w:t>GenerateDbRelations.p</w:t>
+      </w:r>
+      <w:proofErr w:type="spellEnd"/>
+      <w:r>
+        <w:rPr>
+          <w:lang w:val="en-US"/>
+        </w:rPr>
+        <w:t>. For your own database change the alias definition.</w:t>
       </w:r>
     </w:p>
     <w:p>
@@ -3771,7 +4064,35 @@
         <w:rPr>
           <w:lang w:val="en-US"/>
         </w:rPr>
-        <w:t>The result is in &lt;dbname&gt;_relations.i. For sports 2000 it looks like this:</w:t>
+        <w:t>The result is in &lt;</w:t>
+      </w:r>
+      <w:proofErr w:type="spellStart"/>
+      <w:r>
+        <w:rPr>
+          <w:lang w:val="en-US"/>
+        </w:rPr>
+        <w:t>dbname</w:t>
+      </w:r>
+      <w:proofErr w:type="spellEnd"/>
+      <w:r>
+        <w:rPr>
+          <w:lang w:val="en-US"/>
+        </w:rPr>
+        <w:t>&gt;_</w:t>
+      </w:r>
+      <w:proofErr w:type="spellStart"/>
+      <w:r>
+        <w:rPr>
+          <w:lang w:val="en-US"/>
+        </w:rPr>
+        <w:t>relations.i</w:t>
+      </w:r>
+      <w:proofErr w:type="spellEnd"/>
+      <w:r>
+        <w:rPr>
+          <w:lang w:val="en-US"/>
+        </w:rPr>
+        <w:t>. For sports 2000 it looks like this:</w:t>
       </w:r>
     </w:p>
     <w:p>
@@ -3922,7 +4243,35 @@
         <w:rPr>
           <w:lang w:val="en-US"/>
         </w:rPr>
-        <w:t xml:space="preserve">   FOR EACH ttRelationInfo WHERE ChildIndexed = TRUE:</w:t>
+        <w:t xml:space="preserve">   FOR EACH </w:t>
+      </w:r>
+      <w:proofErr w:type="spellStart"/>
+      <w:r>
+        <w:rPr>
+          <w:lang w:val="en-US"/>
+        </w:rPr>
+        <w:t>ttRelationInfo</w:t>
+      </w:r>
+      <w:proofErr w:type="spellEnd"/>
+      <w:r>
+        <w:rPr>
+          <w:lang w:val="en-US"/>
+        </w:rPr>
+        <w:t xml:space="preserve"> WHERE </w:t>
+      </w:r>
+      <w:proofErr w:type="spellStart"/>
+      <w:r>
+        <w:rPr>
+          <w:lang w:val="en-US"/>
+        </w:rPr>
+        <w:t>ChildIndexed</w:t>
+      </w:r>
+      <w:proofErr w:type="spellEnd"/>
+      <w:r>
+        <w:rPr>
+          <w:lang w:val="en-US"/>
+        </w:rPr>
+        <w:t xml:space="preserve"> = TRUE:</w:t>
       </w:r>
     </w:p>
     <w:p>
@@ -3955,14 +4304,14 @@
         <w:spacing w:before="240" w:after="60"/>
         <w:ind w:left="720" w:hanging="720"/>
       </w:pPr>
-      <w:bookmarkStart w:id="12" w:name="_Toc138950037"/>
-      <w:bookmarkStart w:id="13" w:name="_Toc140591415"/>
+      <w:bookmarkStart w:id="11" w:name="_Toc138950037"/>
+      <w:bookmarkStart w:id="12" w:name="_Toc202882447"/>
       <w:r>
         <w:lastRenderedPageBreak/>
         <w:t>Creating a service class</w:t>
       </w:r>
+      <w:bookmarkEnd w:id="11"/>
       <w:bookmarkEnd w:id="12"/>
-      <w:bookmarkEnd w:id="13"/>
     </w:p>
     <w:p>
       <w:pPr>
@@ -3977,7 +4326,21 @@
         <w:rPr>
           <w:lang w:val="en-US"/>
         </w:rPr>
-        <w:t xml:space="preserve">Open ListLabelDemo/Sports2000Service.cls </w:t>
+        <w:t xml:space="preserve">Open </w:t>
+      </w:r>
+      <w:proofErr w:type="spellStart"/>
+      <w:r>
+        <w:rPr>
+          <w:lang w:val="en-US"/>
+        </w:rPr>
+        <w:t>ListLabelDemo</w:t>
+      </w:r>
+      <w:proofErr w:type="spellEnd"/>
+      <w:r>
+        <w:rPr>
+          <w:lang w:val="en-US"/>
+        </w:rPr>
+        <w:t xml:space="preserve">/Sports2000Service.cls </w:t>
       </w:r>
     </w:p>
     <w:p>
@@ -4054,22 +4417,59 @@
         <w:rPr>
           <w:lang w:val="en-US"/>
         </w:rPr>
-        <w:t xml:space="preserve">A service inherits from the abstract class OpenEdgeService and must implement the </w:t>
-      </w:r>
+        <w:t xml:space="preserve">A service inherits from the abstract class </w:t>
+      </w:r>
+      <w:proofErr w:type="spellStart"/>
+      <w:r>
+        <w:rPr>
+          <w:lang w:val="en-US"/>
+        </w:rPr>
+        <w:t>OpenEdgeService</w:t>
+      </w:r>
+      <w:proofErr w:type="spellEnd"/>
+      <w:r>
+        <w:rPr>
+          <w:lang w:val="en-US"/>
+        </w:rPr>
+        <w:t xml:space="preserve"> and must implement the </w:t>
+      </w:r>
+      <w:proofErr w:type="spellStart"/>
       <w:proofErr w:type="gramStart"/>
       <w:r>
         <w:rPr>
           <w:lang w:val="en-US"/>
         </w:rPr>
-        <w:t>registerSchema(</w:t>
+        <w:t>registerSchema</w:t>
+      </w:r>
+      <w:proofErr w:type="spellEnd"/>
+      <w:r>
+        <w:rPr>
+          <w:lang w:val="en-US"/>
+        </w:rPr>
+        <w:t>(</w:t>
       </w:r>
       <w:proofErr w:type="gramEnd"/>
       <w:r>
         <w:rPr>
           <w:lang w:val="en-US"/>
         </w:rPr>
-        <w:t xml:space="preserve">) method. The property ServiceSchema is of type </w:t>
-      </w:r>
+        <w:t xml:space="preserve">) method. The property </w:t>
+      </w:r>
+      <w:proofErr w:type="spellStart"/>
+      <w:r>
+        <w:rPr>
+          <w:lang w:val="en-US"/>
+        </w:rPr>
+        <w:t>ServiceSchema</w:t>
+      </w:r>
+      <w:proofErr w:type="spellEnd"/>
+      <w:r>
+        <w:rPr>
+          <w:lang w:val="en-US"/>
+        </w:rPr>
+        <w:t xml:space="preserve"> is of type </w:t>
+      </w:r>
+      <w:proofErr w:type="spellStart"/>
       <w:proofErr w:type="gramStart"/>
       <w:r>
         <w:rPr>
@@ -4077,12 +4477,27 @@
         </w:rPr>
         <w:t>ListLabel.OpenEdgeAdapter.OpenEdgeSchema</w:t>
       </w:r>
+      <w:proofErr w:type="spellEnd"/>
       <w:proofErr w:type="gramEnd"/>
       <w:r>
         <w:rPr>
           <w:lang w:val="en-US"/>
         </w:rPr>
-        <w:t>, holds the definitions and has the method getSchemaJson().</w:t>
+        <w:t xml:space="preserve">, holds the definitions and has the method </w:t>
+      </w:r>
+      <w:proofErr w:type="spellStart"/>
+      <w:r>
+        <w:rPr>
+          <w:lang w:val="en-US"/>
+        </w:rPr>
+        <w:t>getSchemaJson</w:t>
+      </w:r>
+      <w:proofErr w:type="spellEnd"/>
+      <w:r>
+        <w:rPr>
+          <w:lang w:val="en-US"/>
+        </w:rPr>
+        <w:t>().</w:t>
       </w:r>
     </w:p>
     <w:p>
@@ -4334,14 +4749,14 @@
         <w:spacing w:before="240" w:after="60"/>
         <w:ind w:left="720" w:hanging="720"/>
       </w:pPr>
-      <w:bookmarkStart w:id="14" w:name="_Toc138950038"/>
-      <w:bookmarkStart w:id="15" w:name="_Toc140591416"/>
+      <w:bookmarkStart w:id="13" w:name="_Toc138950038"/>
+      <w:bookmarkStart w:id="14" w:name="_Toc202882448"/>
       <w:r>
         <w:lastRenderedPageBreak/>
         <w:t>Calculated columns</w:t>
       </w:r>
+      <w:bookmarkEnd w:id="13"/>
       <w:bookmarkEnd w:id="14"/>
-      <w:bookmarkEnd w:id="15"/>
     </w:p>
     <w:p>
       <w:pPr>
@@ -4373,7 +4788,21 @@
         <w:rPr>
           <w:lang w:val="en-US"/>
         </w:rPr>
-        <w:t>There is a method registerCalculatedColumn in the service schema. Before adding a column, the database table has to be registered.</w:t>
+        <w:t xml:space="preserve">There is a method </w:t>
+      </w:r>
+      <w:proofErr w:type="spellStart"/>
+      <w:r>
+        <w:rPr>
+          <w:lang w:val="en-US"/>
+        </w:rPr>
+        <w:t>registerCalculatedColumn</w:t>
+      </w:r>
+      <w:proofErr w:type="spellEnd"/>
+      <w:r>
+        <w:rPr>
+          <w:lang w:val="en-US"/>
+        </w:rPr>
+        <w:t xml:space="preserve"> in the service schema. Before adding a column, the database table has to be registered.</w:t>
       </w:r>
     </w:p>
     <w:p>
@@ -4461,7 +4890,21 @@
         <w:rPr>
           <w:lang w:val="en-US"/>
         </w:rPr>
-        <w:t>Calculate&lt;DBTableName&gt;”. It</w:t>
+        <w:t>Calculate&lt;</w:t>
+      </w:r>
+      <w:proofErr w:type="spellStart"/>
+      <w:r>
+        <w:rPr>
+          <w:lang w:val="en-US"/>
+        </w:rPr>
+        <w:t>DBTableName</w:t>
+      </w:r>
+      <w:proofErr w:type="spellEnd"/>
+      <w:r>
+        <w:rPr>
+          <w:lang w:val="en-US"/>
+        </w:rPr>
+        <w:t>&gt;”. It</w:t>
       </w:r>
       <w:r>
         <w:rPr>
@@ -4647,7 +5090,49 @@
         <w:rPr>
           <w:lang w:val="en-US"/>
         </w:rPr>
-        <w:t>Another example for a calculated column would be the order total for the Sports2000 order table. In the OrderLine table there is an ExtendedPrice but no calculated OrderTotal in the Order table.</w:t>
+        <w:t xml:space="preserve">Another example for a calculated column would be the order total for the Sports2000 order table. In the </w:t>
+      </w:r>
+      <w:proofErr w:type="spellStart"/>
+      <w:r>
+        <w:rPr>
+          <w:lang w:val="en-US"/>
+        </w:rPr>
+        <w:t>OrderLine</w:t>
+      </w:r>
+      <w:proofErr w:type="spellEnd"/>
+      <w:r>
+        <w:rPr>
+          <w:lang w:val="en-US"/>
+        </w:rPr>
+        <w:t xml:space="preserve"> table there is an </w:t>
+      </w:r>
+      <w:proofErr w:type="spellStart"/>
+      <w:r>
+        <w:rPr>
+          <w:lang w:val="en-US"/>
+        </w:rPr>
+        <w:t>ExtendedPrice</w:t>
+      </w:r>
+      <w:proofErr w:type="spellEnd"/>
+      <w:r>
+        <w:rPr>
+          <w:lang w:val="en-US"/>
+        </w:rPr>
+        <w:t xml:space="preserve"> but no calculated </w:t>
+      </w:r>
+      <w:proofErr w:type="spellStart"/>
+      <w:r>
+        <w:rPr>
+          <w:lang w:val="en-US"/>
+        </w:rPr>
+        <w:t>OrderTotal</w:t>
+      </w:r>
+      <w:proofErr w:type="spellEnd"/>
+      <w:r>
+        <w:rPr>
+          <w:lang w:val="en-US"/>
+        </w:rPr>
+        <w:t xml:space="preserve"> in the Order table.</w:t>
       </w:r>
     </w:p>
     <w:p>
@@ -5180,14 +5665,14 @@
         <w:spacing w:before="240" w:after="60"/>
         <w:ind w:left="720" w:hanging="720"/>
       </w:pPr>
-      <w:bookmarkStart w:id="16" w:name="_Toc138950039"/>
-      <w:bookmarkStart w:id="17" w:name="_Toc140591417"/>
+      <w:bookmarkStart w:id="15" w:name="_Toc138950039"/>
+      <w:bookmarkStart w:id="16" w:name="_Toc202882449"/>
       <w:r>
         <w:lastRenderedPageBreak/>
         <w:t>Native Aggregate Functions</w:t>
       </w:r>
+      <w:bookmarkEnd w:id="15"/>
       <w:bookmarkEnd w:id="16"/>
-      <w:bookmarkEnd w:id="17"/>
     </w:p>
     <w:p>
       <w:pPr>
@@ -5249,12 +5734,34 @@
         </w:rPr>
         <w:t>sum(</w:t>
       </w:r>
+      <w:proofErr w:type="spellStart"/>
       <w:proofErr w:type="gramEnd"/>
       <w:r>
         <w:rPr>
           <w:lang w:val="en-US"/>
         </w:rPr>
-        <w:t xml:space="preserve">OrderTotal) from order where  order.salesrep = </w:t>
+        <w:t>OrderTotal</w:t>
+      </w:r>
+      <w:proofErr w:type="spellEnd"/>
+      <w:r>
+        <w:rPr>
+          <w:lang w:val="en-US"/>
+        </w:rPr>
+        <w:t xml:space="preserve">) from order where  </w:t>
+      </w:r>
+      <w:proofErr w:type="spellStart"/>
+      <w:r>
+        <w:rPr>
+          <w:lang w:val="en-US"/>
+        </w:rPr>
+        <w:t>order.salesrep</w:t>
+      </w:r>
+      <w:proofErr w:type="spellEnd"/>
+      <w:r>
+        <w:rPr>
+          <w:lang w:val="en-US"/>
+        </w:rPr>
+        <w:t xml:space="preserve"> = </w:t>
       </w:r>
       <w:r>
         <w:rPr>
@@ -5340,7 +5847,21 @@
         <w:rPr>
           <w:lang w:val="en-US"/>
         </w:rPr>
-        <w:t xml:space="preserve">In OpenEdge the hard part is the expression. Normally this would be a single column but could also be a calculation like </w:t>
+        <w:t xml:space="preserve">In </w:t>
+      </w:r>
+      <w:proofErr w:type="spellStart"/>
+      <w:r>
+        <w:rPr>
+          <w:lang w:val="en-US"/>
+        </w:rPr>
+        <w:t>OpenEdge</w:t>
+      </w:r>
+      <w:proofErr w:type="spellEnd"/>
+      <w:r>
+        <w:rPr>
+          <w:lang w:val="en-US"/>
+        </w:rPr>
+        <w:t xml:space="preserve"> the hard part is the expression. Normally this would be a single column but could also be a calculation like </w:t>
       </w:r>
       <w:r>
         <w:rPr>
@@ -5429,7 +5950,21 @@
         <w:rPr>
           <w:lang w:val="en-US"/>
         </w:rPr>
-        <w:t>This is a two-phase process. First the expression has to be transformed into RPN (reverse polish notation) and then the RPN has to be evaluated with given values or in our case column names. Have a look at ListLabel.OpenEdgeAdapter.OpenEdgeNativeFunction.cls to see how it works.</w:t>
+        <w:t xml:space="preserve">This is a two-phase process. First the expression has to be transformed into RPN (reverse polish notation) and then the RPN has to be evaluated with given values or in our case column names. Have a look at </w:t>
+      </w:r>
+      <w:proofErr w:type="spellStart"/>
+      <w:r>
+        <w:rPr>
+          <w:lang w:val="en-US"/>
+        </w:rPr>
+        <w:t>ListLabel.OpenEdgeAdapter.OpenEdgeNativeFunction.cls</w:t>
+      </w:r>
+      <w:proofErr w:type="spellEnd"/>
+      <w:r>
+        <w:rPr>
+          <w:lang w:val="en-US"/>
+        </w:rPr>
+        <w:t xml:space="preserve"> to see how it works.</w:t>
       </w:r>
     </w:p>
     <w:p>
@@ -5538,14 +6073,14 @@
         <w:spacing w:before="240" w:after="60"/>
         <w:ind w:left="720" w:hanging="720"/>
       </w:pPr>
-      <w:bookmarkStart w:id="18" w:name="_Toc138950040"/>
-      <w:bookmarkStart w:id="19" w:name="_Toc140591418"/>
+      <w:bookmarkStart w:id="17" w:name="_Toc138950040"/>
+      <w:bookmarkStart w:id="18" w:name="_Toc202882450"/>
       <w:r>
         <w:lastRenderedPageBreak/>
         <w:t>Testing the service</w:t>
       </w:r>
+      <w:bookmarkEnd w:id="17"/>
       <w:bookmarkEnd w:id="18"/>
-      <w:bookmarkEnd w:id="19"/>
     </w:p>
     <w:p>
       <w:pPr>
@@ -5576,12 +6111,14 @@
           <w:lang w:val="en-US"/>
         </w:rPr>
       </w:pPr>
+      <w:proofErr w:type="spellStart"/>
       <w:r>
         <w:rPr>
           <w:lang w:val="en-US"/>
         </w:rPr>
         <w:t>ListLabel</w:t>
       </w:r>
+      <w:proofErr w:type="spellEnd"/>
     </w:p>
     <w:p>
       <w:pPr>
@@ -5599,12 +6136,14 @@
           <w:lang w:val="en-US"/>
         </w:rPr>
       </w:pPr>
+      <w:proofErr w:type="spellStart"/>
       <w:r>
         <w:rPr>
           <w:lang w:val="en-US"/>
         </w:rPr>
         <w:t>OpenEdgeDataProvider</w:t>
       </w:r>
+      <w:proofErr w:type="spellEnd"/>
     </w:p>
     <w:p>
       <w:pPr>
@@ -5697,7 +6236,7 @@
           <w:szCs w:val="20"/>
           <w:lang w:val="en-US"/>
         </w:rPr>
-        <w:t>29</w:t>
+        <w:t>30</w:t>
       </w:r>
       <w:r>
         <w:rPr>
@@ -5815,7 +6354,7 @@
           <w:szCs w:val="20"/>
           <w:lang w:val="en-US"/>
         </w:rPr>
-        <w:t>29</w:t>
+        <w:t>30</w:t>
       </w:r>
       <w:r>
         <w:rPr>
@@ -5989,7 +6528,27 @@
           <w:szCs w:val="20"/>
           <w:lang w:val="en-US"/>
         </w:rPr>
-        <w:t xml:space="preserve"> oProvider       </w:t>
+        <w:t xml:space="preserve"> </w:t>
+      </w:r>
+      <w:proofErr w:type="spellStart"/>
+      <w:r>
+        <w:rPr>
+          <w:rFonts w:ascii="Courier New" w:hAnsi="Courier New" w:cs="Courier New"/>
+          <w:color w:val="000000"/>
+          <w:szCs w:val="20"/>
+          <w:lang w:val="en-US"/>
+        </w:rPr>
+        <w:t>oProvider</w:t>
+      </w:r>
+      <w:proofErr w:type="spellEnd"/>
+      <w:r>
+        <w:rPr>
+          <w:rFonts w:ascii="Courier New" w:hAnsi="Courier New" w:cs="Courier New"/>
+          <w:color w:val="000000"/>
+          <w:szCs w:val="20"/>
+          <w:lang w:val="en-US"/>
+        </w:rPr>
+        <w:t xml:space="preserve">       </w:t>
       </w:r>
       <w:r>
         <w:rPr>
@@ -6007,7 +6566,27 @@
           <w:szCs w:val="20"/>
           <w:lang w:val="en-US"/>
         </w:rPr>
-        <w:t xml:space="preserve"> OpenEdgeDataProvider     </w:t>
+        <w:t xml:space="preserve"> </w:t>
+      </w:r>
+      <w:proofErr w:type="spellStart"/>
+      <w:r>
+        <w:rPr>
+          <w:rFonts w:ascii="Courier New" w:hAnsi="Courier New" w:cs="Courier New"/>
+          <w:color w:val="000000"/>
+          <w:szCs w:val="20"/>
+          <w:lang w:val="en-US"/>
+        </w:rPr>
+        <w:t>OpenEdgeDataProvider</w:t>
+      </w:r>
+      <w:proofErr w:type="spellEnd"/>
+      <w:r>
+        <w:rPr>
+          <w:rFonts w:ascii="Courier New" w:hAnsi="Courier New" w:cs="Courier New"/>
+          <w:color w:val="000000"/>
+          <w:szCs w:val="20"/>
+          <w:lang w:val="en-US"/>
+        </w:rPr>
+        <w:t xml:space="preserve">     </w:t>
       </w:r>
       <w:r>
         <w:rPr>
@@ -6071,7 +6650,27 @@
           <w:szCs w:val="20"/>
           <w:lang w:val="en-US"/>
         </w:rPr>
-        <w:t xml:space="preserve"> oLL             </w:t>
+        <w:t xml:space="preserve"> </w:t>
+      </w:r>
+      <w:proofErr w:type="spellStart"/>
+      <w:r>
+        <w:rPr>
+          <w:rFonts w:ascii="Courier New" w:hAnsi="Courier New" w:cs="Courier New"/>
+          <w:color w:val="000000"/>
+          <w:szCs w:val="20"/>
+          <w:lang w:val="en-US"/>
+        </w:rPr>
+        <w:t>oLL</w:t>
+      </w:r>
+      <w:proofErr w:type="spellEnd"/>
+      <w:r>
+        <w:rPr>
+          <w:rFonts w:ascii="Courier New" w:hAnsi="Courier New" w:cs="Courier New"/>
+          <w:color w:val="000000"/>
+          <w:szCs w:val="20"/>
+          <w:lang w:val="en-US"/>
+        </w:rPr>
+        <w:t xml:space="preserve">             </w:t>
       </w:r>
       <w:r>
         <w:rPr>
@@ -6089,7 +6688,27 @@
           <w:szCs w:val="20"/>
           <w:lang w:val="en-US"/>
         </w:rPr>
-        <w:t xml:space="preserve"> ListLabel                </w:t>
+        <w:t xml:space="preserve"> </w:t>
+      </w:r>
+      <w:proofErr w:type="spellStart"/>
+      <w:r>
+        <w:rPr>
+          <w:rFonts w:ascii="Courier New" w:hAnsi="Courier New" w:cs="Courier New"/>
+          <w:color w:val="000000"/>
+          <w:szCs w:val="20"/>
+          <w:lang w:val="en-US"/>
+        </w:rPr>
+        <w:t>ListLabel</w:t>
+      </w:r>
+      <w:proofErr w:type="spellEnd"/>
+      <w:r>
+        <w:rPr>
+          <w:rFonts w:ascii="Courier New" w:hAnsi="Courier New" w:cs="Courier New"/>
+          <w:color w:val="000000"/>
+          <w:szCs w:val="20"/>
+          <w:lang w:val="en-US"/>
+        </w:rPr>
+        <w:t xml:space="preserve">                </w:t>
       </w:r>
       <w:r>
         <w:rPr>
@@ -6153,7 +6772,27 @@
           <w:szCs w:val="20"/>
           <w:lang w:val="en-US"/>
         </w:rPr>
-        <w:t xml:space="preserve"> oServiceAdapter </w:t>
+        <w:t xml:space="preserve"> </w:t>
+      </w:r>
+      <w:proofErr w:type="spellStart"/>
+      <w:r>
+        <w:rPr>
+          <w:rFonts w:ascii="Courier New" w:hAnsi="Courier New" w:cs="Courier New"/>
+          <w:color w:val="000000"/>
+          <w:szCs w:val="20"/>
+          <w:lang w:val="en-US"/>
+        </w:rPr>
+        <w:t>oServiceAdapter</w:t>
+      </w:r>
+      <w:proofErr w:type="spellEnd"/>
+      <w:r>
+        <w:rPr>
+          <w:rFonts w:ascii="Courier New" w:hAnsi="Courier New" w:cs="Courier New"/>
+          <w:color w:val="000000"/>
+          <w:szCs w:val="20"/>
+          <w:lang w:val="en-US"/>
+        </w:rPr>
+        <w:t xml:space="preserve"> </w:t>
       </w:r>
       <w:r>
         <w:rPr>
@@ -6211,6 +6850,7 @@
           <w:lang w:val="en-US"/>
         </w:rPr>
       </w:pPr>
+      <w:proofErr w:type="spellStart"/>
       <w:r>
         <w:rPr>
           <w:rFonts w:ascii="Courier New" w:hAnsi="Courier New" w:cs="Courier New"/>
@@ -6218,7 +6858,17 @@
           <w:szCs w:val="20"/>
           <w:lang w:val="en-US"/>
         </w:rPr>
-        <w:t xml:space="preserve">oProvider = </w:t>
+        <w:t>oProvider</w:t>
+      </w:r>
+      <w:proofErr w:type="spellEnd"/>
+      <w:r>
+        <w:rPr>
+          <w:rFonts w:ascii="Courier New" w:hAnsi="Courier New" w:cs="Courier New"/>
+          <w:color w:val="000000"/>
+          <w:szCs w:val="20"/>
+          <w:lang w:val="en-US"/>
+        </w:rPr>
+        <w:t xml:space="preserve"> = </w:t>
       </w:r>
       <w:r>
         <w:rPr>
@@ -6238,6 +6888,7 @@
         </w:rPr>
         <w:t xml:space="preserve"> </w:t>
       </w:r>
+      <w:proofErr w:type="spellStart"/>
       <w:proofErr w:type="gramStart"/>
       <w:r>
         <w:rPr>
@@ -6246,9 +6897,9 @@
           <w:szCs w:val="20"/>
           <w:lang w:val="en-US"/>
         </w:rPr>
-        <w:t>OpenEdgeDataProvider(</w:t>
-      </w:r>
-      <w:proofErr w:type="gramEnd"/>
+        <w:t>OpenEdgeDataProvider</w:t>
+      </w:r>
+      <w:proofErr w:type="spellEnd"/>
       <w:r>
         <w:rPr>
           <w:rFonts w:ascii="Courier New" w:hAnsi="Courier New" w:cs="Courier New"/>
@@ -6256,18 +6907,9 @@
           <w:szCs w:val="20"/>
           <w:lang w:val="en-US"/>
         </w:rPr>
-        <w:t>).</w:t>
-      </w:r>
-    </w:p>
-    <w:p>
-      <w:pPr>
-        <w:adjustRightInd w:val="0"/>
-        <w:rPr>
-          <w:rFonts w:ascii="Courier New" w:hAnsi="Courier New" w:cs="Courier New"/>
-          <w:szCs w:val="20"/>
-          <w:lang w:val="en-US"/>
-        </w:rPr>
-      </w:pPr>
+        <w:t>(</w:t>
+      </w:r>
+      <w:proofErr w:type="gramEnd"/>
       <w:r>
         <w:rPr>
           <w:rFonts w:ascii="Courier New" w:hAnsi="Courier New" w:cs="Courier New"/>
@@ -6275,7 +6917,37 @@
           <w:szCs w:val="20"/>
           <w:lang w:val="en-US"/>
         </w:rPr>
-        <w:t xml:space="preserve">oServiceAdapter = </w:t>
+        <w:t>).</w:t>
+      </w:r>
+    </w:p>
+    <w:p>
+      <w:pPr>
+        <w:adjustRightInd w:val="0"/>
+        <w:rPr>
+          <w:rFonts w:ascii="Courier New" w:hAnsi="Courier New" w:cs="Courier New"/>
+          <w:szCs w:val="20"/>
+          <w:lang w:val="en-US"/>
+        </w:rPr>
+      </w:pPr>
+      <w:proofErr w:type="spellStart"/>
+      <w:r>
+        <w:rPr>
+          <w:rFonts w:ascii="Courier New" w:hAnsi="Courier New" w:cs="Courier New"/>
+          <w:color w:val="000000"/>
+          <w:szCs w:val="20"/>
+          <w:lang w:val="en-US"/>
+        </w:rPr>
+        <w:t>oServiceAdapter</w:t>
+      </w:r>
+      <w:proofErr w:type="spellEnd"/>
+      <w:r>
+        <w:rPr>
+          <w:rFonts w:ascii="Courier New" w:hAnsi="Courier New" w:cs="Courier New"/>
+          <w:color w:val="000000"/>
+          <w:szCs w:val="20"/>
+          <w:lang w:val="en-US"/>
+        </w:rPr>
+        <w:t xml:space="preserve"> = </w:t>
       </w:r>
       <w:r>
         <w:rPr>
@@ -6325,6 +6997,7 @@
           <w:lang w:val="en-US"/>
         </w:rPr>
       </w:pPr>
+      <w:proofErr w:type="spellStart"/>
       <w:r>
         <w:rPr>
           <w:rFonts w:ascii="Courier New" w:hAnsi="Courier New" w:cs="Courier New"/>
@@ -6332,7 +7005,17 @@
           <w:szCs w:val="20"/>
           <w:lang w:val="en-US"/>
         </w:rPr>
-        <w:t xml:space="preserve">oLL = </w:t>
+        <w:t>oLL</w:t>
+      </w:r>
+      <w:proofErr w:type="spellEnd"/>
+      <w:r>
+        <w:rPr>
+          <w:rFonts w:ascii="Courier New" w:hAnsi="Courier New" w:cs="Courier New"/>
+          <w:color w:val="000000"/>
+          <w:szCs w:val="20"/>
+          <w:lang w:val="en-US"/>
+        </w:rPr>
+        <w:t xml:space="preserve"> = </w:t>
       </w:r>
       <w:r>
         <w:rPr>
@@ -6352,6 +7035,7 @@
         </w:rPr>
         <w:t xml:space="preserve"> </w:t>
       </w:r>
+      <w:proofErr w:type="spellStart"/>
       <w:proofErr w:type="gramStart"/>
       <w:r>
         <w:rPr>
@@ -6360,9 +7044,9 @@
           <w:szCs w:val="20"/>
           <w:lang w:val="en-US"/>
         </w:rPr>
-        <w:t>ListLabel(</w:t>
-      </w:r>
-      <w:proofErr w:type="gramEnd"/>
+        <w:t>ListLabel</w:t>
+      </w:r>
+      <w:proofErr w:type="spellEnd"/>
       <w:r>
         <w:rPr>
           <w:rFonts w:ascii="Courier New" w:hAnsi="Courier New" w:cs="Courier New"/>
@@ -6370,6 +7054,16 @@
           <w:szCs w:val="20"/>
           <w:lang w:val="en-US"/>
         </w:rPr>
+        <w:t>(</w:t>
+      </w:r>
+      <w:proofErr w:type="gramEnd"/>
+      <w:r>
+        <w:rPr>
+          <w:rFonts w:ascii="Courier New" w:hAnsi="Courier New" w:cs="Courier New"/>
+          <w:color w:val="000000"/>
+          <w:szCs w:val="20"/>
+          <w:lang w:val="en-US"/>
+        </w:rPr>
         <w:t>).</w:t>
       </w:r>
     </w:p>
@@ -6411,6 +7105,7 @@
           <w:lang w:val="en-US"/>
         </w:rPr>
       </w:pPr>
+      <w:proofErr w:type="spellStart"/>
       <w:proofErr w:type="gramStart"/>
       <w:r>
         <w:rPr>
@@ -6421,6 +7116,7 @@
         </w:rPr>
         <w:t>oProvider:ServiceAdapter</w:t>
       </w:r>
+      <w:proofErr w:type="spellEnd"/>
       <w:proofErr w:type="gramEnd"/>
       <w:r>
         <w:rPr>
@@ -6429,19 +7125,9 @@
           <w:szCs w:val="20"/>
           <w:lang w:val="en-US"/>
         </w:rPr>
-        <w:t xml:space="preserve"> = oServiceAdapter.</w:t>
-      </w:r>
-    </w:p>
-    <w:p>
-      <w:pPr>
-        <w:adjustRightInd w:val="0"/>
-        <w:rPr>
-          <w:rFonts w:ascii="Courier New" w:hAnsi="Courier New" w:cs="Courier New"/>
-          <w:szCs w:val="20"/>
-          <w:lang w:val="en-US"/>
-        </w:rPr>
-      </w:pPr>
-      <w:proofErr w:type="gramStart"/>
+        <w:t xml:space="preserve"> = </w:t>
+      </w:r>
+      <w:proofErr w:type="spellStart"/>
       <w:r>
         <w:rPr>
           <w:rFonts w:ascii="Courier New" w:hAnsi="Courier New" w:cs="Courier New"/>
@@ -6449,9 +7135,9 @@
           <w:szCs w:val="20"/>
           <w:lang w:val="en-US"/>
         </w:rPr>
-        <w:t>oProvider:ServiceName</w:t>
-      </w:r>
-      <w:proofErr w:type="gramEnd"/>
+        <w:t>oServiceAdapter</w:t>
+      </w:r>
+      <w:proofErr w:type="spellEnd"/>
       <w:r>
         <w:rPr>
           <w:rFonts w:ascii="Courier New" w:hAnsi="Courier New" w:cs="Courier New"/>
@@ -6459,6 +7145,38 @@
           <w:szCs w:val="20"/>
           <w:lang w:val="en-US"/>
         </w:rPr>
+        <w:t>.</w:t>
+      </w:r>
+    </w:p>
+    <w:p>
+      <w:pPr>
+        <w:adjustRightInd w:val="0"/>
+        <w:rPr>
+          <w:rFonts w:ascii="Courier New" w:hAnsi="Courier New" w:cs="Courier New"/>
+          <w:szCs w:val="20"/>
+          <w:lang w:val="en-US"/>
+        </w:rPr>
+      </w:pPr>
+      <w:proofErr w:type="spellStart"/>
+      <w:proofErr w:type="gramStart"/>
+      <w:r>
+        <w:rPr>
+          <w:rFonts w:ascii="Courier New" w:hAnsi="Courier New" w:cs="Courier New"/>
+          <w:color w:val="000000"/>
+          <w:szCs w:val="20"/>
+          <w:lang w:val="en-US"/>
+        </w:rPr>
+        <w:t>oProvider:ServiceName</w:t>
+      </w:r>
+      <w:proofErr w:type="spellEnd"/>
+      <w:proofErr w:type="gramEnd"/>
+      <w:r>
+        <w:rPr>
+          <w:rFonts w:ascii="Courier New" w:hAnsi="Courier New" w:cs="Courier New"/>
+          <w:color w:val="000000"/>
+          <w:szCs w:val="20"/>
+          <w:lang w:val="en-US"/>
+        </w:rPr>
         <w:t xml:space="preserve">    = </w:t>
       </w:r>
       <w:r>
@@ -6508,6 +7226,7 @@
           <w:lang w:val="en-US"/>
         </w:rPr>
       </w:pPr>
+      <w:proofErr w:type="spellStart"/>
       <w:proofErr w:type="gramStart"/>
       <w:r>
         <w:rPr>
@@ -6527,6 +7246,7 @@
         </w:rPr>
         <w:t>Initialize</w:t>
       </w:r>
+      <w:proofErr w:type="spellEnd"/>
       <w:proofErr w:type="gramEnd"/>
       <w:r>
         <w:rPr>
@@ -6576,6 +7296,7 @@
           <w:lang w:val="en-US"/>
         </w:rPr>
       </w:pPr>
+      <w:proofErr w:type="spellStart"/>
       <w:proofErr w:type="gramStart"/>
       <w:r>
         <w:rPr>
@@ -6586,6 +7307,7 @@
         </w:rPr>
         <w:t>oProvider:MaxRows</w:t>
       </w:r>
+      <w:proofErr w:type="spellEnd"/>
       <w:proofErr w:type="gramEnd"/>
       <w:r>
         <w:rPr>
@@ -6653,6 +7375,7 @@
           <w:lang w:val="en-US"/>
         </w:rPr>
       </w:pPr>
+      <w:proofErr w:type="spellStart"/>
       <w:proofErr w:type="gramStart"/>
       <w:r>
         <w:rPr>
@@ -6663,6 +7386,7 @@
         </w:rPr>
         <w:t>oLL:DataMember</w:t>
       </w:r>
+      <w:proofErr w:type="spellEnd"/>
       <w:proofErr w:type="gramEnd"/>
       <w:r>
         <w:rPr>
@@ -6729,6 +7453,7 @@
           <w:lang w:val="en-US"/>
         </w:rPr>
       </w:pPr>
+      <w:proofErr w:type="spellStart"/>
       <w:proofErr w:type="gramStart"/>
       <w:r>
         <w:rPr>
@@ -6739,6 +7464,7 @@
         </w:rPr>
         <w:t>oLL:DataSource</w:t>
       </w:r>
+      <w:proofErr w:type="spellEnd"/>
       <w:proofErr w:type="gramEnd"/>
       <w:r>
         <w:rPr>
@@ -6747,19 +7473,9 @@
           <w:szCs w:val="20"/>
           <w:lang w:val="en-US"/>
         </w:rPr>
-        <w:t xml:space="preserve">     = oProvider.</w:t>
-      </w:r>
-    </w:p>
-    <w:p>
-      <w:pPr>
-        <w:adjustRightInd w:val="0"/>
-        <w:rPr>
-          <w:rFonts w:ascii="Courier New" w:hAnsi="Courier New" w:cs="Courier New"/>
-          <w:szCs w:val="20"/>
-          <w:lang w:val="en-US"/>
-        </w:rPr>
-      </w:pPr>
-      <w:proofErr w:type="gramStart"/>
+        <w:t xml:space="preserve">     = </w:t>
+      </w:r>
+      <w:proofErr w:type="spellStart"/>
       <w:r>
         <w:rPr>
           <w:rFonts w:ascii="Courier New" w:hAnsi="Courier New" w:cs="Courier New"/>
@@ -6767,9 +7483,9 @@
           <w:szCs w:val="20"/>
           <w:lang w:val="en-US"/>
         </w:rPr>
-        <w:t>oLL:ForceSingleThread</w:t>
-      </w:r>
-      <w:proofErr w:type="gramEnd"/>
+        <w:t>oProvider</w:t>
+      </w:r>
+      <w:proofErr w:type="spellEnd"/>
       <w:r>
         <w:rPr>
           <w:rFonts w:ascii="Courier New" w:hAnsi="Courier New" w:cs="Courier New"/>
@@ -6777,6 +7493,38 @@
           <w:szCs w:val="20"/>
           <w:lang w:val="en-US"/>
         </w:rPr>
+        <w:t>.</w:t>
+      </w:r>
+    </w:p>
+    <w:p>
+      <w:pPr>
+        <w:adjustRightInd w:val="0"/>
+        <w:rPr>
+          <w:rFonts w:ascii="Courier New" w:hAnsi="Courier New" w:cs="Courier New"/>
+          <w:szCs w:val="20"/>
+          <w:lang w:val="en-US"/>
+        </w:rPr>
+      </w:pPr>
+      <w:proofErr w:type="spellStart"/>
+      <w:proofErr w:type="gramStart"/>
+      <w:r>
+        <w:rPr>
+          <w:rFonts w:ascii="Courier New" w:hAnsi="Courier New" w:cs="Courier New"/>
+          <w:color w:val="000000"/>
+          <w:szCs w:val="20"/>
+          <w:lang w:val="en-US"/>
+        </w:rPr>
+        <w:t>oLL:ForceSingleThread</w:t>
+      </w:r>
+      <w:proofErr w:type="spellEnd"/>
+      <w:proofErr w:type="gramEnd"/>
+      <w:r>
+        <w:rPr>
+          <w:rFonts w:ascii="Courier New" w:hAnsi="Courier New" w:cs="Courier New"/>
+          <w:color w:val="000000"/>
+          <w:szCs w:val="20"/>
+          <w:lang w:val="en-US"/>
+        </w:rPr>
         <w:t xml:space="preserve"> = </w:t>
       </w:r>
       <w:r>
@@ -6807,6 +7555,7 @@
           <w:lang w:val="en-US"/>
         </w:rPr>
       </w:pPr>
+      <w:proofErr w:type="spellStart"/>
       <w:proofErr w:type="gramStart"/>
       <w:r>
         <w:rPr>
@@ -6817,6 +7566,7 @@
         </w:rPr>
         <w:t>oLL:Design</w:t>
       </w:r>
+      <w:proofErr w:type="spellEnd"/>
       <w:proofErr w:type="gramEnd"/>
       <w:r>
         <w:rPr>
@@ -6837,6 +7587,7 @@
           <w:lang w:val="en-US"/>
         </w:rPr>
       </w:pPr>
+      <w:proofErr w:type="spellStart"/>
       <w:proofErr w:type="gramStart"/>
       <w:r>
         <w:rPr>
@@ -6847,6 +7598,7 @@
         </w:rPr>
         <w:t>oLL:Dispose</w:t>
       </w:r>
+      <w:proofErr w:type="spellEnd"/>
       <w:proofErr w:type="gramEnd"/>
       <w:r>
         <w:rPr>
@@ -6907,7 +7659,35 @@
         <w:rPr>
           <w:lang w:val="en-US"/>
         </w:rPr>
-        <w:t xml:space="preserve">s recommended to set the MaxRows property if you are running the designer. This limits queries in the designer preview and your service only returns a maximum of MaxRows rows. </w:t>
+        <w:t xml:space="preserve">s recommended to set the </w:t>
+      </w:r>
+      <w:proofErr w:type="spellStart"/>
+      <w:r>
+        <w:rPr>
+          <w:lang w:val="en-US"/>
+        </w:rPr>
+        <w:t>MaxRows</w:t>
+      </w:r>
+      <w:proofErr w:type="spellEnd"/>
+      <w:r>
+        <w:rPr>
+          <w:lang w:val="en-US"/>
+        </w:rPr>
+        <w:t xml:space="preserve"> property if you are running the designer. This limits queries in the designer preview and your service only returns a maximum of </w:t>
+      </w:r>
+      <w:proofErr w:type="spellStart"/>
+      <w:r>
+        <w:rPr>
+          <w:lang w:val="en-US"/>
+        </w:rPr>
+        <w:t>MaxRows</w:t>
+      </w:r>
+      <w:proofErr w:type="spellEnd"/>
+      <w:r>
+        <w:rPr>
+          <w:lang w:val="en-US"/>
+        </w:rPr>
+        <w:t xml:space="preserve"> rows. </w:t>
       </w:r>
     </w:p>
     <w:p>
@@ -6933,7 +7713,21 @@
         <w:rPr>
           <w:lang w:val="en-US"/>
         </w:rPr>
-        <w:t>If you already know the Master Table for your report then you can also set the DataMember for List &amp; Label. List &amp; Label then limits the schema to this table and all other tables having relations to this table.</w:t>
+        <w:t xml:space="preserve">If you already know the Master Table for your report then you can also set the </w:t>
+      </w:r>
+      <w:proofErr w:type="spellStart"/>
+      <w:r>
+        <w:rPr>
+          <w:lang w:val="en-US"/>
+        </w:rPr>
+        <w:t>DataMember</w:t>
+      </w:r>
+      <w:proofErr w:type="spellEnd"/>
+      <w:r>
+        <w:rPr>
+          <w:lang w:val="en-US"/>
+        </w:rPr>
+        <w:t xml:space="preserve"> for List &amp; Label. List &amp; Label then limits the schema to this table and all other tables having relations to this table.</w:t>
       </w:r>
     </w:p>
     <w:p>
@@ -7021,19 +7815,6 @@
     </w:p>
     <w:p>
       <w:pPr>
-        <w:rPr>
-          <w:lang w:val="en-US"/>
-        </w:rPr>
-      </w:pPr>
-      <w:r>
-        <w:rPr>
-          <w:lang w:val="en-US"/>
-        </w:rPr>
-        <w:br w:type="page"/>
-      </w:r>
-    </w:p>
-    <w:p>
-      <w:pPr>
         <w:pStyle w:val="berschrift2"/>
         <w:keepLines w:val="0"/>
         <w:widowControl/>
@@ -7049,100 +7830,130 @@
         <w:spacing w:before="240" w:after="60" w:line="240" w:lineRule="auto"/>
         <w:ind w:left="576" w:hanging="576"/>
       </w:pPr>
-      <w:bookmarkStart w:id="20" w:name="_Toc138950041"/>
-      <w:bookmarkStart w:id="21" w:name="_Toc140591419"/>
-      <w:r>
+      <w:bookmarkStart w:id="19" w:name="_Toc138950041"/>
+      <w:bookmarkStart w:id="20" w:name="_Toc202882451"/>
+      <w:r>
+        <w:t>Dataset Services</w:t>
+      </w:r>
+      <w:bookmarkEnd w:id="19"/>
+      <w:bookmarkEnd w:id="20"/>
+    </w:p>
+    <w:p>
+      <w:pPr>
+        <w:rPr>
+          <w:lang w:val="en-US"/>
+        </w:rPr>
+      </w:pPr>
+      <w:r>
+        <w:rPr>
+          <w:lang w:val="en-US"/>
+        </w:rPr>
+        <w:t>Dataset services behave like database services accept they are working with in-memory data. You can use these services to pass data from business entities or other client objects.  All you need to have is a dataset handle. If you just have a temp-table then create a dataset around it (can be dynamic).</w:t>
+      </w:r>
+    </w:p>
+    <w:p>
+      <w:pPr>
+        <w:rPr>
+          <w:lang w:val="en-US"/>
+        </w:rPr>
+      </w:pPr>
+    </w:p>
+    <w:p>
+      <w:pPr>
+        <w:rPr>
+          <w:lang w:val="en-US"/>
+        </w:rPr>
+      </w:pPr>
+      <w:r>
+        <w:rPr>
+          <w:lang w:val="en-US"/>
+        </w:rPr>
+        <w:t xml:space="preserve">There is a general dataset wrapper class </w:t>
+      </w:r>
+      <w:proofErr w:type="spellStart"/>
+      <w:proofErr w:type="gramStart"/>
+      <w:r>
+        <w:rPr>
+          <w:lang w:val="en-US"/>
+        </w:rPr>
+        <w:t>ListLabel.OpenEdgeAdapter.OpenEdgeDatasetService</w:t>
+      </w:r>
+      <w:proofErr w:type="spellEnd"/>
+      <w:proofErr w:type="gramEnd"/>
+      <w:r>
+        <w:rPr>
+          <w:lang w:val="en-US"/>
+        </w:rPr>
+        <w:t xml:space="preserve">. This class inherits from </w:t>
+      </w:r>
+      <w:proofErr w:type="spellStart"/>
+      <w:r>
+        <w:rPr>
+          <w:lang w:val="en-US"/>
+        </w:rPr>
+        <w:t>OpenEdgeService</w:t>
+      </w:r>
+      <w:proofErr w:type="spellEnd"/>
+      <w:r>
+        <w:rPr>
+          <w:lang w:val="en-US"/>
+        </w:rPr>
+        <w:t xml:space="preserve"> and implements </w:t>
+      </w:r>
+      <w:proofErr w:type="spellStart"/>
+      <w:r>
+        <w:rPr>
+          <w:lang w:val="en-US"/>
+        </w:rPr>
+        <w:t>IServiceAdapter</w:t>
+      </w:r>
+      <w:proofErr w:type="spellEnd"/>
+      <w:r>
+        <w:rPr>
+          <w:lang w:val="en-US"/>
+        </w:rPr>
+        <w:t>.</w:t>
+      </w:r>
+    </w:p>
+    <w:p>
+      <w:pPr>
+        <w:rPr>
+          <w:lang w:val="en-US"/>
+        </w:rPr>
+      </w:pPr>
+    </w:p>
+    <w:p>
+      <w:pPr>
+        <w:rPr>
+          <w:lang w:val="en-US"/>
+        </w:rPr>
+      </w:pPr>
+      <w:r>
+        <w:rPr>
+          <w:lang w:val="en-US"/>
+        </w:rPr>
+        <w:t>Here is a sample. It looks a bit different but is easy to use.</w:t>
+      </w:r>
+    </w:p>
+    <w:p>
+      <w:pPr>
+        <w:rPr>
+          <w:lang w:val="en-US"/>
+        </w:rPr>
+      </w:pPr>
+    </w:p>
+    <w:p>
+      <w:pPr>
+        <w:rPr>
+          <w:lang w:val="en-US"/>
+        </w:rPr>
+      </w:pPr>
+      <w:r>
+        <w:rPr>
+          <w:noProof/>
+          <w:lang w:val="en-US"/>
+        </w:rPr>
         <w:lastRenderedPageBreak/>
-        <w:t>Dataset Services</w:t>
-      </w:r>
-      <w:bookmarkEnd w:id="20"/>
-      <w:bookmarkEnd w:id="21"/>
-    </w:p>
-    <w:p>
-      <w:pPr>
-        <w:rPr>
-          <w:lang w:val="en-US"/>
-        </w:rPr>
-      </w:pPr>
-      <w:r>
-        <w:rPr>
-          <w:lang w:val="en-US"/>
-        </w:rPr>
-        <w:t>Dataset services behave like database services accept they are working with in-memory data. You can use these services to pass data from business entities or other client objects.  All you need to have is a dataset handle. If you just have a temp-table then create a dataset around it (can be dynamic).</w:t>
-      </w:r>
-    </w:p>
-    <w:p>
-      <w:pPr>
-        <w:rPr>
-          <w:lang w:val="en-US"/>
-        </w:rPr>
-      </w:pPr>
-    </w:p>
-    <w:p>
-      <w:pPr>
-        <w:rPr>
-          <w:lang w:val="en-US"/>
-        </w:rPr>
-      </w:pPr>
-      <w:r>
-        <w:rPr>
-          <w:lang w:val="en-US"/>
-        </w:rPr>
-        <w:t xml:space="preserve">There is a general dataset wrapper class </w:t>
-      </w:r>
-      <w:proofErr w:type="gramStart"/>
-      <w:r>
-        <w:rPr>
-          <w:lang w:val="en-US"/>
-        </w:rPr>
-        <w:t>ListLabel.OpenEdgeAdapter.OpenEdgeDatasetService</w:t>
-      </w:r>
-      <w:proofErr w:type="gramEnd"/>
-      <w:r>
-        <w:rPr>
-          <w:lang w:val="en-US"/>
-        </w:rPr>
-        <w:t>. This class inherits from OpenEdgeService and implements IServiceAdapter.</w:t>
-      </w:r>
-    </w:p>
-    <w:p>
-      <w:pPr>
-        <w:rPr>
-          <w:lang w:val="en-US"/>
-        </w:rPr>
-      </w:pPr>
-    </w:p>
-    <w:p>
-      <w:pPr>
-        <w:rPr>
-          <w:lang w:val="en-US"/>
-        </w:rPr>
-      </w:pPr>
-      <w:r>
-        <w:rPr>
-          <w:lang w:val="en-US"/>
-        </w:rPr>
-        <w:t>Here is a sample. It looks a bit different but is easy to use.</w:t>
-      </w:r>
-    </w:p>
-    <w:p>
-      <w:pPr>
-        <w:rPr>
-          <w:lang w:val="en-US"/>
-        </w:rPr>
-      </w:pPr>
-    </w:p>
-    <w:p>
-      <w:pPr>
-        <w:rPr>
-          <w:lang w:val="en-US"/>
-        </w:rPr>
-      </w:pPr>
-      <w:r>
-        <w:rPr>
-          <w:noProof/>
-          <w:lang w:val="en-US"/>
-        </w:rPr>
         <w:drawing>
           <wp:inline distT="0" distB="0" distL="0" distR="0" wp14:anchorId="30C6169D" wp14:editId="3A5E4BB1">
             <wp:extent cx="5496692" cy="5839640"/>
@@ -7210,14 +8021,14 @@
         <w:spacing w:before="240" w:after="60" w:line="240" w:lineRule="auto"/>
         <w:ind w:left="576" w:hanging="576"/>
       </w:pPr>
-      <w:bookmarkStart w:id="22" w:name="_Toc138950042"/>
-      <w:bookmarkStart w:id="23" w:name="_Toc140591420"/>
+      <w:bookmarkStart w:id="21" w:name="_Toc138950042"/>
+      <w:bookmarkStart w:id="22" w:name="_Toc202882452"/>
       <w:r>
         <w:lastRenderedPageBreak/>
         <w:t>ABL Demo Application</w:t>
       </w:r>
+      <w:bookmarkEnd w:id="21"/>
       <w:bookmarkEnd w:id="22"/>
-      <w:bookmarkEnd w:id="23"/>
     </w:p>
     <w:p>
       <w:pPr>
@@ -7540,7 +8351,35 @@
         <w:rPr>
           <w:lang w:val="en-US"/>
         </w:rPr>
-        <w:t>Use Appserver: Use the appserver connection defined in the service adapter.</w:t>
+        <w:t xml:space="preserve">Use </w:t>
+      </w:r>
+      <w:proofErr w:type="spellStart"/>
+      <w:r>
+        <w:rPr>
+          <w:lang w:val="en-US"/>
+        </w:rPr>
+        <w:t>Appserver</w:t>
+      </w:r>
+      <w:proofErr w:type="spellEnd"/>
+      <w:r>
+        <w:rPr>
+          <w:lang w:val="en-US"/>
+        </w:rPr>
+        <w:t xml:space="preserve">: Use the </w:t>
+      </w:r>
+      <w:proofErr w:type="spellStart"/>
+      <w:r>
+        <w:rPr>
+          <w:lang w:val="en-US"/>
+        </w:rPr>
+        <w:t>appserver</w:t>
+      </w:r>
+      <w:proofErr w:type="spellEnd"/>
+      <w:r>
+        <w:rPr>
+          <w:lang w:val="en-US"/>
+        </w:rPr>
+        <w:t xml:space="preserve"> connection defined in the service adapter.</w:t>
       </w:r>
     </w:p>
     <w:p>
@@ -7676,14 +8515,14 @@
         <w:spacing w:before="240" w:after="60" w:line="240" w:lineRule="auto"/>
         <w:ind w:left="576" w:hanging="576"/>
       </w:pPr>
-      <w:bookmarkStart w:id="24" w:name="_Toc138950043"/>
-      <w:bookmarkStart w:id="25" w:name="_Toc140591421"/>
+      <w:bookmarkStart w:id="23" w:name="_Toc138950043"/>
+      <w:bookmarkStart w:id="24" w:name="_Toc202882453"/>
       <w:r>
         <w:lastRenderedPageBreak/>
         <w:t>.NET Demo Application</w:t>
       </w:r>
+      <w:bookmarkEnd w:id="23"/>
       <w:bookmarkEnd w:id="24"/>
-      <w:bookmarkEnd w:id="25"/>
     </w:p>
     <w:p>
       <w:pPr>
@@ -7882,13 +8721,13 @@
         <w:spacing w:before="240" w:after="60" w:line="240" w:lineRule="auto"/>
         <w:ind w:left="576" w:hanging="576"/>
       </w:pPr>
-      <w:bookmarkStart w:id="26" w:name="_Toc138950044"/>
-      <w:bookmarkStart w:id="27" w:name="_Toc140591422"/>
+      <w:bookmarkStart w:id="25" w:name="_Toc138950044"/>
+      <w:bookmarkStart w:id="26" w:name="_Toc202882454"/>
       <w:r>
         <w:t>Passing parameters to a service</w:t>
       </w:r>
+      <w:bookmarkEnd w:id="25"/>
       <w:bookmarkEnd w:id="26"/>
-      <w:bookmarkEnd w:id="27"/>
       <w:r>
         <w:tab/>
       </w:r>
@@ -8048,7 +8887,49 @@
         <w:rPr>
           <w:lang w:val="en-US"/>
         </w:rPr>
-        <w:t>The standard based on the OpenEdgeService supports Base Query Filters only, but uses Service Parameters to pass additional properties like MaxRows and UseInvariantCulture.</w:t>
+        <w:t xml:space="preserve">The standard based on the </w:t>
+      </w:r>
+      <w:proofErr w:type="spellStart"/>
+      <w:r>
+        <w:rPr>
+          <w:lang w:val="en-US"/>
+        </w:rPr>
+        <w:t>OpenEdgeService</w:t>
+      </w:r>
+      <w:proofErr w:type="spellEnd"/>
+      <w:r>
+        <w:rPr>
+          <w:lang w:val="en-US"/>
+        </w:rPr>
+        <w:t xml:space="preserve"> supports Base Query Filters only, but uses Service Parameters to pass additional properties like </w:t>
+      </w:r>
+      <w:proofErr w:type="spellStart"/>
+      <w:r>
+        <w:rPr>
+          <w:lang w:val="en-US"/>
+        </w:rPr>
+        <w:t>MaxRows</w:t>
+      </w:r>
+      <w:proofErr w:type="spellEnd"/>
+      <w:r>
+        <w:rPr>
+          <w:lang w:val="en-US"/>
+        </w:rPr>
+        <w:t xml:space="preserve"> and </w:t>
+      </w:r>
+      <w:proofErr w:type="spellStart"/>
+      <w:r>
+        <w:rPr>
+          <w:lang w:val="en-US"/>
+        </w:rPr>
+        <w:t>UseInvariantCulture</w:t>
+      </w:r>
+      <w:proofErr w:type="spellEnd"/>
+      <w:r>
+        <w:rPr>
+          <w:lang w:val="en-US"/>
+        </w:rPr>
+        <w:t>.</w:t>
       </w:r>
     </w:p>
     <w:p>
@@ -8080,7 +8961,35 @@
         <w:rPr>
           <w:lang w:val="en-US"/>
         </w:rPr>
-        <w:t>The following is an example to print a single order for a given OrderNum. Table Order registered as variables, OrderLine as fields.</w:t>
+        <w:t xml:space="preserve">The following is an example to print a single order for a given </w:t>
+      </w:r>
+      <w:proofErr w:type="spellStart"/>
+      <w:r>
+        <w:rPr>
+          <w:lang w:val="en-US"/>
+        </w:rPr>
+        <w:t>OrderNum</w:t>
+      </w:r>
+      <w:proofErr w:type="spellEnd"/>
+      <w:r>
+        <w:rPr>
+          <w:lang w:val="en-US"/>
+        </w:rPr>
+        <w:t xml:space="preserve">. Table Order registered as variables, </w:t>
+      </w:r>
+      <w:proofErr w:type="spellStart"/>
+      <w:r>
+        <w:rPr>
+          <w:lang w:val="en-US"/>
+        </w:rPr>
+        <w:t>OrderLine</w:t>
+      </w:r>
+      <w:proofErr w:type="spellEnd"/>
+      <w:r>
+        <w:rPr>
+          <w:lang w:val="en-US"/>
+        </w:rPr>
+        <w:t xml:space="preserve"> as fields.</w:t>
       </w:r>
     </w:p>
     <w:p>
@@ -8177,13 +9086,13 @@
         <w:spacing w:before="240" w:after="60" w:line="240" w:lineRule="auto"/>
         <w:ind w:left="576" w:hanging="576"/>
       </w:pPr>
-      <w:bookmarkStart w:id="28" w:name="_Toc138950045"/>
-      <w:bookmarkStart w:id="29" w:name="_Toc140591423"/>
+      <w:bookmarkStart w:id="27" w:name="_Toc138950045"/>
+      <w:bookmarkStart w:id="28" w:name="_Toc202882455"/>
       <w:r>
         <w:t>Performance</w:t>
       </w:r>
+      <w:bookmarkEnd w:id="27"/>
       <w:bookmarkEnd w:id="28"/>
-      <w:bookmarkEnd w:id="29"/>
     </w:p>
     <w:p>
       <w:pPr>
@@ -8269,7 +9178,21 @@
           <w:lang w:val="en-US"/>
         </w:rPr>
         <w:lastRenderedPageBreak/>
-        <w:t>register objects in List &amp; Label. There is also everything included that the data provider needs to formulate an OpenEdgeDataRequest including database table and column names. There is no need that the service builds its own schema for each request just to know what the data sources are.</w:t>
+        <w:t xml:space="preserve">register objects in List &amp; Label. There is also everything included that the data provider needs to formulate an </w:t>
+      </w:r>
+      <w:proofErr w:type="spellStart"/>
+      <w:r>
+        <w:rPr>
+          <w:lang w:val="en-US"/>
+        </w:rPr>
+        <w:t>OpenEdgeDataRequest</w:t>
+      </w:r>
+      <w:proofErr w:type="spellEnd"/>
+      <w:r>
+        <w:rPr>
+          <w:lang w:val="en-US"/>
+        </w:rPr>
+        <w:t xml:space="preserve"> including database table and column names. There is no need that the service builds its own schema for each request just to know what the data sources are.</w:t>
       </w:r>
     </w:p>
     <w:p>
@@ -8381,11 +9304,33 @@
           <w:lang w:val="en-US"/>
         </w:rPr>
       </w:pPr>
-      <w:r>
-        <w:rPr>
-          <w:lang w:val="en-US"/>
-        </w:rPr>
-        <w:t>OrderLine of Order, Item of OrderLine (Foreign Key)</w:t>
+      <w:proofErr w:type="spellStart"/>
+      <w:r>
+        <w:rPr>
+          <w:lang w:val="en-US"/>
+        </w:rPr>
+        <w:t>OrderLine</w:t>
+      </w:r>
+      <w:proofErr w:type="spellEnd"/>
+      <w:r>
+        <w:rPr>
+          <w:lang w:val="en-US"/>
+        </w:rPr>
+        <w:t xml:space="preserve"> of Order, Item of </w:t>
+      </w:r>
+      <w:proofErr w:type="spellStart"/>
+      <w:r>
+        <w:rPr>
+          <w:lang w:val="en-US"/>
+        </w:rPr>
+        <w:t>OrderLine</w:t>
+      </w:r>
+      <w:proofErr w:type="spellEnd"/>
+      <w:r>
+        <w:rPr>
+          <w:lang w:val="en-US"/>
+        </w:rPr>
+        <w:t xml:space="preserve"> (Foreign Key)</w:t>
       </w:r>
     </w:p>
     <w:p>
@@ -8624,7 +9569,21 @@
         <w:rPr>
           <w:lang w:val="en-US"/>
         </w:rPr>
-        <w:t xml:space="preserve"> OrderLines, Items of this Order.</w:t>
+        <w:t xml:space="preserve"> </w:t>
+      </w:r>
+      <w:proofErr w:type="spellStart"/>
+      <w:r>
+        <w:rPr>
+          <w:lang w:val="en-US"/>
+        </w:rPr>
+        <w:t>OrderLines</w:t>
+      </w:r>
+      <w:proofErr w:type="spellEnd"/>
+      <w:r>
+        <w:rPr>
+          <w:lang w:val="en-US"/>
+        </w:rPr>
+        <w:t>, Items of this Order.</w:t>
       </w:r>
     </w:p>
     <w:p>
@@ -8650,7 +9609,21 @@
         <w:rPr>
           <w:lang w:val="en-US"/>
         </w:rPr>
-        <w:t xml:space="preserve">For each OrderLine: </w:t>
+        <w:t xml:space="preserve">For each </w:t>
+      </w:r>
+      <w:proofErr w:type="spellStart"/>
+      <w:r>
+        <w:rPr>
+          <w:lang w:val="en-US"/>
+        </w:rPr>
+        <w:t>OrderLine</w:t>
+      </w:r>
+      <w:proofErr w:type="spellEnd"/>
+      <w:r>
+        <w:rPr>
+          <w:lang w:val="en-US"/>
+        </w:rPr>
+        <w:t xml:space="preserve">: </w:t>
       </w:r>
     </w:p>
     <w:p>
@@ -8676,7 +9649,21 @@
         <w:rPr>
           <w:lang w:val="en-US"/>
         </w:rPr>
-        <w:t>Print Orderline, Item.</w:t>
+        <w:t xml:space="preserve">Print </w:t>
+      </w:r>
+      <w:proofErr w:type="spellStart"/>
+      <w:r>
+        <w:rPr>
+          <w:lang w:val="en-US"/>
+        </w:rPr>
+        <w:t>Orderline</w:t>
+      </w:r>
+      <w:proofErr w:type="spellEnd"/>
+      <w:r>
+        <w:rPr>
+          <w:lang w:val="en-US"/>
+        </w:rPr>
+        <w:t>, Item.</w:t>
       </w:r>
     </w:p>
     <w:p>
@@ -8780,7 +9767,21 @@
         <w:rPr>
           <w:lang w:val="en-US"/>
         </w:rPr>
-        <w:t>You notice that there are many requests to OpenEdge involved and with mass data this can take forever. There are only to options you have here:</w:t>
+        <w:t xml:space="preserve">You notice that there are many requests to </w:t>
+      </w:r>
+      <w:proofErr w:type="spellStart"/>
+      <w:r>
+        <w:rPr>
+          <w:lang w:val="en-US"/>
+        </w:rPr>
+        <w:t>OpenEdge</w:t>
+      </w:r>
+      <w:proofErr w:type="spellEnd"/>
+      <w:r>
+        <w:rPr>
+          <w:lang w:val="en-US"/>
+        </w:rPr>
+        <w:t xml:space="preserve"> involved and with mass data this can take forever. There are only to options you have here:</w:t>
       </w:r>
     </w:p>
     <w:p>
@@ -8906,11 +9907,33 @@
           <w:lang w:val="en-US"/>
         </w:rPr>
       </w:pPr>
-      <w:r>
-        <w:rPr>
-          <w:lang w:val="en-US"/>
-        </w:rPr>
-        <w:t>Orderline of Order, Item of Orderline as foreign key.</w:t>
+      <w:proofErr w:type="spellStart"/>
+      <w:r>
+        <w:rPr>
+          <w:lang w:val="en-US"/>
+        </w:rPr>
+        <w:t>Orderline</w:t>
+      </w:r>
+      <w:proofErr w:type="spellEnd"/>
+      <w:r>
+        <w:rPr>
+          <w:lang w:val="en-US"/>
+        </w:rPr>
+        <w:t xml:space="preserve"> of Order, Item of </w:t>
+      </w:r>
+      <w:proofErr w:type="spellStart"/>
+      <w:r>
+        <w:rPr>
+          <w:lang w:val="en-US"/>
+        </w:rPr>
+        <w:t>Orderline</w:t>
+      </w:r>
+      <w:proofErr w:type="spellEnd"/>
+      <w:r>
+        <w:rPr>
+          <w:lang w:val="en-US"/>
+        </w:rPr>
+        <w:t xml:space="preserve"> as foreign key.</w:t>
       </w:r>
     </w:p>
     <w:p>
@@ -8962,7 +9985,21 @@
         <w:rPr>
           <w:lang w:val="en-US"/>
         </w:rPr>
-        <w:t>Another thing to mention is whenever a request is fired from the data provider, the service will send you all the data at once and this is unstoppable! So, playing around with mass data in a production environment can be quite dangerous. Always limit the rows return by setting MaxRows for the designer and even consider setting this property also for printing to a reasonable value of some thousand rows.</w:t>
+        <w:t xml:space="preserve">Another thing to mention is whenever a request is fired from the data provider, the service will send you all the data at once and this is unstoppable! So, playing around with mass data in a production environment can be quite dangerous. Always limit the rows return by setting </w:t>
+      </w:r>
+      <w:proofErr w:type="spellStart"/>
+      <w:r>
+        <w:rPr>
+          <w:lang w:val="en-US"/>
+        </w:rPr>
+        <w:t>MaxRows</w:t>
+      </w:r>
+      <w:proofErr w:type="spellEnd"/>
+      <w:r>
+        <w:rPr>
+          <w:lang w:val="en-US"/>
+        </w:rPr>
+        <w:t xml:space="preserve"> for the designer and even consider setting this property also for printing to a reasonable value of some thousand rows.</w:t>
       </w:r>
     </w:p>
     <w:p>
@@ -9074,8 +10111,8 @@
           <w:lang w:val="en-US"/>
         </w:rPr>
       </w:pPr>
-      <w:bookmarkStart w:id="30" w:name="_Toc138950046"/>
-      <w:bookmarkStart w:id="31" w:name="_Toc140591424"/>
+      <w:bookmarkStart w:id="29" w:name="_Toc138950046"/>
+      <w:bookmarkStart w:id="30" w:name="_Toc202882456"/>
       <w:r>
         <w:rPr>
           <w:lang w:val="en-US"/>
@@ -9083,8 +10120,8 @@
         <w:lastRenderedPageBreak/>
         <w:t>Source code</w:t>
       </w:r>
+      <w:bookmarkEnd w:id="29"/>
       <w:bookmarkEnd w:id="30"/>
-      <w:bookmarkEnd w:id="31"/>
     </w:p>
     <w:p>
       <w:pPr>
@@ -9104,47 +10141,61 @@
         <w:spacing w:before="240" w:after="60" w:line="240" w:lineRule="auto"/>
         <w:ind w:left="576" w:hanging="576"/>
       </w:pPr>
-      <w:bookmarkStart w:id="32" w:name="_Toc140591425"/>
+      <w:bookmarkStart w:id="31" w:name="_Toc202882457"/>
       <w:r>
         <w:t>.NET Demo Application</w:t>
       </w:r>
+      <w:bookmarkEnd w:id="31"/>
+    </w:p>
+    <w:p>
+      <w:pPr>
+        <w:rPr>
+          <w:lang w:val="en-US"/>
+        </w:rPr>
+      </w:pPr>
+      <w:r>
+        <w:rPr>
+          <w:lang w:val="en-US"/>
+        </w:rPr>
+        <w:t xml:space="preserve">The source code for the .NET Demo Application can be found in the List &amp; Label installation (where this document is located, too). It runs in both </w:t>
+      </w:r>
+      <w:proofErr w:type="spellStart"/>
+      <w:r>
+        <w:rPr>
+          <w:lang w:val="en-US"/>
+        </w:rPr>
+        <w:t>OpenEdge</w:t>
+      </w:r>
+      <w:proofErr w:type="spellEnd"/>
+      <w:r>
+        <w:rPr>
+          <w:lang w:val="en-US"/>
+        </w:rPr>
+        <w:t xml:space="preserve"> versions 32-bit and 64-bit, but needs to be compiled with the right version since the R-Code is no longer portable.</w:t>
+      </w:r>
+      <w:r>
+        <w:rPr>
+          <w:lang w:val="en-US"/>
+        </w:rPr>
+        <w:t xml:space="preserve"> </w:t>
+      </w:r>
+    </w:p>
+    <w:p>
+      <w:pPr>
+        <w:rPr>
+          <w:lang w:val="en-US"/>
+        </w:rPr>
+      </w:pPr>
+    </w:p>
+    <w:p>
+      <w:pPr>
+        <w:pStyle w:val="berschrift3"/>
+      </w:pPr>
+      <w:bookmarkStart w:id="32" w:name="_Toc202882458"/>
+      <w:r>
+        <w:t>Assemblies</w:t>
+      </w:r>
       <w:bookmarkEnd w:id="32"/>
-    </w:p>
-    <w:p>
-      <w:pPr>
-        <w:rPr>
-          <w:lang w:val="en-US"/>
-        </w:rPr>
-      </w:pPr>
-      <w:r>
-        <w:rPr>
-          <w:lang w:val="en-US"/>
-        </w:rPr>
-        <w:t>The source code for the .NET Demo Application can be found in the List &amp; Label installation (where this document is located, too). It runs in both OpenEdge versions 32-bit and 64-bit, but needs to be compiled with the right version since the R-Code is no longer portable.</w:t>
-      </w:r>
-      <w:r>
-        <w:rPr>
-          <w:lang w:val="en-US"/>
-        </w:rPr>
-        <w:t xml:space="preserve"> </w:t>
-      </w:r>
-    </w:p>
-    <w:p>
-      <w:pPr>
-        <w:rPr>
-          <w:lang w:val="en-US"/>
-        </w:rPr>
-      </w:pPr>
-    </w:p>
-    <w:p>
-      <w:pPr>
-        <w:pStyle w:val="berschrift3"/>
-      </w:pPr>
-      <w:bookmarkStart w:id="33" w:name="_Toc140591426"/>
-      <w:r>
-        <w:t>Assemblies</w:t>
-      </w:r>
-      <w:bookmarkEnd w:id="33"/>
     </w:p>
     <w:p>
       <w:pPr>
@@ -9239,7 +10290,7 @@
         <w:rPr>
           <w:lang w:val="en-US"/>
         </w:rPr>
-        <w:t>29</w:t>
+        <w:t>30</w:t>
       </w:r>
       <w:r>
         <w:rPr>
@@ -9298,7 +10349,7 @@
         <w:rPr>
           <w:lang w:val="en-US"/>
         </w:rPr>
-        <w:t>29</w:t>
+        <w:t>30</w:t>
       </w:r>
       <w:r>
         <w:rPr>
@@ -9382,7 +10433,23 @@
         <w:fldChar w:fldCharType="separate"/>
       </w:r>
       <w:r>
-        <w:t>Building the OpenEdgeDataProviderPro Assembly</w:t>
+        <w:t xml:space="preserve">Building </w:t>
+      </w:r>
+      <w:proofErr w:type="spellStart"/>
+      <w:r>
+        <w:t>the</w:t>
+      </w:r>
+      <w:proofErr w:type="spellEnd"/>
+      <w:r>
+        <w:t xml:space="preserve"> </w:t>
+      </w:r>
+      <w:proofErr w:type="spellStart"/>
+      <w:r>
+        <w:t>OpenEdgeDataProviderPro</w:t>
+      </w:r>
+      <w:proofErr w:type="spellEnd"/>
+      <w:r>
+        <w:t xml:space="preserve"> Assembly</w:t>
       </w:r>
       <w:r>
         <w:rPr>
@@ -9407,11 +10474,11 @@
       <w:pPr>
         <w:pStyle w:val="berschrift3"/>
       </w:pPr>
-      <w:bookmarkStart w:id="34" w:name="_Toc140591427"/>
+      <w:bookmarkStart w:id="33" w:name="_Toc202882459"/>
       <w:r>
         <w:t>Building the Demo Application</w:t>
       </w:r>
-      <w:bookmarkEnd w:id="34"/>
+      <w:bookmarkEnd w:id="33"/>
     </w:p>
     <w:p>
       <w:pPr>
@@ -9523,7 +10590,35 @@
         <w:rPr>
           <w:lang w:val="en-US"/>
         </w:rPr>
-        <w:t xml:space="preserve"> the right version of the OpenEdge OpenClient DLL</w:t>
+        <w:t xml:space="preserve"> the right version of the </w:t>
+      </w:r>
+      <w:proofErr w:type="spellStart"/>
+      <w:r>
+        <w:rPr>
+          <w:lang w:val="en-US"/>
+        </w:rPr>
+        <w:t>OpenEdge</w:t>
+      </w:r>
+      <w:proofErr w:type="spellEnd"/>
+      <w:r>
+        <w:rPr>
+          <w:lang w:val="en-US"/>
+        </w:rPr>
+        <w:t xml:space="preserve"> </w:t>
+      </w:r>
+      <w:proofErr w:type="spellStart"/>
+      <w:r>
+        <w:rPr>
+          <w:lang w:val="en-US"/>
+        </w:rPr>
+        <w:t>OpenClient</w:t>
+      </w:r>
+      <w:proofErr w:type="spellEnd"/>
+      <w:r>
+        <w:rPr>
+          <w:lang w:val="en-US"/>
+        </w:rPr>
+        <w:t xml:space="preserve"> DLL</w:t>
       </w:r>
       <w:r>
         <w:rPr>
@@ -9719,7 +10814,35 @@
         <w:rPr>
           <w:lang w:val="en-US"/>
         </w:rPr>
-        <w:t xml:space="preserve">Right click on LLPro and edit properties. Goto </w:t>
+        <w:t xml:space="preserve">Right click on </w:t>
+      </w:r>
+      <w:proofErr w:type="spellStart"/>
+      <w:r>
+        <w:rPr>
+          <w:lang w:val="en-US"/>
+        </w:rPr>
+        <w:t>LLPro</w:t>
+      </w:r>
+      <w:proofErr w:type="spellEnd"/>
+      <w:r>
+        <w:rPr>
+          <w:lang w:val="en-US"/>
+        </w:rPr>
+        <w:t xml:space="preserve"> and edit properties. </w:t>
+      </w:r>
+      <w:proofErr w:type="spellStart"/>
+      <w:r>
+        <w:rPr>
+          <w:lang w:val="en-US"/>
+        </w:rPr>
+        <w:t>Goto</w:t>
+      </w:r>
+      <w:proofErr w:type="spellEnd"/>
+      <w:r>
+        <w:rPr>
+          <w:lang w:val="en-US"/>
+        </w:rPr>
+        <w:t xml:space="preserve"> </w:t>
       </w:r>
       <w:r>
         <w:rPr>
@@ -9727,11 +10850,19 @@
         </w:rPr>
         <w:t>"</w:t>
       </w:r>
-      <w:r>
-        <w:rPr>
-          <w:lang w:val="en-US"/>
-        </w:rPr>
-        <w:t xml:space="preserve">OpenEdge” and change the Startup Parameters to include </w:t>
+      <w:proofErr w:type="spellStart"/>
+      <w:r>
+        <w:rPr>
+          <w:lang w:val="en-US"/>
+        </w:rPr>
+        <w:t>OpenEdge</w:t>
+      </w:r>
+      <w:proofErr w:type="spellEnd"/>
+      <w:r>
+        <w:rPr>
+          <w:lang w:val="en-US"/>
+        </w:rPr>
+        <w:t xml:space="preserve">” and change the Startup Parameters to include </w:t>
       </w:r>
       <w:r>
         <w:rPr>
@@ -9743,7 +10874,21 @@
         <w:rPr>
           <w:lang w:val="en-US"/>
         </w:rPr>
-        <w:t>-assemblies Assemblies”.</w:t>
+        <w:t xml:space="preserve">-assemblies </w:t>
+      </w:r>
+      <w:proofErr w:type="spellStart"/>
+      <w:r>
+        <w:rPr>
+          <w:lang w:val="en-US"/>
+        </w:rPr>
+        <w:t>Assemblies</w:t>
+      </w:r>
+      <w:proofErr w:type="spellEnd"/>
+      <w:r>
+        <w:rPr>
+          <w:lang w:val="en-US"/>
+        </w:rPr>
+        <w:t>”.</w:t>
       </w:r>
     </w:p>
     <w:p>
@@ -10007,7 +11152,21 @@
         <w:rPr>
           <w:lang w:val="en-US"/>
         </w:rPr>
-        <w:t xml:space="preserve">Application Service Names including: listlabel </w:t>
+        <w:t xml:space="preserve">Application Service Names including: </w:t>
+      </w:r>
+      <w:proofErr w:type="spellStart"/>
+      <w:r>
+        <w:rPr>
+          <w:lang w:val="en-US"/>
+        </w:rPr>
+        <w:t>listlabel</w:t>
+      </w:r>
+      <w:proofErr w:type="spellEnd"/>
+      <w:r>
+        <w:rPr>
+          <w:lang w:val="en-US"/>
+        </w:rPr>
+        <w:t xml:space="preserve"> </w:t>
       </w:r>
       <w:r>
         <w:rPr>
@@ -10084,11 +11243,19 @@
           <w:lang w:val="en-US"/>
         </w:rPr>
       </w:pPr>
-      <w:r>
-        <w:rPr>
-          <w:lang w:val="en-US"/>
-        </w:rPr>
-        <w:t xml:space="preserve">Propath: </w:t>
+      <w:proofErr w:type="spellStart"/>
+      <w:r>
+        <w:rPr>
+          <w:lang w:val="en-US"/>
+        </w:rPr>
+        <w:t>Propath</w:t>
+      </w:r>
+      <w:proofErr w:type="spellEnd"/>
+      <w:r>
+        <w:rPr>
+          <w:lang w:val="en-US"/>
+        </w:rPr>
+        <w:t xml:space="preserve">: </w:t>
       </w:r>
       <w:proofErr w:type="gramStart"/>
       <w:r>
@@ -10102,7 +11269,21 @@
         <w:rPr>
           <w:lang w:val="en-US"/>
         </w:rPr>
-        <w:t>{WinChar Startup\PROPATH};@{WorkPath}</w:t>
+        <w:t>{WinChar Startup\PROPATH};@{</w:t>
+      </w:r>
+      <w:proofErr w:type="spellStart"/>
+      <w:r>
+        <w:rPr>
+          <w:lang w:val="en-US"/>
+        </w:rPr>
+        <w:t>WorkPath</w:t>
+      </w:r>
+      <w:proofErr w:type="spellEnd"/>
+      <w:r>
+        <w:rPr>
+          <w:lang w:val="en-US"/>
+        </w:rPr>
+        <w:t>}</w:t>
       </w:r>
     </w:p>
     <w:p>
@@ -10168,7 +11349,21 @@
         <w:rPr>
           <w:lang w:val="en-US"/>
         </w:rPr>
-        <w:t>-db C:\OpenEdge\Databases\sports2000.db</w:t>
+        <w:t>-</w:t>
+      </w:r>
+      <w:proofErr w:type="spellStart"/>
+      <w:r>
+        <w:rPr>
+          <w:lang w:val="en-US"/>
+        </w:rPr>
+        <w:t>db</w:t>
+      </w:r>
+      <w:proofErr w:type="spellEnd"/>
+      <w:r>
+        <w:rPr>
+          <w:lang w:val="en-US"/>
+        </w:rPr>
+        <w:t xml:space="preserve"> C:\OpenEdge\Databases\sports2000.db</w:t>
       </w:r>
     </w:p>
     <w:p>
@@ -10204,7 +11399,21 @@
         <w:rPr>
           <w:lang w:val="en-US"/>
         </w:rPr>
-        <w:t>-inp 16000</w:t>
+        <w:t>-</w:t>
+      </w:r>
+      <w:proofErr w:type="spellStart"/>
+      <w:r>
+        <w:rPr>
+          <w:lang w:val="en-US"/>
+        </w:rPr>
+        <w:t>inp</w:t>
+      </w:r>
+      <w:proofErr w:type="spellEnd"/>
+      <w:r>
+        <w:rPr>
+          <w:lang w:val="en-US"/>
+        </w:rPr>
+        <w:t xml:space="preserve"> 16000</w:t>
       </w:r>
     </w:p>
     <w:p>
@@ -10222,7 +11431,21 @@
         <w:rPr>
           <w:lang w:val="en-US"/>
         </w:rPr>
-        <w:t>-tok 4000</w:t>
+        <w:t>-</w:t>
+      </w:r>
+      <w:proofErr w:type="spellStart"/>
+      <w:r>
+        <w:rPr>
+          <w:lang w:val="en-US"/>
+        </w:rPr>
+        <w:t>tok</w:t>
+      </w:r>
+      <w:proofErr w:type="spellEnd"/>
+      <w:r>
+        <w:rPr>
+          <w:lang w:val="en-US"/>
+        </w:rPr>
+        <w:t xml:space="preserve"> 4000</w:t>
       </w:r>
     </w:p>
     <w:p>
@@ -10240,8 +11463,16 @@
         <w:rPr>
           <w:lang w:val="en-US"/>
         </w:rPr>
-        <w:t>-rereadnolock</w:t>
-      </w:r>
+        <w:t>-</w:t>
+      </w:r>
+      <w:proofErr w:type="spellStart"/>
+      <w:r>
+        <w:rPr>
+          <w:lang w:val="en-US"/>
+        </w:rPr>
+        <w:t>rereadnolock</w:t>
+      </w:r>
+      <w:proofErr w:type="spellEnd"/>
     </w:p>
     <w:p>
       <w:pPr>
@@ -10276,7 +11507,21 @@
         <w:rPr>
           <w:lang w:val="en-US"/>
         </w:rPr>
-        <w:t>-mmax 65534</w:t>
+        <w:t>-</w:t>
+      </w:r>
+      <w:proofErr w:type="spellStart"/>
+      <w:r>
+        <w:rPr>
+          <w:lang w:val="en-US"/>
+        </w:rPr>
+        <w:t>mmax</w:t>
+      </w:r>
+      <w:proofErr w:type="spellEnd"/>
+      <w:r>
+        <w:rPr>
+          <w:lang w:val="en-US"/>
+        </w:rPr>
+        <w:t xml:space="preserve"> 65534</w:t>
       </w:r>
     </w:p>
     <w:p>
@@ -10294,8 +11539,16 @@
         <w:rPr>
           <w:lang w:val="en-US"/>
         </w:rPr>
-        <w:t># Not sure about -Bt</w:t>
-      </w:r>
+        <w:t># Not sure about -</w:t>
+      </w:r>
+      <w:proofErr w:type="spellStart"/>
+      <w:r>
+        <w:rPr>
+          <w:lang w:val="en-US"/>
+        </w:rPr>
+        <w:t>Bt</w:t>
+      </w:r>
+      <w:proofErr w:type="spellEnd"/>
     </w:p>
     <w:p>
       <w:pPr>
@@ -10312,7 +11565,21 @@
         <w:rPr>
           <w:lang w:val="en-US"/>
         </w:rPr>
-        <w:t>-Bt 2000</w:t>
+        <w:t>-</w:t>
+      </w:r>
+      <w:proofErr w:type="spellStart"/>
+      <w:r>
+        <w:rPr>
+          <w:lang w:val="en-US"/>
+        </w:rPr>
+        <w:t>Bt</w:t>
+      </w:r>
+      <w:proofErr w:type="spellEnd"/>
+      <w:r>
+        <w:rPr>
+          <w:lang w:val="en-US"/>
+        </w:rPr>
+        <w:t xml:space="preserve"> 2000</w:t>
       </w:r>
     </w:p>
     <w:p>
@@ -10399,13 +11666,13 @@
       <w:pPr>
         <w:pStyle w:val="berschrift2"/>
       </w:pPr>
-      <w:bookmarkStart w:id="35" w:name="_Toc138950048"/>
-      <w:bookmarkStart w:id="36" w:name="_Toc140591428"/>
+      <w:bookmarkStart w:id="34" w:name="_Toc138950048"/>
+      <w:bookmarkStart w:id="35" w:name="_Toc202882460"/>
       <w:r>
         <w:lastRenderedPageBreak/>
         <w:t>Data Provider</w:t>
       </w:r>
-      <w:bookmarkEnd w:id="36"/>
+      <w:bookmarkEnd w:id="35"/>
     </w:p>
     <w:p>
       <w:pPr>
@@ -10443,7 +11710,7 @@
         </w:rPr>
       </w:pPr>
     </w:p>
-    <w:bookmarkEnd w:id="35"/>
+    <w:bookmarkEnd w:id="34"/>
     <w:p>
       <w:pPr>
         <w:tabs>
@@ -10551,11 +11818,19 @@
           <w:lang w:val="en-US"/>
         </w:rPr>
       </w:pPr>
-      <w:r>
-        <w:rPr>
-          <w:lang w:val="en-US"/>
-        </w:rPr>
-        <w:t>OpenEdgeDataProviderPro – the data provider DLL</w:t>
+      <w:proofErr w:type="spellStart"/>
+      <w:r>
+        <w:rPr>
+          <w:lang w:val="en-US"/>
+        </w:rPr>
+        <w:t>OpenEdgeDataProviderPro</w:t>
+      </w:r>
+      <w:proofErr w:type="spellEnd"/>
+      <w:r>
+        <w:rPr>
+          <w:lang w:val="en-US"/>
+        </w:rPr>
+        <w:t xml:space="preserve"> – the data provider DLL</w:t>
       </w:r>
     </w:p>
     <w:p>
@@ -10578,11 +11853,19 @@
           <w:lang w:val="en-US"/>
         </w:rPr>
       </w:pPr>
-      <w:r>
-        <w:rPr>
-          <w:lang w:val="en-US"/>
-        </w:rPr>
-        <w:t xml:space="preserve">OpenEdgeDemo – A C# demo client with a Progress open client proxy </w:t>
+      <w:proofErr w:type="spellStart"/>
+      <w:r>
+        <w:rPr>
+          <w:lang w:val="en-US"/>
+        </w:rPr>
+        <w:t>OpenEdgeDemo</w:t>
+      </w:r>
+      <w:proofErr w:type="spellEnd"/>
+      <w:r>
+        <w:rPr>
+          <w:lang w:val="en-US"/>
+        </w:rPr>
+        <w:t xml:space="preserve"> – A C# demo client with a Progress open client proxy </w:t>
       </w:r>
     </w:p>
     <w:p>
@@ -10613,21 +11896,23 @@
         <w:spacing w:before="240" w:after="60"/>
         <w:ind w:left="720" w:hanging="720"/>
       </w:pPr>
-      <w:bookmarkStart w:id="37" w:name="_Toc138950049"/>
-      <w:bookmarkStart w:id="38" w:name="_Ref140568827"/>
-      <w:bookmarkStart w:id="39" w:name="_Toc140591429"/>
+      <w:bookmarkStart w:id="36" w:name="_Toc138950049"/>
+      <w:bookmarkStart w:id="37" w:name="_Ref140568827"/>
+      <w:bookmarkStart w:id="38" w:name="_Toc202882461"/>
       <w:r>
         <w:t xml:space="preserve">Building the </w:t>
       </w:r>
+      <w:proofErr w:type="spellStart"/>
       <w:r>
         <w:t>OpenEdgeDataProviderPro</w:t>
       </w:r>
+      <w:bookmarkEnd w:id="36"/>
+      <w:proofErr w:type="spellEnd"/>
+      <w:r>
+        <w:t xml:space="preserve"> Assembly</w:t>
+      </w:r>
       <w:bookmarkEnd w:id="37"/>
-      <w:r>
-        <w:t xml:space="preserve"> Assembly</w:t>
-      </w:r>
       <w:bookmarkEnd w:id="38"/>
-      <w:bookmarkEnd w:id="39"/>
     </w:p>
     <w:p>
       <w:pPr>
@@ -10666,11 +11951,19 @@
           <w:lang w:val="en-US"/>
         </w:rPr>
       </w:pPr>
-      <w:r>
-        <w:rPr>
-          <w:lang w:val="en-US"/>
-        </w:rPr>
-        <w:t xml:space="preserve">DataProvider.cs </w:t>
+      <w:proofErr w:type="spellStart"/>
+      <w:r>
+        <w:rPr>
+          <w:lang w:val="en-US"/>
+        </w:rPr>
+        <w:t>DataProvider.cs</w:t>
+      </w:r>
+      <w:proofErr w:type="spellEnd"/>
+      <w:r>
+        <w:rPr>
+          <w:lang w:val="en-US"/>
+        </w:rPr>
+        <w:t xml:space="preserve"> </w:t>
       </w:r>
       <w:r>
         <w:rPr>
@@ -10682,8 +11975,16 @@
         <w:rPr>
           <w:lang w:val="en-US"/>
         </w:rPr>
-        <w:t>the source code for the dll</w:t>
-      </w:r>
+        <w:t xml:space="preserve">the source code for the </w:t>
+      </w:r>
+      <w:proofErr w:type="spellStart"/>
+      <w:r>
+        <w:rPr>
+          <w:lang w:val="en-US"/>
+        </w:rPr>
+        <w:t>dll</w:t>
+      </w:r>
+      <w:proofErr w:type="spellEnd"/>
       <w:r>
         <w:rPr>
           <w:lang w:val="en-US"/>
@@ -10711,23 +12012,33 @@
           <w:lang w:val="en-US"/>
         </w:rPr>
       </w:pPr>
+      <w:proofErr w:type="spellStart"/>
       <w:r>
         <w:rPr>
           <w:lang w:val="en-US"/>
         </w:rPr>
         <w:t>LitJson.cs</w:t>
       </w:r>
+      <w:proofErr w:type="spellEnd"/>
       <w:r>
         <w:rPr>
           <w:lang w:val="en-US"/>
         </w:rPr>
         <w:t xml:space="preserve"> (</w:t>
       </w:r>
-      <w:r>
-        <w:rPr>
-          <w:lang w:val="en-US"/>
-        </w:rPr>
-        <w:t>Litjson is a free JSON library</w:t>
+      <w:proofErr w:type="spellStart"/>
+      <w:r>
+        <w:rPr>
+          <w:lang w:val="en-US"/>
+        </w:rPr>
+        <w:t>Litjson</w:t>
+      </w:r>
+      <w:proofErr w:type="spellEnd"/>
+      <w:r>
+        <w:rPr>
+          <w:lang w:val="en-US"/>
+        </w:rPr>
+        <w:t xml:space="preserve"> is a free JSON library</w:t>
       </w:r>
       <w:r>
         <w:rPr>
@@ -10798,37 +12109,37 @@
         </w:rPr>
         <w:t>combit.ListLabel</w:t>
       </w:r>
+      <w:r>
+        <w:rPr>
+          <w:lang w:val="en-US"/>
+        </w:rPr>
+        <w:fldChar w:fldCharType="begin"/>
+      </w:r>
+      <w:r>
+        <w:rPr>
+          <w:lang w:val="en-US"/>
+        </w:rPr>
+        <w:instrText xml:space="preserve"> DOCPROPERTY  _LLMajorVersion  \* MERGEFORMAT </w:instrText>
+      </w:r>
+      <w:r>
+        <w:rPr>
+          <w:lang w:val="en-US"/>
+        </w:rPr>
+        <w:fldChar w:fldCharType="separate"/>
+      </w:r>
+      <w:r>
+        <w:rPr>
+          <w:lang w:val="en-US"/>
+        </w:rPr>
+        <w:t>30</w:t>
+      </w:r>
+      <w:r>
+        <w:rPr>
+          <w:lang w:val="en-US"/>
+        </w:rPr>
+        <w:fldChar w:fldCharType="end"/>
+      </w:r>
       <w:proofErr w:type="gramEnd"/>
-      <w:r>
-        <w:rPr>
-          <w:lang w:val="en-US"/>
-        </w:rPr>
-        <w:fldChar w:fldCharType="begin"/>
-      </w:r>
-      <w:r>
-        <w:rPr>
-          <w:lang w:val="en-US"/>
-        </w:rPr>
-        <w:instrText xml:space="preserve"> DOCPROPERTY  _LLMajorVersion  \* MERGEFORMAT </w:instrText>
-      </w:r>
-      <w:r>
-        <w:rPr>
-          <w:lang w:val="en-US"/>
-        </w:rPr>
-        <w:fldChar w:fldCharType="separate"/>
-      </w:r>
-      <w:r>
-        <w:rPr>
-          <w:lang w:val="en-US"/>
-        </w:rPr>
-        <w:t>29</w:t>
-      </w:r>
-      <w:r>
-        <w:rPr>
-          <w:lang w:val="en-US"/>
-        </w:rPr>
-        <w:fldChar w:fldCharType="end"/>
-      </w:r>
       <w:r>
         <w:rPr>
           <w:lang w:val="en-US"/>
@@ -11342,7 +12653,21 @@
         <w:rPr>
           <w:lang w:val="en-US"/>
         </w:rPr>
-        <w:t xml:space="preserve"> into your OpenEdge Assemblies directory.</w:t>
+        <w:t xml:space="preserve"> into your </w:t>
+      </w:r>
+      <w:proofErr w:type="spellStart"/>
+      <w:r>
+        <w:rPr>
+          <w:lang w:val="en-US"/>
+        </w:rPr>
+        <w:t>OpenEdge</w:t>
+      </w:r>
+      <w:proofErr w:type="spellEnd"/>
+      <w:r>
+        <w:rPr>
+          <w:lang w:val="en-US"/>
+        </w:rPr>
+        <w:t xml:space="preserve"> Assemblies directory.</w:t>
       </w:r>
     </w:p>
     <w:p>
@@ -11362,49 +12687,107 @@
         <w:spacing w:before="240" w:after="60"/>
         <w:ind w:left="720" w:hanging="720"/>
       </w:pPr>
-      <w:bookmarkStart w:id="40" w:name="_Toc138950050"/>
-      <w:bookmarkStart w:id="41" w:name="_Toc140591430"/>
+      <w:bookmarkStart w:id="39" w:name="_Toc138950050"/>
+      <w:bookmarkStart w:id="40" w:name="_Toc202882462"/>
       <w:r>
         <w:t xml:space="preserve">Building the </w:t>
       </w:r>
+      <w:proofErr w:type="spellStart"/>
       <w:r>
         <w:t>OpenEdgeDemo</w:t>
       </w:r>
+      <w:bookmarkEnd w:id="39"/>
+      <w:proofErr w:type="spellEnd"/>
+      <w:r>
+        <w:t xml:space="preserve"> </w:t>
+      </w:r>
+      <w:r>
+        <w:t>Application</w:t>
+      </w:r>
       <w:bookmarkEnd w:id="40"/>
-      <w:r>
+    </w:p>
+    <w:p>
+      <w:pPr>
+        <w:tabs>
+          <w:tab w:val="left" w:pos="1605"/>
+        </w:tabs>
+        <w:rPr>
+          <w:lang w:val="en-US"/>
+        </w:rPr>
+      </w:pPr>
+      <w:r>
+        <w:rPr>
+          <w:lang w:val="en-US"/>
+        </w:rPr>
+        <w:t>The .N</w:t>
+      </w:r>
+      <w:r>
+        <w:rPr>
+          <w:lang w:val="en-US"/>
+        </w:rPr>
+        <w:t>ET</w:t>
+      </w:r>
+      <w:r>
+        <w:rPr>
+          <w:lang w:val="en-US"/>
+        </w:rPr>
+        <w:t xml:space="preserve"> demo is a windows forms application accessing the </w:t>
+      </w:r>
+      <w:proofErr w:type="spellStart"/>
+      <w:r>
+        <w:rPr>
+          <w:lang w:val="en-US"/>
+        </w:rPr>
+        <w:t>OpenEdge</w:t>
+      </w:r>
+      <w:proofErr w:type="spellEnd"/>
+      <w:r>
+        <w:rPr>
+          <w:lang w:val="en-US"/>
+        </w:rPr>
         <w:t xml:space="preserve"> </w:t>
       </w:r>
-      <w:r>
-        <w:t>Application</w:t>
-      </w:r>
-      <w:bookmarkEnd w:id="41"/>
-    </w:p>
-    <w:p>
-      <w:pPr>
-        <w:tabs>
-          <w:tab w:val="left" w:pos="1605"/>
-        </w:tabs>
-        <w:rPr>
-          <w:lang w:val="en-US"/>
-        </w:rPr>
-      </w:pPr>
-      <w:r>
-        <w:rPr>
-          <w:lang w:val="en-US"/>
-        </w:rPr>
-        <w:t>The .N</w:t>
-      </w:r>
-      <w:r>
-        <w:rPr>
-          <w:lang w:val="en-US"/>
-        </w:rPr>
-        <w:t>ET</w:t>
-      </w:r>
-      <w:r>
-        <w:rPr>
-          <w:lang w:val="en-US"/>
-        </w:rPr>
-        <w:t xml:space="preserve"> demo is a windows forms application accessing the OpenEdge Appserver through an Open Client proxy. The proxy needs to be built with the OpenEdge ProxyGen tool.</w:t>
+      <w:proofErr w:type="spellStart"/>
+      <w:r>
+        <w:rPr>
+          <w:lang w:val="en-US"/>
+        </w:rPr>
+        <w:t>Appserver</w:t>
+      </w:r>
+      <w:proofErr w:type="spellEnd"/>
+      <w:r>
+        <w:rPr>
+          <w:lang w:val="en-US"/>
+        </w:rPr>
+        <w:t xml:space="preserve"> through an Open Client proxy. The proxy needs to be built with the </w:t>
+      </w:r>
+      <w:proofErr w:type="spellStart"/>
+      <w:r>
+        <w:rPr>
+          <w:lang w:val="en-US"/>
+        </w:rPr>
+        <w:t>OpenEdge</w:t>
+      </w:r>
+      <w:proofErr w:type="spellEnd"/>
+      <w:r>
+        <w:rPr>
+          <w:lang w:val="en-US"/>
+        </w:rPr>
+        <w:t xml:space="preserve"> </w:t>
+      </w:r>
+      <w:proofErr w:type="spellStart"/>
+      <w:r>
+        <w:rPr>
+          <w:lang w:val="en-US"/>
+        </w:rPr>
+        <w:t>ProxyGen</w:t>
+      </w:r>
+      <w:proofErr w:type="spellEnd"/>
+      <w:r>
+        <w:rPr>
+          <w:lang w:val="en-US"/>
+        </w:rPr>
+        <w:t xml:space="preserve"> tool.</w:t>
       </w:r>
     </w:p>
     <w:p>
@@ -11450,12 +12833,14 @@
         </w:rPr>
         <w:t>"</w:t>
       </w:r>
+      <w:proofErr w:type="spellStart"/>
       <w:r>
         <w:rPr>
           <w:lang w:val="en-US"/>
         </w:rPr>
         <w:t>ProxyGen</w:t>
       </w:r>
+      <w:proofErr w:type="spellEnd"/>
       <w:r>
         <w:rPr>
           <w:lang w:val="en-US"/>
@@ -11466,7 +12851,21 @@
         <w:rPr>
           <w:lang w:val="en-US"/>
         </w:rPr>
-        <w:t xml:space="preserve"> folder of the OpenEdge sample in your installation.</w:t>
+        <w:t xml:space="preserve"> folder of the </w:t>
+      </w:r>
+      <w:proofErr w:type="spellStart"/>
+      <w:r>
+        <w:rPr>
+          <w:lang w:val="en-US"/>
+        </w:rPr>
+        <w:t>OpenEdge</w:t>
+      </w:r>
+      <w:proofErr w:type="spellEnd"/>
+      <w:r>
+        <w:rPr>
+          <w:lang w:val="en-US"/>
+        </w:rPr>
+        <w:t xml:space="preserve"> sample in your installation.</w:t>
       </w:r>
     </w:p>
     <w:p>
@@ -11554,7 +12953,21 @@
         <w:rPr>
           <w:lang w:val="en-US"/>
         </w:rPr>
-        <w:t>You may have to change the propath setting to point to the LLPRO directory in your workspace.</w:t>
+        <w:t xml:space="preserve">You may have to change the </w:t>
+      </w:r>
+      <w:proofErr w:type="spellStart"/>
+      <w:r>
+        <w:rPr>
+          <w:lang w:val="en-US"/>
+        </w:rPr>
+        <w:t>propath</w:t>
+      </w:r>
+      <w:proofErr w:type="spellEnd"/>
+      <w:r>
+        <w:rPr>
+          <w:lang w:val="en-US"/>
+        </w:rPr>
+        <w:t xml:space="preserve"> setting to point to the LLPRO directory in your workspace.</w:t>
       </w:r>
     </w:p>
     <w:p>
@@ -11580,7 +12993,35 @@
         <w:rPr>
           <w:lang w:val="en-US"/>
         </w:rPr>
-        <w:t>Make sure to use the right ProxyGen shortcut if you have multiple OpenEdge versions installed.</w:t>
+        <w:t xml:space="preserve">Make sure to use the right </w:t>
+      </w:r>
+      <w:proofErr w:type="spellStart"/>
+      <w:r>
+        <w:rPr>
+          <w:lang w:val="en-US"/>
+        </w:rPr>
+        <w:t>ProxyGen</w:t>
+      </w:r>
+      <w:proofErr w:type="spellEnd"/>
+      <w:r>
+        <w:rPr>
+          <w:lang w:val="en-US"/>
+        </w:rPr>
+        <w:t xml:space="preserve"> shortcut if you have multiple </w:t>
+      </w:r>
+      <w:proofErr w:type="spellStart"/>
+      <w:r>
+        <w:rPr>
+          <w:lang w:val="en-US"/>
+        </w:rPr>
+        <w:t>OpenEdge</w:t>
+      </w:r>
+      <w:proofErr w:type="spellEnd"/>
+      <w:r>
+        <w:rPr>
+          <w:lang w:val="en-US"/>
+        </w:rPr>
+        <w:t xml:space="preserve"> versions installed.</w:t>
       </w:r>
     </w:p>
     <w:p>
@@ -11657,7 +13098,21 @@
         <w:rPr>
           <w:lang w:val="en-US"/>
         </w:rPr>
-        <w:t>The proxy just needs a single non-persistent procedure OpenEdgeGateway.r handling all the communication.</w:t>
+        <w:t xml:space="preserve">The proxy just needs a single non-persistent procedure </w:t>
+      </w:r>
+      <w:proofErr w:type="spellStart"/>
+      <w:r>
+        <w:rPr>
+          <w:lang w:val="en-US"/>
+        </w:rPr>
+        <w:t>OpenEdgeGateway.r</w:t>
+      </w:r>
+      <w:proofErr w:type="spellEnd"/>
+      <w:r>
+        <w:rPr>
+          <w:lang w:val="en-US"/>
+        </w:rPr>
+        <w:t xml:space="preserve"> handling all the communication.</w:t>
       </w:r>
     </w:p>
     <w:p>
@@ -11942,7 +13397,21 @@
         <w:rPr>
           <w:lang w:val="en-US"/>
         </w:rPr>
-        <w:t>Progress adds Progress.Messages.dll and Progress.o4glrt.dll. These DLL come in a 32bit and a 64bit version. If you want to support both, then you have to install both OpenEdge versions.</w:t>
+        <w:t xml:space="preserve">Progress adds Progress.Messages.dll and Progress.o4glrt.dll. These DLL come in a 32bit and a 64bit version. If you want to support both, then you have to install both </w:t>
+      </w:r>
+      <w:proofErr w:type="spellStart"/>
+      <w:r>
+        <w:rPr>
+          <w:lang w:val="en-US"/>
+        </w:rPr>
+        <w:t>OpenEdge</w:t>
+      </w:r>
+      <w:proofErr w:type="spellEnd"/>
+      <w:r>
+        <w:rPr>
+          <w:lang w:val="en-US"/>
+        </w:rPr>
+        <w:t xml:space="preserve"> versions.</w:t>
       </w:r>
     </w:p>
     <w:p>
@@ -11974,7 +13443,21 @@
         <w:rPr>
           <w:lang w:val="en-US"/>
         </w:rPr>
-        <w:t>In our Visual Studio OpenEdgeDemo project we need all of the above DLL and again have to make sure to have the right references and settings for our project to be able to compile it.</w:t>
+        <w:t xml:space="preserve">In our Visual Studio </w:t>
+      </w:r>
+      <w:proofErr w:type="spellStart"/>
+      <w:r>
+        <w:rPr>
+          <w:lang w:val="en-US"/>
+        </w:rPr>
+        <w:t>OpenEdgeDemo</w:t>
+      </w:r>
+      <w:proofErr w:type="spellEnd"/>
+      <w:r>
+        <w:rPr>
+          <w:lang w:val="en-US"/>
+        </w:rPr>
+        <w:t xml:space="preserve"> project we need all of the above DLL and again have to make sure to have the right references and settings for our project to be able to compile it.</w:t>
       </w:r>
     </w:p>
     <w:p>
@@ -12118,7 +13601,35 @@
         <w:rPr>
           <w:lang w:val="en-US"/>
         </w:rPr>
-        <w:t>The demo has two forms OpenEdgeDemoForm and SettingsForm.</w:t>
+        <w:t xml:space="preserve">The demo has two forms </w:t>
+      </w:r>
+      <w:proofErr w:type="spellStart"/>
+      <w:r>
+        <w:rPr>
+          <w:lang w:val="en-US"/>
+        </w:rPr>
+        <w:t>OpenEdgeDemoForm</w:t>
+      </w:r>
+      <w:proofErr w:type="spellEnd"/>
+      <w:r>
+        <w:rPr>
+          <w:lang w:val="en-US"/>
+        </w:rPr>
+        <w:t xml:space="preserve"> and </w:t>
+      </w:r>
+      <w:proofErr w:type="spellStart"/>
+      <w:r>
+        <w:rPr>
+          <w:lang w:val="en-US"/>
+        </w:rPr>
+        <w:t>SettingsForm</w:t>
+      </w:r>
+      <w:proofErr w:type="spellEnd"/>
+      <w:r>
+        <w:rPr>
+          <w:lang w:val="en-US"/>
+        </w:rPr>
+        <w:t>.</w:t>
       </w:r>
     </w:p>
     <w:p>
@@ -12144,7 +13655,63 @@
         <w:rPr>
           <w:lang w:val="en-US"/>
         </w:rPr>
-        <w:t>Inside the OpenEdgeDemoForm is an implementation of the required IOpenEdgeServiceAdapter interface that talks to the OpenEdge Appserver through the generated client proxy.</w:t>
+        <w:t xml:space="preserve">Inside the </w:t>
+      </w:r>
+      <w:proofErr w:type="spellStart"/>
+      <w:r>
+        <w:rPr>
+          <w:lang w:val="en-US"/>
+        </w:rPr>
+        <w:t>OpenEdgeDemoForm</w:t>
+      </w:r>
+      <w:proofErr w:type="spellEnd"/>
+      <w:r>
+        <w:rPr>
+          <w:lang w:val="en-US"/>
+        </w:rPr>
+        <w:t xml:space="preserve"> is an implementation of the required </w:t>
+      </w:r>
+      <w:proofErr w:type="spellStart"/>
+      <w:r>
+        <w:rPr>
+          <w:lang w:val="en-US"/>
+        </w:rPr>
+        <w:t>IOpenEdgeServiceAdapter</w:t>
+      </w:r>
+      <w:proofErr w:type="spellEnd"/>
+      <w:r>
+        <w:rPr>
+          <w:lang w:val="en-US"/>
+        </w:rPr>
+        <w:t xml:space="preserve"> interface that talks to the </w:t>
+      </w:r>
+      <w:proofErr w:type="spellStart"/>
+      <w:r>
+        <w:rPr>
+          <w:lang w:val="en-US"/>
+        </w:rPr>
+        <w:t>OpenEdge</w:t>
+      </w:r>
+      <w:proofErr w:type="spellEnd"/>
+      <w:r>
+        <w:rPr>
+          <w:lang w:val="en-US"/>
+        </w:rPr>
+        <w:t xml:space="preserve"> </w:t>
+      </w:r>
+      <w:proofErr w:type="spellStart"/>
+      <w:r>
+        <w:rPr>
+          <w:lang w:val="en-US"/>
+        </w:rPr>
+        <w:t>Appserver</w:t>
+      </w:r>
+      <w:proofErr w:type="spellEnd"/>
+      <w:r>
+        <w:rPr>
+          <w:lang w:val="en-US"/>
+        </w:rPr>
+        <w:t xml:space="preserve"> through the generated client proxy.</w:t>
       </w:r>
     </w:p>
     <w:p>
@@ -12174,7 +13741,7 @@
           <w:lang w:val="en-US"/>
         </w:rPr>
       </w:pPr>
-      <w:bookmarkStart w:id="42" w:name="_Toc140591431"/>
+      <w:bookmarkStart w:id="41" w:name="_Toc202882463"/>
       <w:r>
         <w:rPr>
           <w:lang w:val="en-US"/>
@@ -12182,7 +13749,7 @@
         <w:lastRenderedPageBreak/>
         <w:t>Closing Remark</w:t>
       </w:r>
-      <w:bookmarkEnd w:id="42"/>
+      <w:bookmarkEnd w:id="41"/>
     </w:p>
     <w:p>
       <w:pPr>
@@ -12199,7 +13766,21 @@
         <w:rPr>
           <w:lang w:val="en-US"/>
         </w:rPr>
-        <w:t xml:space="preserve">Please note, that the OpenEdge Data Provider for List &amp; Label is provided on an </w:t>
+        <w:t xml:space="preserve">Please note, that the </w:t>
+      </w:r>
+      <w:proofErr w:type="spellStart"/>
+      <w:r>
+        <w:rPr>
+          <w:lang w:val="en-US"/>
+        </w:rPr>
+        <w:t>OpenEdge</w:t>
+      </w:r>
+      <w:proofErr w:type="spellEnd"/>
+      <w:r>
+        <w:rPr>
+          <w:lang w:val="en-US"/>
+        </w:rPr>
+        <w:t xml:space="preserve"> Data Provider for List &amp; Label is provided on an </w:t>
       </w:r>
       <w:r>
         <w:rPr>
@@ -12223,7 +13804,43 @@
         <w:rPr>
           <w:lang w:val="en-US"/>
         </w:rPr>
-        <w:t xml:space="preserve"> basis. combit does not offer any support for it. If you need adaptions, you might be able to contact Thomas Wurl, Taste</w:t>
+        <w:t xml:space="preserve"> basis. </w:t>
+      </w:r>
+      <w:proofErr w:type="spellStart"/>
+      <w:r>
+        <w:rPr>
+          <w:lang w:val="en-US"/>
+        </w:rPr>
+        <w:t>combit</w:t>
+      </w:r>
+      <w:proofErr w:type="spellEnd"/>
+      <w:r>
+        <w:rPr>
+          <w:lang w:val="en-US"/>
+        </w:rPr>
+        <w:t xml:space="preserve"> does not offer any support for it. If you need adaptions, you might be able to </w:t>
+      </w:r>
+      <w:bookmarkStart w:id="42" w:name="_GoBack"/>
+      <w:bookmarkEnd w:id="42"/>
+      <w:r>
+        <w:rPr>
+          <w:lang w:val="en-US"/>
+        </w:rPr>
+        <w:t xml:space="preserve">contact Thomas </w:t>
+      </w:r>
+      <w:proofErr w:type="spellStart"/>
+      <w:r>
+        <w:rPr>
+          <w:lang w:val="en-US"/>
+        </w:rPr>
+        <w:t>Wurl</w:t>
+      </w:r>
+      <w:proofErr w:type="spellEnd"/>
+      <w:r>
+        <w:rPr>
+          <w:lang w:val="en-US"/>
+        </w:rPr>
+        <w:t>, Taste</w:t>
       </w:r>
       <w:r>
         <w:rPr>
@@ -12337,7 +13954,7 @@
               </wp:anchor>
             </w:drawing>
           </mc:Choice>
-          <mc:Fallback xmlns:oel="http://schemas.microsoft.com/office/2019/extlst" xmlns:w16cex="http://schemas.microsoft.com/office/word/2018/wordml/cex" xmlns:w16="http://schemas.microsoft.com/office/word/2018/wordml" xmlns:w16sdtdh="http://schemas.microsoft.com/office/word/2020/wordml/sdtdatahash">
+          <mc:Fallback xmlns:w16sdtdh="http://schemas.microsoft.com/office/word/2020/wordml/sdtdatahash" xmlns:w16="http://schemas.microsoft.com/office/word/2018/wordml" xmlns:w16cex="http://schemas.microsoft.com/office/word/2018/wordml/cex" xmlns:oel="http://schemas.microsoft.com/office/2019/extlst">
             <w:pict>
               <v:rect w14:anchorId="1F373315" id="Rectangle 2" o:spid="_x0000_s1026" style="position:absolute;margin-left:0;margin-top:0;width:595.3pt;height:841.9pt;z-index:-5776;visibility:visible;mso-wrap-style:square;mso-width-percent:0;mso-height-percent:0;mso-wrap-distance-left:9pt;mso-wrap-distance-top:0;mso-wrap-distance-right:9pt;mso-wrap-distance-bottom:0;mso-position-horizontal:absolute;mso-position-horizontal-relative:page;mso-position-vertical:absolute;mso-position-vertical-relative:page;mso-width-percent:0;mso-height-percent:0;mso-width-relative:page;mso-height-relative:page;v-text-anchor:top" o:gfxdata="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" fillcolor="#6d6e71" stroked="f">
                 <w10:wrap anchorx="page" anchory="page"/>
@@ -12661,21 +14278,23 @@
           <w:lang w:val="en-US"/>
         </w:rPr>
       </w:pPr>
+      <w:proofErr w:type="spellStart"/>
       <w:r>
         <w:rPr>
           <w:rFonts w:ascii="Humnst777 BT" w:hAnsi="Humnst777 BT"/>
           <w:color w:val="EEECE1" w:themeColor="background2"/>
           <w:lang w:val="en-US"/>
         </w:rPr>
-        <w:t>combit GmbH</w:t>
-      </w:r>
+        <w:t>combit</w:t>
+      </w:r>
+      <w:proofErr w:type="spellEnd"/>
       <w:r>
         <w:rPr>
           <w:rFonts w:ascii="Humnst777 BT" w:hAnsi="Humnst777 BT"/>
           <w:color w:val="EEECE1" w:themeColor="background2"/>
           <w:lang w:val="en-US"/>
         </w:rPr>
-        <w:t xml:space="preserve">     </w:t>
+        <w:t xml:space="preserve"> GmbH</w:t>
       </w:r>
       <w:r>
         <w:rPr>
@@ -12683,15 +14302,16 @@
           <w:color w:val="EEECE1" w:themeColor="background2"/>
           <w:lang w:val="en-US"/>
         </w:rPr>
-        <w:t>B</w:t>
-      </w:r>
+        <w:t xml:space="preserve">     </w:t>
+      </w:r>
+      <w:proofErr w:type="spellStart"/>
       <w:r>
         <w:rPr>
           <w:rFonts w:ascii="Humnst777 BT" w:hAnsi="Humnst777 BT"/>
           <w:color w:val="EEECE1" w:themeColor="background2"/>
           <w:lang w:val="en-US"/>
         </w:rPr>
-        <w:t>ue</w:t>
+        <w:t>B</w:t>
       </w:r>
       <w:r>
         <w:rPr>
@@ -12699,7 +14319,24 @@
           <w:color w:val="EEECE1" w:themeColor="background2"/>
           <w:lang w:val="en-US"/>
         </w:rPr>
-        <w:t>cklestr. 3-5</w:t>
+        <w:t>ue</w:t>
+      </w:r>
+      <w:r>
+        <w:rPr>
+          <w:rFonts w:ascii="Humnst777 BT" w:hAnsi="Humnst777 BT"/>
+          <w:color w:val="EEECE1" w:themeColor="background2"/>
+          <w:lang w:val="en-US"/>
+        </w:rPr>
+        <w:t>cklestr</w:t>
+      </w:r>
+      <w:proofErr w:type="spellEnd"/>
+      <w:r>
+        <w:rPr>
+          <w:rFonts w:ascii="Humnst777 BT" w:hAnsi="Humnst777 BT"/>
+          <w:color w:val="EEECE1" w:themeColor="background2"/>
+          <w:lang w:val="en-US"/>
+        </w:rPr>
+        <w:t>. 3-5</w:t>
       </w:r>
       <w:r>
         <w:rPr>
@@ -12779,8 +14416,9 @@
           <w:szCs w:val="16"/>
           <w:lang w:val="en-US"/>
         </w:rPr>
-        <w:t>© combit GmbH</w:t>
-      </w:r>
+        <w:t xml:space="preserve">© </w:t>
+      </w:r>
+      <w:proofErr w:type="spellStart"/>
       <w:r>
         <w:rPr>
           <w:rFonts w:ascii="Humnst777 BT" w:hAnsi="Humnst777 BT"/>
@@ -12789,7 +14427,50 @@
           <w:szCs w:val="16"/>
           <w:lang w:val="en-US"/>
         </w:rPr>
-        <w:t>. combit does not make any claims about the suitability of the above information for any particular purpose. Errors and mistakes are explicitly reserved, the information is provided without guarantee and does not contain any assurance. The information only represents descriptions and does not contain any guarantee of the condition of the products. The information may partly be an attempt to help you with a task, even if the product was not actually intended for this specific purpose. All mentioned products and product names as well as logos are trademarks, registered trademarks or property of the respective manufacturers.</w:t>
+        <w:t>combit</w:t>
+      </w:r>
+      <w:proofErr w:type="spellEnd"/>
+      <w:r>
+        <w:rPr>
+          <w:rFonts w:ascii="Humnst777 BT" w:hAnsi="Humnst777 BT"/>
+          <w:color w:val="EEECE1" w:themeColor="background2"/>
+          <w:sz w:val="16"/>
+          <w:szCs w:val="16"/>
+          <w:lang w:val="en-US"/>
+        </w:rPr>
+        <w:t xml:space="preserve"> GmbH</w:t>
+      </w:r>
+      <w:r>
+        <w:rPr>
+          <w:rFonts w:ascii="Humnst777 BT" w:hAnsi="Humnst777 BT"/>
+          <w:color w:val="EEECE1" w:themeColor="background2"/>
+          <w:sz w:val="16"/>
+          <w:szCs w:val="16"/>
+          <w:lang w:val="en-US"/>
+        </w:rPr>
+        <w:t xml:space="preserve">. </w:t>
+      </w:r>
+      <w:proofErr w:type="spellStart"/>
+      <w:r>
+        <w:rPr>
+          <w:rFonts w:ascii="Humnst777 BT" w:hAnsi="Humnst777 BT"/>
+          <w:color w:val="EEECE1" w:themeColor="background2"/>
+          <w:sz w:val="16"/>
+          <w:szCs w:val="16"/>
+          <w:lang w:val="en-US"/>
+        </w:rPr>
+        <w:t>combit</w:t>
+      </w:r>
+      <w:proofErr w:type="spellEnd"/>
+      <w:r>
+        <w:rPr>
+          <w:rFonts w:ascii="Humnst777 BT" w:hAnsi="Humnst777 BT"/>
+          <w:color w:val="EEECE1" w:themeColor="background2"/>
+          <w:sz w:val="16"/>
+          <w:szCs w:val="16"/>
+          <w:lang w:val="en-US"/>
+        </w:rPr>
+        <w:t xml:space="preserve"> does not make any claims about the suitability of the above information for any particular purpose. Errors and mistakes are explicitly reserved, the information is provided without guarantee and does not contain any assurance. The information only represents descriptions and does not contain any guarantee of the condition of the products. The information may partly be an attempt to help you with a task, even if the product was not actually intended for this specific purpose. All mentioned products and product names as well as logos are trademarks, registered trademarks or property of the respective manufacturers.</w:t>
       </w:r>
     </w:p>
     <w:p>
@@ -13107,7 +14788,7 @@
             </wp:anchor>
           </w:drawing>
         </mc:Choice>
-        <mc:Fallback xmlns:oel="http://schemas.microsoft.com/office/2019/extlst" xmlns:w16cex="http://schemas.microsoft.com/office/word/2018/wordml/cex" xmlns:w16="http://schemas.microsoft.com/office/word/2018/wordml" xmlns:w16sdtdh="http://schemas.microsoft.com/office/word/2020/wordml/sdtdatahash">
+        <mc:Fallback xmlns:w16sdtdh="http://schemas.microsoft.com/office/word/2020/wordml/sdtdatahash" xmlns:w16="http://schemas.microsoft.com/office/word/2018/wordml" xmlns:w16cex="http://schemas.microsoft.com/office/word/2018/wordml/cex" xmlns:oel="http://schemas.microsoft.com/office/2019/extlst">
           <w:pict>
             <v:rect w14:anchorId="1618427F" id="Rectangle 10" o:spid="_x0000_s1026" style="position:absolute;margin-left:544.1pt;margin-top:13.1pt;width:595.3pt;height:61.9pt;z-index:251658239;visibility:visible;mso-wrap-style:square;mso-wrap-distance-left:9pt;mso-wrap-distance-top:0;mso-wrap-distance-right:9pt;mso-wrap-distance-bottom:0;mso-position-horizontal:right;mso-position-horizontal-relative:page;mso-position-vertical:absolute;mso-position-vertical-relative:text;v-text-anchor:top" o:gfxdata="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" fillcolor="#c6c8ca" stroked="f">
               <w10:wrap anchorx="page"/>
@@ -13394,7 +15075,7 @@
             </wp:anchor>
           </w:drawing>
         </mc:Choice>
-        <mc:Fallback xmlns:oel="http://schemas.microsoft.com/office/2019/extlst" xmlns:w16cex="http://schemas.microsoft.com/office/word/2018/wordml/cex" xmlns:w16="http://schemas.microsoft.com/office/word/2018/wordml" xmlns:w16sdtdh="http://schemas.microsoft.com/office/word/2020/wordml/sdtdatahash">
+        <mc:Fallback xmlns:w16sdtdh="http://schemas.microsoft.com/office/word/2020/wordml/sdtdatahash" xmlns:w16="http://schemas.microsoft.com/office/word/2018/wordml" xmlns:w16cex="http://schemas.microsoft.com/office/word/2018/wordml/cex" xmlns:oel="http://schemas.microsoft.com/office/2019/extlst">
           <w:pict>
             <v:rect w14:anchorId="4DED211A" id="Rectangle 10" o:spid="_x0000_s1026" style="position:absolute;margin-left:0;margin-top:13.65pt;width:595.3pt;height:61.9pt;z-index:251671552;visibility:visible;mso-wrap-style:square;mso-wrap-distance-left:9pt;mso-wrap-distance-top:0;mso-wrap-distance-right:9pt;mso-wrap-distance-bottom:0;mso-position-horizontal:absolute;mso-position-horizontal-relative:page;mso-position-vertical:absolute;mso-position-vertical-relative:text;v-text-anchor:top" o:gfxdata="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" fillcolor="#c6c8ca" stroked="f">
               <w10:wrap anchorx="page"/>
@@ -13704,7 +15385,6 @@
                               <w:sz w:val="28"/>
                             </w:rPr>
                           </w:pPr>
-                          <w:proofErr w:type="gramStart"/>
                           <w:r>
                             <w:rPr>
                               <w:rStyle w:val="HeadlineKopfzeileLightZchn"/>
@@ -13726,7 +15406,6 @@
                             </w:rPr>
                             <w:t>|</w:t>
                           </w:r>
-                          <w:proofErr w:type="gramEnd"/>
                           <w:r>
                             <w:rPr>
                               <w:color w:val="6D6E71"/>
@@ -13770,7 +15449,6 @@
                         <w:sz w:val="28"/>
                       </w:rPr>
                     </w:pPr>
-                    <w:proofErr w:type="gramStart"/>
                     <w:r>
                       <w:rPr>
                         <w:rStyle w:val="HeadlineKopfzeileLightZchn"/>
@@ -13792,7 +15470,6 @@
                       </w:rPr>
                       <w:t>|</w:t>
                     </w:r>
-                    <w:proofErr w:type="gramEnd"/>
                     <w:r>
                       <w:rPr>
                         <w:color w:val="6D6E71"/>
@@ -16007,7 +17684,7 @@
             </wp:anchor>
           </w:drawing>
         </mc:Choice>
-        <mc:Fallback xmlns:oel="http://schemas.microsoft.com/office/2019/extlst" xmlns:w16cex="http://schemas.microsoft.com/office/word/2018/wordml/cex" xmlns:w16="http://schemas.microsoft.com/office/word/2018/wordml" xmlns:w16sdtdh="http://schemas.microsoft.com/office/word/2020/wordml/sdtdatahash">
+        <mc:Fallback xmlns:w16sdtdh="http://schemas.microsoft.com/office/word/2020/wordml/sdtdatahash" xmlns:w16="http://schemas.microsoft.com/office/word/2018/wordml" xmlns:w16cex="http://schemas.microsoft.com/office/word/2018/wordml/cex" xmlns:oel="http://schemas.microsoft.com/office/2019/extlst">
           <w:pict>
             <v:group w14:anchorId="13B5511B" id="Group 6" o:spid="_x0000_s1026" style="position:absolute;margin-left:471.3pt;margin-top:-5.6pt;width:77.1pt;height:20.1pt;z-index:251665408;mso-position-horizontal-relative:page" coordsize="1542,402" o:gfxdata="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">
               <v:shape id="AutoShape 7" o:spid="_x0000_s1027" style="position:absolute;width:1542;height:402;visibility:visible;mso-wrap-style:square;v-text-anchor:top" coordsize="1542,402" o:gfxdata="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" path="m137,178r-15,1l108,182r-14,5l80,193r-13,7l54,209,42,219,31,231,21,244r-8,14l7,273,3,289r,1l2,290r,1l,306r,15l3,334r5,13l15,359r8,11l33,379r11,7l57,393r13,4l83,400r15,1l133,396r32,-12l180,373r-78,l84,371,69,366,56,358,45,348,37,335,32,321,31,306r1,-17l37,274r7,-15l54,246,67,233,81,222r15,-8l113,209r18,-3l142,206r73,l214,204,201,194r-15,-7l171,181r-17,-2l137,178xm220,334r-33,l179,342r-9,7l160,356r-11,6l137,367r-11,3l114,372r-12,1l180,373r14,-10l220,334xm215,206r-73,l152,207r20,6l180,217r14,13l200,238r3,9l237,247r-5,-17l224,216r-9,-10xm412,179r-12,l384,180r-16,2l353,187r-15,6l323,201r-13,10l298,221r-10,12l279,245r-8,13l266,272r-4,14l259,303r,15l261,333r4,14l272,359r8,11l289,379r11,8l313,393r13,4l339,400r14,1l368,400r16,-3l399,392r16,-8l429,376r3,-2l358,374r-16,-2l327,367r-13,-8l303,349r-9,-13l289,322r-1,-16l290,287r5,-16l303,256r11,-13l327,230r16,-10l358,213r17,-5l392,206r73,l458,199r-10,-7l424,181r-12,-2xm465,206r-73,l402,207r10,2l421,212r9,5l441,225r9,10l455,248r3,10l460,268r,9l459,287r-4,13l451,313r-7,11l437,334r-9,9l419,351r-10,7l399,364r-10,4l378,371r-10,2l358,374r74,l443,365r12,-11l466,340r9,-14l483,311r5,-15l491,280r,-8l491,268r,-9l489,250r-2,-10l482,227r-7,-10l465,206xm563,183r-28,l493,396r30,l549,265r3,-14l558,240r7,-10l573,222r10,-7l590,212r-33,l563,183xm686,207r-71,l627,208r11,3l648,216r8,7l663,231r3,10l667,251r,3l666,265,640,396r31,l697,261r4,-12l706,238r7,-9l722,221r3,-2l691,219r-5,-12xm830,207r-66,l776,208r11,3l796,216r8,7l810,232r4,10l815,254r-1,14l788,396r29,l843,263r2,-17l843,230r-6,-14l830,207xm768,180r-10,l748,182r-10,3l728,189r-10,6l708,202r-9,8l691,219r34,l732,215r10,-4l753,208r11,-1l830,207r-3,-4l815,193r-14,-7l785,181r-17,-1xm622,179r-13,l597,182r-22,11l565,201r-8,11l590,212r3,-1l604,208r11,-1l686,207r-9,-10l664,190r-10,-5l644,181r-10,-2l622,179xm938,359r-35,l908,368r7,9l924,384r10,7l945,395r13,4l971,401r15,l999,400r12,-2l1024,395r11,-5l1047,385r10,-6l1065,373r-74,l969,371r-18,-5l938,359xm954,108r-30,l867,396r28,l903,359r35,l937,358,927,347r-7,-14l916,318r-1,-17l917,283r4,-12l926,260r6,-10l940,241r9,-8l959,226r3,-2l932,224,954,108xm1095,206r-88,l1018,206r11,1l1039,209r9,3l1058,217r12,7l1079,233r6,13l1089,255r2,10l1091,275r-1,10l1084,304r-7,16l1066,335r-13,13l1038,359r-15,8l1007,371r-16,2l1065,373r2,-2l1076,363r9,-8l1092,346r7,-10l1105,326r5,-11l1115,304r3,-11l1120,281r1,-12l1121,257r-3,-12l1114,233r-6,-12l1100,211r-5,-5xm1023,178r-13,1l997,182r-13,4l971,192r-12,7l949,206r-9,9l932,224r30,l969,220r11,-5l994,209r13,-3l1095,206r-4,-5l1079,193r-12,-7l1054,182r-15,-3l1023,178xm1210,183r-29,l1139,396r29,l1210,183xm1225,108r-29,l1186,158r29,l1225,108xm1310,210r-29,l1244,396r29,l1310,210xm1366,183r-126,l1235,210r126,l1366,183xm1330,108r-29,l1286,183r29,l1330,108xm1466,r-30,6l1412,22r-16,24l1390,76r6,29l1412,129r24,16l1466,151r29,-6l1498,143r-32,l1439,138r-21,-15l1404,102r-6,-26l1404,49r14,-21l1439,14r27,-6l1498,8r-3,-2l1466,xm1498,8r-32,l1492,14r21,14l1528,49r5,27l1528,102r-15,21l1492,138r-26,5l1498,143r21,-14l1535,105r6,-29l1535,46,1519,22,1498,8xm1478,38r-41,l1437,115r11,l1448,81r31,l1477,80r7,-1l1490,76r4,-4l1448,72r,-25l1495,47r-2,-3l1490,42r-3,-2l1483,39r-5,-1xm1479,81r-17,l1464,81r1,l1466,81r2,1l1471,84r2,2l1475,88r2,3l1479,94r3,5l1492,115r13,l1492,94r-3,-4l1486,86r-4,-4l1480,81r-1,xm1495,47r-18,l1482,48r5,4l1488,55r,6l1487,64r-2,4l1483,69r-5,2l1474,72r20,l1497,69r2,-5l1499,55r-1,-4l1495,47xe" fillcolor="#6d6e71" stroked="f">
@@ -16084,7 +17761,7 @@
             </wp:anchor>
           </w:drawing>
         </mc:Choice>
-        <mc:Fallback xmlns:oel="http://schemas.microsoft.com/office/2019/extlst" xmlns:w16cex="http://schemas.microsoft.com/office/word/2018/wordml/cex" xmlns:w16="http://schemas.microsoft.com/office/word/2018/wordml" xmlns:w16sdtdh="http://schemas.microsoft.com/office/word/2020/wordml/sdtdatahash">
+        <mc:Fallback xmlns:w16sdtdh="http://schemas.microsoft.com/office/word/2020/wordml/sdtdatahash" xmlns:w16="http://schemas.microsoft.com/office/word/2018/wordml" xmlns:w16cex="http://schemas.microsoft.com/office/word/2018/wordml/cex" xmlns:oel="http://schemas.microsoft.com/office/2019/extlst">
           <w:pict>
             <v:rect w14:anchorId="24F8162F" id="Rectangle 5" o:spid="_x0000_s1026" style="position:absolute;margin-left:544.1pt;margin-top:-35.8pt;width:595.3pt;height:120pt;z-index:-251652096;visibility:visible;mso-wrap-style:square;mso-wrap-distance-left:9pt;mso-wrap-distance-top:0;mso-wrap-distance-right:9pt;mso-wrap-distance-bottom:0;mso-position-horizontal:right;mso-position-horizontal-relative:page;mso-position-vertical:absolute;mso-position-vertical-relative:text;v-text-anchor:top" o:gfxdata="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" fillcolor="#c6c8ca" stroked="f">
               <w10:wrap anchorx="page"/>
@@ -22078,7 +23755,7 @@
 </file>
 
 <file path=customXml/itemProps1.xml><?xml version="1.0" encoding="utf-8"?>
-<ds:datastoreItem xmlns:ds="http://schemas.openxmlformats.org/officeDocument/2006/customXml" ds:itemID="{9FCF1A6E-E543-46C5-9734-9D9368B015D6}">
+<ds:datastoreItem xmlns:ds="http://schemas.openxmlformats.org/officeDocument/2006/customXml" ds:itemID="{6FDE46EA-B2B5-4735-8F1A-6E980A5BE22C}">
   <ds:schemaRefs>
     <ds:schemaRef ds:uri="http://schemas.openxmlformats.org/officeDocument/2006/bibliography"/>
   </ds:schemaRefs>

--- a/Progress/OpenEdge/OpenEdge Data Provider.docx
+++ b/Progress/OpenEdge/OpenEdge Data Provider.docx
@@ -505,7 +505,7 @@
             </w:rPr>
             <w:fldChar w:fldCharType="separate"/>
           </w:r>
-          <w:hyperlink w:anchor="_Toc202882442" w:history="1">
+          <w:hyperlink w:anchor="_Toc202882848" w:history="1">
             <w:r>
               <w:rPr>
                 <w:rStyle w:val="Hyperlink"/>
@@ -533,7 +533,7 @@
                 <w:noProof/>
                 <w:webHidden/>
               </w:rPr>
-              <w:instrText xml:space="preserve"> PAGEREF _Toc202882442 \h </w:instrText>
+              <w:instrText xml:space="preserve"> PAGEREF _Toc202882848 \h </w:instrText>
             </w:r>
             <w:r>
               <w:rPr>
@@ -575,7 +575,7 @@
               <w:lang w:eastAsia="de-DE"/>
             </w:rPr>
           </w:pPr>
-          <w:hyperlink w:anchor="_Toc202882443" w:history="1">
+          <w:hyperlink w:anchor="_Toc202882849" w:history="1">
             <w:r>
               <w:rPr>
                 <w:rStyle w:val="Hyperlink"/>
@@ -603,7 +603,7 @@
                 <w:noProof/>
                 <w:webHidden/>
               </w:rPr>
-              <w:instrText xml:space="preserve"> PAGEREF _Toc202882443 \h </w:instrText>
+              <w:instrText xml:space="preserve"> PAGEREF _Toc202882849 \h </w:instrText>
             </w:r>
             <w:r>
               <w:rPr>
@@ -645,7 +645,7 @@
               <w:lang w:eastAsia="de-DE"/>
             </w:rPr>
           </w:pPr>
-          <w:hyperlink w:anchor="_Toc202882444" w:history="1">
+          <w:hyperlink w:anchor="_Toc202882850" w:history="1">
             <w:r>
               <w:rPr>
                 <w:rStyle w:val="Hyperlink"/>
@@ -673,7 +673,7 @@
                 <w:noProof/>
                 <w:webHidden/>
               </w:rPr>
-              <w:instrText xml:space="preserve"> PAGEREF _Toc202882444 \h </w:instrText>
+              <w:instrText xml:space="preserve"> PAGEREF _Toc202882850 \h </w:instrText>
             </w:r>
             <w:r>
               <w:rPr>
@@ -718,7 +718,7 @@
               <w:lang w:eastAsia="de-DE"/>
             </w:rPr>
           </w:pPr>
-          <w:hyperlink w:anchor="_Toc202882445" w:history="1">
+          <w:hyperlink w:anchor="_Toc202882851" w:history="1">
             <w:r>
               <w:rPr>
                 <w:rStyle w:val="Hyperlink"/>
@@ -726,6 +726,8 @@
               </w:rPr>
               <w:t>Database services</w:t>
             </w:r>
+            <w:bookmarkStart w:id="1" w:name="_GoBack"/>
+            <w:bookmarkEnd w:id="1"/>
             <w:r>
               <w:rPr>
                 <w:noProof/>
@@ -745,7 +747,7 @@
                 <w:noProof/>
                 <w:webHidden/>
               </w:rPr>
-              <w:instrText xml:space="preserve"> PAGEREF _Toc202882445 \h </w:instrText>
+              <w:instrText xml:space="preserve"> PAGEREF _Toc202882851 \h </w:instrText>
             </w:r>
             <w:r>
               <w:rPr>
@@ -790,7 +792,7 @@
               <w:lang w:eastAsia="de-DE"/>
             </w:rPr>
           </w:pPr>
-          <w:hyperlink w:anchor="_Toc202882446" w:history="1">
+          <w:hyperlink w:anchor="_Toc202882852" w:history="1">
             <w:r>
               <w:rPr>
                 <w:rStyle w:val="Hyperlink"/>
@@ -817,7 +819,7 @@
                 <w:noProof/>
                 <w:webHidden/>
               </w:rPr>
-              <w:instrText xml:space="preserve"> PAGEREF _Toc202882446 \h </w:instrText>
+              <w:instrText xml:space="preserve"> PAGEREF _Toc202882852 \h </w:instrText>
             </w:r>
             <w:r>
               <w:rPr>
@@ -862,7 +864,7 @@
               <w:lang w:eastAsia="de-DE"/>
             </w:rPr>
           </w:pPr>
-          <w:hyperlink w:anchor="_Toc202882447" w:history="1">
+          <w:hyperlink w:anchor="_Toc202882853" w:history="1">
             <w:r>
               <w:rPr>
                 <w:rStyle w:val="Hyperlink"/>
@@ -889,7 +891,7 @@
                 <w:noProof/>
                 <w:webHidden/>
               </w:rPr>
-              <w:instrText xml:space="preserve"> PAGEREF _Toc202882447 \h </w:instrText>
+              <w:instrText xml:space="preserve"> PAGEREF _Toc202882853 \h </w:instrText>
             </w:r>
             <w:r>
               <w:rPr>
@@ -934,7 +936,7 @@
               <w:lang w:eastAsia="de-DE"/>
             </w:rPr>
           </w:pPr>
-          <w:hyperlink w:anchor="_Toc202882448" w:history="1">
+          <w:hyperlink w:anchor="_Toc202882854" w:history="1">
             <w:r>
               <w:rPr>
                 <w:rStyle w:val="Hyperlink"/>
@@ -961,7 +963,7 @@
                 <w:noProof/>
                 <w:webHidden/>
               </w:rPr>
-              <w:instrText xml:space="preserve"> PAGEREF _Toc202882448 \h </w:instrText>
+              <w:instrText xml:space="preserve"> PAGEREF _Toc202882854 \h </w:instrText>
             </w:r>
             <w:r>
               <w:rPr>
@@ -1006,7 +1008,7 @@
               <w:lang w:eastAsia="de-DE"/>
             </w:rPr>
           </w:pPr>
-          <w:hyperlink w:anchor="_Toc202882449" w:history="1">
+          <w:hyperlink w:anchor="_Toc202882855" w:history="1">
             <w:r>
               <w:rPr>
                 <w:rStyle w:val="Hyperlink"/>
@@ -1033,7 +1035,7 @@
                 <w:noProof/>
                 <w:webHidden/>
               </w:rPr>
-              <w:instrText xml:space="preserve"> PAGEREF _Toc202882449 \h </w:instrText>
+              <w:instrText xml:space="preserve"> PAGEREF _Toc202882855 \h </w:instrText>
             </w:r>
             <w:r>
               <w:rPr>
@@ -1078,7 +1080,7 @@
               <w:lang w:eastAsia="de-DE"/>
             </w:rPr>
           </w:pPr>
-          <w:hyperlink w:anchor="_Toc202882450" w:history="1">
+          <w:hyperlink w:anchor="_Toc202882856" w:history="1">
             <w:r>
               <w:rPr>
                 <w:rStyle w:val="Hyperlink"/>
@@ -1105,7 +1107,7 @@
                 <w:noProof/>
                 <w:webHidden/>
               </w:rPr>
-              <w:instrText xml:space="preserve"> PAGEREF _Toc202882450 \h </w:instrText>
+              <w:instrText xml:space="preserve"> PAGEREF _Toc202882856 \h </w:instrText>
             </w:r>
             <w:r>
               <w:rPr>
@@ -1150,7 +1152,7 @@
               <w:lang w:eastAsia="de-DE"/>
             </w:rPr>
           </w:pPr>
-          <w:hyperlink w:anchor="_Toc202882451" w:history="1">
+          <w:hyperlink w:anchor="_Toc202882857" w:history="1">
             <w:r>
               <w:rPr>
                 <w:rStyle w:val="Hyperlink"/>
@@ -1177,7 +1179,7 @@
                 <w:noProof/>
                 <w:webHidden/>
               </w:rPr>
-              <w:instrText xml:space="preserve"> PAGEREF _Toc202882451 \h </w:instrText>
+              <w:instrText xml:space="preserve"> PAGEREF _Toc202882857 \h </w:instrText>
             </w:r>
             <w:r>
               <w:rPr>
@@ -1197,7 +1199,7 @@
                 <w:noProof/>
                 <w:webHidden/>
               </w:rPr>
-              <w:t>14</w:t>
+              <w:t>15</w:t>
             </w:r>
             <w:r>
               <w:rPr>
@@ -1222,7 +1224,7 @@
               <w:lang w:eastAsia="de-DE"/>
             </w:rPr>
           </w:pPr>
-          <w:hyperlink w:anchor="_Toc202882452" w:history="1">
+          <w:hyperlink w:anchor="_Toc202882858" w:history="1">
             <w:r>
               <w:rPr>
                 <w:rStyle w:val="Hyperlink"/>
@@ -1249,7 +1251,7 @@
                 <w:noProof/>
                 <w:webHidden/>
               </w:rPr>
-              <w:instrText xml:space="preserve"> PAGEREF _Toc202882452 \h </w:instrText>
+              <w:instrText xml:space="preserve"> PAGEREF _Toc202882858 \h </w:instrText>
             </w:r>
             <w:r>
               <w:rPr>
@@ -1294,7 +1296,7 @@
               <w:lang w:eastAsia="de-DE"/>
             </w:rPr>
           </w:pPr>
-          <w:hyperlink w:anchor="_Toc202882453" w:history="1">
+          <w:hyperlink w:anchor="_Toc202882859" w:history="1">
             <w:r>
               <w:rPr>
                 <w:rStyle w:val="Hyperlink"/>
@@ -1321,7 +1323,7 @@
                 <w:noProof/>
                 <w:webHidden/>
               </w:rPr>
-              <w:instrText xml:space="preserve"> PAGEREF _Toc202882453 \h </w:instrText>
+              <w:instrText xml:space="preserve"> PAGEREF _Toc202882859 \h </w:instrText>
             </w:r>
             <w:r>
               <w:rPr>
@@ -1366,7 +1368,7 @@
               <w:lang w:eastAsia="de-DE"/>
             </w:rPr>
           </w:pPr>
-          <w:hyperlink w:anchor="_Toc202882454" w:history="1">
+          <w:hyperlink w:anchor="_Toc202882860" w:history="1">
             <w:r>
               <w:rPr>
                 <w:rStyle w:val="Hyperlink"/>
@@ -1393,7 +1395,7 @@
                 <w:noProof/>
                 <w:webHidden/>
               </w:rPr>
-              <w:instrText xml:space="preserve"> PAGEREF _Toc202882454 \h </w:instrText>
+              <w:instrText xml:space="preserve"> PAGEREF _Toc202882860 \h </w:instrText>
             </w:r>
             <w:r>
               <w:rPr>
@@ -1438,7 +1440,7 @@
               <w:lang w:eastAsia="de-DE"/>
             </w:rPr>
           </w:pPr>
-          <w:hyperlink w:anchor="_Toc202882455" w:history="1">
+          <w:hyperlink w:anchor="_Toc202882861" w:history="1">
             <w:r>
               <w:rPr>
                 <w:rStyle w:val="Hyperlink"/>
@@ -1465,7 +1467,7 @@
                 <w:noProof/>
                 <w:webHidden/>
               </w:rPr>
-              <w:instrText xml:space="preserve"> PAGEREF _Toc202882455 \h </w:instrText>
+              <w:instrText xml:space="preserve"> PAGEREF _Toc202882861 \h </w:instrText>
             </w:r>
             <w:r>
               <w:rPr>
@@ -1507,7 +1509,7 @@
               <w:lang w:eastAsia="de-DE"/>
             </w:rPr>
           </w:pPr>
-          <w:hyperlink w:anchor="_Toc202882456" w:history="1">
+          <w:hyperlink w:anchor="_Toc202882862" w:history="1">
             <w:r>
               <w:rPr>
                 <w:rStyle w:val="Hyperlink"/>
@@ -1535,7 +1537,7 @@
                 <w:noProof/>
                 <w:webHidden/>
               </w:rPr>
-              <w:instrText xml:space="preserve"> PAGEREF _Toc202882456 \h </w:instrText>
+              <w:instrText xml:space="preserve"> PAGEREF _Toc202882862 \h </w:instrText>
             </w:r>
             <w:r>
               <w:rPr>
@@ -1580,7 +1582,7 @@
               <w:lang w:eastAsia="de-DE"/>
             </w:rPr>
           </w:pPr>
-          <w:hyperlink w:anchor="_Toc202882457" w:history="1">
+          <w:hyperlink w:anchor="_Toc202882863" w:history="1">
             <w:r>
               <w:rPr>
                 <w:rStyle w:val="Hyperlink"/>
@@ -1607,7 +1609,7 @@
                 <w:noProof/>
                 <w:webHidden/>
               </w:rPr>
-              <w:instrText xml:space="preserve"> PAGEREF _Toc202882457 \h </w:instrText>
+              <w:instrText xml:space="preserve"> PAGEREF _Toc202882863 \h </w:instrText>
             </w:r>
             <w:r>
               <w:rPr>
@@ -1652,7 +1654,7 @@
               <w:lang w:eastAsia="de-DE"/>
             </w:rPr>
           </w:pPr>
-          <w:hyperlink w:anchor="_Toc202882458" w:history="1">
+          <w:hyperlink w:anchor="_Toc202882864" w:history="1">
             <w:r>
               <w:rPr>
                 <w:rStyle w:val="Hyperlink"/>
@@ -1679,7 +1681,7 @@
                 <w:noProof/>
                 <w:webHidden/>
               </w:rPr>
-              <w:instrText xml:space="preserve"> PAGEREF _Toc202882458 \h </w:instrText>
+              <w:instrText xml:space="preserve"> PAGEREF _Toc202882864 \h </w:instrText>
             </w:r>
             <w:r>
               <w:rPr>
@@ -1724,7 +1726,7 @@
               <w:lang w:eastAsia="de-DE"/>
             </w:rPr>
           </w:pPr>
-          <w:hyperlink w:anchor="_Toc202882459" w:history="1">
+          <w:hyperlink w:anchor="_Toc202882865" w:history="1">
             <w:r>
               <w:rPr>
                 <w:rStyle w:val="Hyperlink"/>
@@ -1751,7 +1753,7 @@
                 <w:noProof/>
                 <w:webHidden/>
               </w:rPr>
-              <w:instrText xml:space="preserve"> PAGEREF _Toc202882459 \h </w:instrText>
+              <w:instrText xml:space="preserve"> PAGEREF _Toc202882865 \h </w:instrText>
             </w:r>
             <w:r>
               <w:rPr>
@@ -1796,7 +1798,7 @@
               <w:lang w:eastAsia="de-DE"/>
             </w:rPr>
           </w:pPr>
-          <w:hyperlink w:anchor="_Toc202882460" w:history="1">
+          <w:hyperlink w:anchor="_Toc202882866" w:history="1">
             <w:r>
               <w:rPr>
                 <w:rStyle w:val="Hyperlink"/>
@@ -1823,7 +1825,7 @@
                 <w:noProof/>
                 <w:webHidden/>
               </w:rPr>
-              <w:instrText xml:space="preserve"> PAGEREF _Toc202882460 \h </w:instrText>
+              <w:instrText xml:space="preserve"> PAGEREF _Toc202882866 \h </w:instrText>
             </w:r>
             <w:r>
               <w:rPr>
@@ -1868,7 +1870,7 @@
               <w:lang w:eastAsia="de-DE"/>
             </w:rPr>
           </w:pPr>
-          <w:hyperlink w:anchor="_Toc202882461" w:history="1">
+          <w:hyperlink w:anchor="_Toc202882867" w:history="1">
             <w:r>
               <w:rPr>
                 <w:rStyle w:val="Hyperlink"/>
@@ -1895,7 +1897,7 @@
                 <w:noProof/>
                 <w:webHidden/>
               </w:rPr>
-              <w:instrText xml:space="preserve"> PAGEREF _Toc202882461 \h </w:instrText>
+              <w:instrText xml:space="preserve"> PAGEREF _Toc202882867 \h </w:instrText>
             </w:r>
             <w:r>
               <w:rPr>
@@ -1940,7 +1942,7 @@
               <w:lang w:eastAsia="de-DE"/>
             </w:rPr>
           </w:pPr>
-          <w:hyperlink w:anchor="_Toc202882462" w:history="1">
+          <w:hyperlink w:anchor="_Toc202882868" w:history="1">
             <w:r>
               <w:rPr>
                 <w:rStyle w:val="Hyperlink"/>
@@ -1967,7 +1969,7 @@
                 <w:noProof/>
                 <w:webHidden/>
               </w:rPr>
-              <w:instrText xml:space="preserve"> PAGEREF _Toc202882462 \h </w:instrText>
+              <w:instrText xml:space="preserve"> PAGEREF _Toc202882868 \h </w:instrText>
             </w:r>
             <w:r>
               <w:rPr>
@@ -2009,7 +2011,7 @@
               <w:lang w:eastAsia="de-DE"/>
             </w:rPr>
           </w:pPr>
-          <w:hyperlink w:anchor="_Toc202882463" w:history="1">
+          <w:hyperlink w:anchor="_Toc202882869" w:history="1">
             <w:r>
               <w:rPr>
                 <w:rStyle w:val="Hyperlink"/>
@@ -2037,7 +2039,7 @@
                 <w:noProof/>
                 <w:webHidden/>
               </w:rPr>
-              <w:instrText xml:space="preserve"> PAGEREF _Toc202882463 \h </w:instrText>
+              <w:instrText xml:space="preserve"> PAGEREF _Toc202882869 \h </w:instrText>
             </w:r>
             <w:r>
               <w:rPr>
@@ -2124,8 +2126,8 @@
           <w:lang w:val="en-US"/>
         </w:rPr>
       </w:pPr>
-      <w:bookmarkStart w:id="1" w:name="_Toc138950032"/>
-      <w:bookmarkStart w:id="2" w:name="_Toc202882442"/>
+      <w:bookmarkStart w:id="2" w:name="_Toc138950032"/>
+      <w:bookmarkStart w:id="3" w:name="_Toc202882848"/>
       <w:r>
         <w:rPr>
           <w:lang w:val="en-US"/>
@@ -2133,8 +2135,8 @@
         <w:lastRenderedPageBreak/>
         <w:t>Introduction</w:t>
       </w:r>
-      <w:bookmarkEnd w:id="1"/>
       <w:bookmarkEnd w:id="2"/>
+      <w:bookmarkEnd w:id="3"/>
     </w:p>
     <w:p>
       <w:pPr>
@@ -2285,8 +2287,8 @@
           <w:lang w:val="en-US"/>
         </w:rPr>
       </w:pPr>
-      <w:bookmarkStart w:id="3" w:name="_Toc138950033"/>
-      <w:bookmarkStart w:id="4" w:name="_Toc202882443"/>
+      <w:bookmarkStart w:id="4" w:name="_Toc138950033"/>
+      <w:bookmarkStart w:id="5" w:name="_Toc202882849"/>
       <w:r>
         <w:rPr>
           <w:lang w:val="en-US"/>
@@ -2294,8 +2296,8 @@
         <w:lastRenderedPageBreak/>
         <w:t>Architecture</w:t>
       </w:r>
-      <w:bookmarkEnd w:id="3"/>
       <w:bookmarkEnd w:id="4"/>
+      <w:bookmarkEnd w:id="5"/>
     </w:p>
     <w:p>
       <w:pPr>
@@ -3357,8 +3359,8 @@
           <w:lang w:val="en-US"/>
         </w:rPr>
       </w:pPr>
-      <w:bookmarkStart w:id="5" w:name="_Toc138950034"/>
-      <w:bookmarkStart w:id="6" w:name="_Toc202882444"/>
+      <w:bookmarkStart w:id="6" w:name="_Toc138950034"/>
+      <w:bookmarkStart w:id="7" w:name="_Toc202882850"/>
       <w:proofErr w:type="spellStart"/>
       <w:r>
         <w:rPr>
@@ -3374,8 +3376,8 @@
         </w:rPr>
         <w:t xml:space="preserve"> Services</w:t>
       </w:r>
-      <w:bookmarkEnd w:id="5"/>
       <w:bookmarkEnd w:id="6"/>
+      <w:bookmarkEnd w:id="7"/>
     </w:p>
     <w:p>
       <w:pPr>
@@ -3394,13 +3396,13 @@
         <w:spacing w:before="240" w:after="60" w:line="240" w:lineRule="auto"/>
         <w:ind w:left="576" w:hanging="576"/>
       </w:pPr>
-      <w:bookmarkStart w:id="7" w:name="_Toc138950035"/>
-      <w:bookmarkStart w:id="8" w:name="_Toc202882445"/>
+      <w:bookmarkStart w:id="8" w:name="_Toc138950035"/>
+      <w:bookmarkStart w:id="9" w:name="_Toc202882851"/>
       <w:r>
         <w:t>Database services</w:t>
       </w:r>
-      <w:bookmarkEnd w:id="7"/>
       <w:bookmarkEnd w:id="8"/>
+      <w:bookmarkEnd w:id="9"/>
     </w:p>
     <w:p>
       <w:pPr>
@@ -3867,13 +3869,13 @@
         <w:spacing w:before="240" w:after="60"/>
         <w:ind w:left="720" w:hanging="720"/>
       </w:pPr>
-      <w:bookmarkStart w:id="9" w:name="_Toc138950036"/>
-      <w:bookmarkStart w:id="10" w:name="_Toc202882446"/>
+      <w:bookmarkStart w:id="10" w:name="_Toc138950036"/>
+      <w:bookmarkStart w:id="11" w:name="_Toc202882852"/>
       <w:r>
         <w:t>Generating database relations</w:t>
       </w:r>
-      <w:bookmarkEnd w:id="9"/>
       <w:bookmarkEnd w:id="10"/>
+      <w:bookmarkEnd w:id="11"/>
     </w:p>
     <w:p>
       <w:pPr>
@@ -4304,14 +4306,14 @@
         <w:spacing w:before="240" w:after="60"/>
         <w:ind w:left="720" w:hanging="720"/>
       </w:pPr>
-      <w:bookmarkStart w:id="11" w:name="_Toc138950037"/>
-      <w:bookmarkStart w:id="12" w:name="_Toc202882447"/>
+      <w:bookmarkStart w:id="12" w:name="_Toc138950037"/>
+      <w:bookmarkStart w:id="13" w:name="_Toc202882853"/>
       <w:r>
         <w:lastRenderedPageBreak/>
         <w:t>Creating a service class</w:t>
       </w:r>
-      <w:bookmarkEnd w:id="11"/>
       <w:bookmarkEnd w:id="12"/>
+      <w:bookmarkEnd w:id="13"/>
     </w:p>
     <w:p>
       <w:pPr>
@@ -4749,14 +4751,14 @@
         <w:spacing w:before="240" w:after="60"/>
         <w:ind w:left="720" w:hanging="720"/>
       </w:pPr>
-      <w:bookmarkStart w:id="13" w:name="_Toc138950038"/>
-      <w:bookmarkStart w:id="14" w:name="_Toc202882448"/>
+      <w:bookmarkStart w:id="14" w:name="_Toc138950038"/>
+      <w:bookmarkStart w:id="15" w:name="_Toc202882854"/>
       <w:r>
         <w:lastRenderedPageBreak/>
         <w:t>Calculated columns</w:t>
       </w:r>
-      <w:bookmarkEnd w:id="13"/>
       <w:bookmarkEnd w:id="14"/>
+      <w:bookmarkEnd w:id="15"/>
     </w:p>
     <w:p>
       <w:pPr>
@@ -5665,14 +5667,14 @@
         <w:spacing w:before="240" w:after="60"/>
         <w:ind w:left="720" w:hanging="720"/>
       </w:pPr>
-      <w:bookmarkStart w:id="15" w:name="_Toc138950039"/>
-      <w:bookmarkStart w:id="16" w:name="_Toc202882449"/>
+      <w:bookmarkStart w:id="16" w:name="_Toc138950039"/>
+      <w:bookmarkStart w:id="17" w:name="_Toc202882855"/>
       <w:r>
         <w:lastRenderedPageBreak/>
         <w:t>Native Aggregate Functions</w:t>
       </w:r>
-      <w:bookmarkEnd w:id="15"/>
       <w:bookmarkEnd w:id="16"/>
+      <w:bookmarkEnd w:id="17"/>
     </w:p>
     <w:p>
       <w:pPr>
@@ -6073,14 +6075,14 @@
         <w:spacing w:before="240" w:after="60"/>
         <w:ind w:left="720" w:hanging="720"/>
       </w:pPr>
-      <w:bookmarkStart w:id="17" w:name="_Toc138950040"/>
-      <w:bookmarkStart w:id="18" w:name="_Toc202882450"/>
+      <w:bookmarkStart w:id="18" w:name="_Toc138950040"/>
+      <w:bookmarkStart w:id="19" w:name="_Toc202882856"/>
       <w:r>
         <w:lastRenderedPageBreak/>
         <w:t>Testing the service</w:t>
       </w:r>
-      <w:bookmarkEnd w:id="17"/>
       <w:bookmarkEnd w:id="18"/>
+      <w:bookmarkEnd w:id="19"/>
     </w:p>
     <w:p>
       <w:pPr>
@@ -6236,7 +6238,7 @@
           <w:szCs w:val="20"/>
           <w:lang w:val="en-US"/>
         </w:rPr>
-        <w:t>30</w:t>
+        <w:t>31</w:t>
       </w:r>
       <w:r>
         <w:rPr>
@@ -6354,7 +6356,7 @@
           <w:szCs w:val="20"/>
           <w:lang w:val="en-US"/>
         </w:rPr>
-        <w:t>30</w:t>
+        <w:t>31</w:t>
       </w:r>
       <w:r>
         <w:rPr>
@@ -7815,6 +7817,19 @@
     </w:p>
     <w:p>
       <w:pPr>
+        <w:rPr>
+          <w:lang w:val="en-US"/>
+        </w:rPr>
+      </w:pPr>
+      <w:r>
+        <w:rPr>
+          <w:lang w:val="en-US"/>
+        </w:rPr>
+        <w:br w:type="page"/>
+      </w:r>
+    </w:p>
+    <w:p>
+      <w:pPr>
         <w:pStyle w:val="berschrift2"/>
         <w:keepLines w:val="0"/>
         <w:widowControl/>
@@ -7830,13 +7845,14 @@
         <w:spacing w:before="240" w:after="60" w:line="240" w:lineRule="auto"/>
         <w:ind w:left="576" w:hanging="576"/>
       </w:pPr>
-      <w:bookmarkStart w:id="19" w:name="_Toc138950041"/>
-      <w:bookmarkStart w:id="20" w:name="_Toc202882451"/>
-      <w:r>
+      <w:bookmarkStart w:id="20" w:name="_Toc138950041"/>
+      <w:bookmarkStart w:id="21" w:name="_Toc202882857"/>
+      <w:r>
+        <w:lastRenderedPageBreak/>
         <w:t>Dataset Services</w:t>
       </w:r>
-      <w:bookmarkEnd w:id="19"/>
       <w:bookmarkEnd w:id="20"/>
+      <w:bookmarkEnd w:id="21"/>
     </w:p>
     <w:p>
       <w:pPr>
@@ -7953,7 +7969,6 @@
           <w:noProof/>
           <w:lang w:val="en-US"/>
         </w:rPr>
-        <w:lastRenderedPageBreak/>
         <w:drawing>
           <wp:inline distT="0" distB="0" distL="0" distR="0" wp14:anchorId="30C6169D" wp14:editId="3A5E4BB1">
             <wp:extent cx="5496692" cy="5839640"/>
@@ -8021,14 +8036,14 @@
         <w:spacing w:before="240" w:after="60" w:line="240" w:lineRule="auto"/>
         <w:ind w:left="576" w:hanging="576"/>
       </w:pPr>
-      <w:bookmarkStart w:id="21" w:name="_Toc138950042"/>
-      <w:bookmarkStart w:id="22" w:name="_Toc202882452"/>
+      <w:bookmarkStart w:id="22" w:name="_Toc138950042"/>
+      <w:bookmarkStart w:id="23" w:name="_Toc202882858"/>
       <w:r>
         <w:lastRenderedPageBreak/>
         <w:t>ABL Demo Application</w:t>
       </w:r>
-      <w:bookmarkEnd w:id="21"/>
       <w:bookmarkEnd w:id="22"/>
+      <w:bookmarkEnd w:id="23"/>
     </w:p>
     <w:p>
       <w:pPr>
@@ -8515,14 +8530,14 @@
         <w:spacing w:before="240" w:after="60" w:line="240" w:lineRule="auto"/>
         <w:ind w:left="576" w:hanging="576"/>
       </w:pPr>
-      <w:bookmarkStart w:id="23" w:name="_Toc138950043"/>
-      <w:bookmarkStart w:id="24" w:name="_Toc202882453"/>
+      <w:bookmarkStart w:id="24" w:name="_Toc138950043"/>
+      <w:bookmarkStart w:id="25" w:name="_Toc202882859"/>
       <w:r>
         <w:lastRenderedPageBreak/>
         <w:t>.NET Demo Application</w:t>
       </w:r>
-      <w:bookmarkEnd w:id="23"/>
       <w:bookmarkEnd w:id="24"/>
+      <w:bookmarkEnd w:id="25"/>
     </w:p>
     <w:p>
       <w:pPr>
@@ -8721,13 +8736,13 @@
         <w:spacing w:before="240" w:after="60" w:line="240" w:lineRule="auto"/>
         <w:ind w:left="576" w:hanging="576"/>
       </w:pPr>
-      <w:bookmarkStart w:id="25" w:name="_Toc138950044"/>
-      <w:bookmarkStart w:id="26" w:name="_Toc202882454"/>
+      <w:bookmarkStart w:id="26" w:name="_Toc138950044"/>
+      <w:bookmarkStart w:id="27" w:name="_Toc202882860"/>
       <w:r>
         <w:t>Passing parameters to a service</w:t>
       </w:r>
-      <w:bookmarkEnd w:id="25"/>
       <w:bookmarkEnd w:id="26"/>
+      <w:bookmarkEnd w:id="27"/>
       <w:r>
         <w:tab/>
       </w:r>
@@ -9086,13 +9101,13 @@
         <w:spacing w:before="240" w:after="60" w:line="240" w:lineRule="auto"/>
         <w:ind w:left="576" w:hanging="576"/>
       </w:pPr>
-      <w:bookmarkStart w:id="27" w:name="_Toc138950045"/>
-      <w:bookmarkStart w:id="28" w:name="_Toc202882455"/>
+      <w:bookmarkStart w:id="28" w:name="_Toc138950045"/>
+      <w:bookmarkStart w:id="29" w:name="_Toc202882861"/>
       <w:r>
         <w:t>Performance</w:t>
       </w:r>
-      <w:bookmarkEnd w:id="27"/>
       <w:bookmarkEnd w:id="28"/>
+      <w:bookmarkEnd w:id="29"/>
     </w:p>
     <w:p>
       <w:pPr>
@@ -10111,8 +10126,8 @@
           <w:lang w:val="en-US"/>
         </w:rPr>
       </w:pPr>
-      <w:bookmarkStart w:id="29" w:name="_Toc138950046"/>
-      <w:bookmarkStart w:id="30" w:name="_Toc202882456"/>
+      <w:bookmarkStart w:id="30" w:name="_Toc138950046"/>
+      <w:bookmarkStart w:id="31" w:name="_Toc202882862"/>
       <w:r>
         <w:rPr>
           <w:lang w:val="en-US"/>
@@ -10120,8 +10135,8 @@
         <w:lastRenderedPageBreak/>
         <w:t>Source code</w:t>
       </w:r>
-      <w:bookmarkEnd w:id="29"/>
       <w:bookmarkEnd w:id="30"/>
+      <w:bookmarkEnd w:id="31"/>
     </w:p>
     <w:p>
       <w:pPr>
@@ -10141,11 +10156,11 @@
         <w:spacing w:before="240" w:after="60" w:line="240" w:lineRule="auto"/>
         <w:ind w:left="576" w:hanging="576"/>
       </w:pPr>
-      <w:bookmarkStart w:id="31" w:name="_Toc202882457"/>
+      <w:bookmarkStart w:id="32" w:name="_Toc202882863"/>
       <w:r>
         <w:t>.NET Demo Application</w:t>
       </w:r>
-      <w:bookmarkEnd w:id="31"/>
+      <w:bookmarkEnd w:id="32"/>
     </w:p>
     <w:p>
       <w:pPr>
@@ -10191,11 +10206,11 @@
       <w:pPr>
         <w:pStyle w:val="berschrift3"/>
       </w:pPr>
-      <w:bookmarkStart w:id="32" w:name="_Toc202882458"/>
+      <w:bookmarkStart w:id="33" w:name="_Toc202882864"/>
       <w:r>
         <w:t>Assemblies</w:t>
       </w:r>
-      <w:bookmarkEnd w:id="32"/>
+      <w:bookmarkEnd w:id="33"/>
     </w:p>
     <w:p>
       <w:pPr>
@@ -10290,7 +10305,7 @@
         <w:rPr>
           <w:lang w:val="en-US"/>
         </w:rPr>
-        <w:t>30</w:t>
+        <w:t>31</w:t>
       </w:r>
       <w:r>
         <w:rPr>
@@ -10349,7 +10364,7 @@
         <w:rPr>
           <w:lang w:val="en-US"/>
         </w:rPr>
-        <w:t>30</w:t>
+        <w:t>31</w:t>
       </w:r>
       <w:r>
         <w:rPr>
@@ -10474,11 +10489,11 @@
       <w:pPr>
         <w:pStyle w:val="berschrift3"/>
       </w:pPr>
-      <w:bookmarkStart w:id="33" w:name="_Toc202882459"/>
+      <w:bookmarkStart w:id="34" w:name="_Toc202882865"/>
       <w:r>
         <w:t>Building the Demo Application</w:t>
       </w:r>
-      <w:bookmarkEnd w:id="33"/>
+      <w:bookmarkEnd w:id="34"/>
     </w:p>
     <w:p>
       <w:pPr>
@@ -11666,13 +11681,13 @@
       <w:pPr>
         <w:pStyle w:val="berschrift2"/>
       </w:pPr>
-      <w:bookmarkStart w:id="34" w:name="_Toc138950048"/>
-      <w:bookmarkStart w:id="35" w:name="_Toc202882460"/>
+      <w:bookmarkStart w:id="35" w:name="_Toc138950048"/>
+      <w:bookmarkStart w:id="36" w:name="_Toc202882866"/>
       <w:r>
         <w:lastRenderedPageBreak/>
         <w:t>Data Provider</w:t>
       </w:r>
-      <w:bookmarkEnd w:id="35"/>
+      <w:bookmarkEnd w:id="36"/>
     </w:p>
     <w:p>
       <w:pPr>
@@ -11710,7 +11725,7 @@
         </w:rPr>
       </w:pPr>
     </w:p>
-    <w:bookmarkEnd w:id="34"/>
+    <w:bookmarkEnd w:id="35"/>
     <w:p>
       <w:pPr>
         <w:tabs>
@@ -11896,9 +11911,9 @@
         <w:spacing w:before="240" w:after="60"/>
         <w:ind w:left="720" w:hanging="720"/>
       </w:pPr>
-      <w:bookmarkStart w:id="36" w:name="_Toc138950049"/>
-      <w:bookmarkStart w:id="37" w:name="_Ref140568827"/>
-      <w:bookmarkStart w:id="38" w:name="_Toc202882461"/>
+      <w:bookmarkStart w:id="37" w:name="_Toc138950049"/>
+      <w:bookmarkStart w:id="38" w:name="_Ref140568827"/>
+      <w:bookmarkStart w:id="39" w:name="_Toc202882867"/>
       <w:r>
         <w:t xml:space="preserve">Building the </w:t>
       </w:r>
@@ -11906,13 +11921,13 @@
       <w:r>
         <w:t>OpenEdgeDataProviderPro</w:t>
       </w:r>
-      <w:bookmarkEnd w:id="36"/>
+      <w:bookmarkEnd w:id="37"/>
       <w:proofErr w:type="spellEnd"/>
       <w:r>
         <w:t xml:space="preserve"> Assembly</w:t>
       </w:r>
-      <w:bookmarkEnd w:id="37"/>
       <w:bookmarkEnd w:id="38"/>
+      <w:bookmarkEnd w:id="39"/>
     </w:p>
     <w:p>
       <w:pPr>
@@ -12109,6 +12124,7 @@
         </w:rPr>
         <w:t>combit.ListLabel</w:t>
       </w:r>
+      <w:proofErr w:type="gramEnd"/>
       <w:r>
         <w:rPr>
           <w:lang w:val="en-US"/>
@@ -12131,7 +12147,7 @@
         <w:rPr>
           <w:lang w:val="en-US"/>
         </w:rPr>
-        <w:t>30</w:t>
+        <w:t>31</w:t>
       </w:r>
       <w:r>
         <w:rPr>
@@ -12139,7 +12155,6 @@
         </w:rPr>
         <w:fldChar w:fldCharType="end"/>
       </w:r>
-      <w:proofErr w:type="gramEnd"/>
       <w:r>
         <w:rPr>
           <w:lang w:val="en-US"/>
@@ -12687,8 +12702,8 @@
         <w:spacing w:before="240" w:after="60"/>
         <w:ind w:left="720" w:hanging="720"/>
       </w:pPr>
-      <w:bookmarkStart w:id="39" w:name="_Toc138950050"/>
-      <w:bookmarkStart w:id="40" w:name="_Toc202882462"/>
+      <w:bookmarkStart w:id="40" w:name="_Toc138950050"/>
+      <w:bookmarkStart w:id="41" w:name="_Toc202882868"/>
       <w:r>
         <w:t xml:space="preserve">Building the </w:t>
       </w:r>
@@ -12696,7 +12711,7 @@
       <w:r>
         <w:t>OpenEdgeDemo</w:t>
       </w:r>
-      <w:bookmarkEnd w:id="39"/>
+      <w:bookmarkEnd w:id="40"/>
       <w:proofErr w:type="spellEnd"/>
       <w:r>
         <w:t xml:space="preserve"> </w:t>
@@ -12704,7 +12719,7 @@
       <w:r>
         <w:t>Application</w:t>
       </w:r>
-      <w:bookmarkEnd w:id="40"/>
+      <w:bookmarkEnd w:id="41"/>
     </w:p>
     <w:p>
       <w:pPr>
@@ -13741,7 +13756,7 @@
           <w:lang w:val="en-US"/>
         </w:rPr>
       </w:pPr>
-      <w:bookmarkStart w:id="41" w:name="_Toc202882463"/>
+      <w:bookmarkStart w:id="42" w:name="_Toc202882869"/>
       <w:r>
         <w:rPr>
           <w:lang w:val="en-US"/>
@@ -13749,7 +13764,7 @@
         <w:lastRenderedPageBreak/>
         <w:t>Closing Remark</w:t>
       </w:r>
-      <w:bookmarkEnd w:id="41"/>
+      <w:bookmarkEnd w:id="42"/>
     </w:p>
     <w:p>
       <w:pPr>
@@ -13818,15 +13833,7 @@
         <w:rPr>
           <w:lang w:val="en-US"/>
         </w:rPr>
-        <w:t xml:space="preserve"> does not offer any support for it. If you need adaptions, you might be able to </w:t>
-      </w:r>
-      <w:bookmarkStart w:id="42" w:name="_GoBack"/>
-      <w:bookmarkEnd w:id="42"/>
-      <w:r>
-        <w:rPr>
-          <w:lang w:val="en-US"/>
-        </w:rPr>
-        <w:t xml:space="preserve">contact Thomas </w:t>
+        <w:t xml:space="preserve"> does not offer any support for it. If you need adaptions, you might be able to contact Thomas </w:t>
       </w:r>
       <w:proofErr w:type="spellStart"/>
       <w:r>
@@ -23755,7 +23762,7 @@
 </file>
 
 <file path=customXml/itemProps1.xml><?xml version="1.0" encoding="utf-8"?>
-<ds:datastoreItem xmlns:ds="http://schemas.openxmlformats.org/officeDocument/2006/customXml" ds:itemID="{6FDE46EA-B2B5-4735-8F1A-6E980A5BE22C}">
+<ds:datastoreItem xmlns:ds="http://schemas.openxmlformats.org/officeDocument/2006/customXml" ds:itemID="{F840479F-4A6F-474B-B947-CB56B5A18CC0}">
   <ds:schemaRefs>
     <ds:schemaRef ds:uri="http://schemas.openxmlformats.org/officeDocument/2006/bibliography"/>
   </ds:schemaRefs>
